--- a/StateOfPractice/MACREM-2026/SupportingDocuments/Oral-Consent-Script.docx
+++ b/StateOfPractice/MACREM-2026/SupportingDocuments/Oral-Consent-Script.docx
@@ -245,14 +245,46 @@
         </w:rPr>
         <w:t xml:space="preserve">Hello.  I’m </w:t>
       </w:r>
-      <w:r>
-        <w:rPr>
-          <w:rFonts w:ascii="Arial" w:hAnsi="Arial" w:cs="Arial"/>
-          <w:sz w:val="22"/>
-          <w:szCs w:val="22"/>
-        </w:rPr>
-        <w:t>Ryan</w:t>
-      </w:r>
+      <w:del w:id="0" w:author="Spencer Smith" w:date="2026-06-12T10:28:00Z" w16du:dateUtc="2026-06-12T14:28:00Z">
+        <w:r>
+          <w:rPr>
+            <w:rFonts w:ascii="Arial" w:hAnsi="Arial" w:cs="Arial"/>
+            <w:sz w:val="22"/>
+            <w:szCs w:val="22"/>
+          </w:rPr>
+          <w:delText>Ryan</w:delText>
+        </w:r>
+      </w:del>
+      <w:ins w:id="1" w:author="Spencer Smith" w:date="2026-06-12T10:29:00Z" w16du:dateUtc="2026-06-12T14:29:00Z">
+        <w:r>
+          <w:rPr>
+            <w:rFonts w:ascii="Arial" w:hAnsi="Arial" w:cs="Arial"/>
+            <w:sz w:val="22"/>
+            <w:szCs w:val="22"/>
+          </w:rPr>
+          <w:t>{</w:t>
+        </w:r>
+      </w:ins>
+      <w:ins w:id="2" w:author="Spencer Smith" w:date="2026-06-12T10:28:00Z" w16du:dateUtc="2026-06-12T14:28:00Z">
+        <w:r>
+          <w:rPr>
+            <w:rFonts w:ascii="Arial" w:hAnsi="Arial" w:cs="Arial"/>
+            <w:sz w:val="22"/>
+            <w:szCs w:val="22"/>
+          </w:rPr>
+          <w:t xml:space="preserve">Student </w:t>
+        </w:r>
+      </w:ins>
+      <w:ins w:id="3" w:author="Spencer Smith" w:date="2026-06-12T10:29:00Z" w16du:dateUtc="2026-06-12T14:29:00Z">
+        <w:r>
+          <w:rPr>
+            <w:rFonts w:ascii="Arial" w:hAnsi="Arial" w:cs="Arial"/>
+            <w:sz w:val="22"/>
+            <w:szCs w:val="22"/>
+          </w:rPr>
+          <w:t>Investigator}</w:t>
+        </w:r>
+      </w:ins>
       <w:r>
         <w:rPr>
           <w:rFonts w:ascii="Arial" w:hAnsi="Arial" w:cs="Arial"/>
@@ -279,49 +311,259 @@
         </w:rPr>
         <w:t xml:space="preserve"> I’m conducting this as part of research for my </w:t>
       </w:r>
+      <w:del w:id="4" w:author="Spencer Smith" w:date="2026-06-12T10:29:00Z" w16du:dateUtc="2026-06-12T14:29:00Z">
+        <w:r>
+          <w:rPr>
+            <w:rFonts w:ascii="Arial" w:hAnsi="Arial" w:cs="Arial"/>
+            <w:sz w:val="22"/>
+            <w:szCs w:val="22"/>
+          </w:rPr>
+          <w:delText xml:space="preserve">Masters of Engineering </w:delText>
+        </w:r>
+      </w:del>
+      <w:r>
+        <w:rPr>
+          <w:rFonts w:ascii="Arial" w:hAnsi="Arial" w:cs="Arial"/>
+          <w:sz w:val="22"/>
+          <w:szCs w:val="22"/>
+        </w:rPr>
+        <w:t xml:space="preserve">studies at McMaster University’s Department of </w:t>
+      </w:r>
+      <w:r>
+        <w:rPr>
+          <w:rFonts w:ascii="Arial" w:hAnsi="Arial" w:cs="Arial"/>
+          <w:sz w:val="22"/>
+          <w:szCs w:val="22"/>
+        </w:rPr>
+        <w:t>Computing and Software</w:t>
+      </w:r>
+      <w:r>
+        <w:rPr>
+          <w:rFonts w:ascii="Arial" w:hAnsi="Arial" w:cs="Arial"/>
+          <w:sz w:val="22"/>
+          <w:szCs w:val="22"/>
+        </w:rPr>
+        <w:t xml:space="preserve"> in Hamilton, Ontario, Canada. I’m working under the direction Dr. Smith of McMaster’s Department of Engineering.  </w:t>
+      </w:r>
+    </w:p>
+    <w:p>
+      <w:pPr>
+        <w:rPr>
+          <w:ins w:id="5" w:author="Spencer Smith" w:date="2026-06-12T11:59:00Z" w16du:dateUtc="2026-06-12T15:59:00Z"/>
+          <w:rFonts w:ascii="Arial" w:hAnsi="Arial" w:cs="Arial"/>
+          <w:sz w:val="22"/>
+          <w:szCs w:val="22"/>
+        </w:rPr>
+      </w:pPr>
+    </w:p>
+    <w:p>
+      <w:pPr>
+        <w:rPr>
+          <w:ins w:id="6" w:author="Spencer Smith" w:date="2026-06-12T12:04:00Z" w16du:dateUtc="2026-06-12T16:04:00Z"/>
+          <w:rFonts w:ascii="Arial" w:hAnsi="Arial" w:cs="Arial"/>
+          <w:sz w:val="22"/>
+          <w:szCs w:val="22"/>
+        </w:rPr>
+      </w:pPr>
       <w:proofErr w:type="gramStart"/>
-      <w:r>
-        <w:rPr>
-          <w:rFonts w:ascii="Arial" w:hAnsi="Arial" w:cs="Arial"/>
-          <w:sz w:val="22"/>
-          <w:szCs w:val="22"/>
-        </w:rPr>
-        <w:t>Masters of Engineering studies</w:t>
-      </w:r>
-      <w:proofErr w:type="gramEnd"/>
-      <w:r>
-        <w:rPr>
-          <w:rFonts w:ascii="Arial" w:hAnsi="Arial" w:cs="Arial"/>
-          <w:sz w:val="22"/>
-          <w:szCs w:val="22"/>
-        </w:rPr>
-        <w:t xml:space="preserve"> at McMaster University’s Department of </w:t>
-      </w:r>
-      <w:r>
-        <w:rPr>
-          <w:rFonts w:ascii="Arial" w:hAnsi="Arial" w:cs="Arial"/>
-          <w:sz w:val="22"/>
-          <w:szCs w:val="22"/>
-        </w:rPr>
-        <w:t>Computing and Software</w:t>
-      </w:r>
-      <w:r>
-        <w:rPr>
-          <w:rFonts w:ascii="Arial" w:hAnsi="Arial" w:cs="Arial"/>
-          <w:sz w:val="22"/>
-          <w:szCs w:val="22"/>
-        </w:rPr>
-        <w:t xml:space="preserve"> in Hamilton, Ontario, Canada. I’m working under the direction Dr. Smith of McMaster’s Department of Engineering.  </w:t>
-      </w:r>
-    </w:p>
-    <w:p>
-      <w:pPr>
-        <w:rPr>
-          <w:rFonts w:ascii="Arial" w:hAnsi="Arial" w:cs="Arial"/>
-          <w:sz w:val="22"/>
-          <w:szCs w:val="22"/>
-        </w:rPr>
-      </w:pPr>
+      <w:ins w:id="7" w:author="Spencer Smith" w:date="2026-06-12T11:59:00Z" w16du:dateUtc="2026-06-12T15:59:00Z">
+        <w:r>
+          <w:rPr>
+            <w:rFonts w:ascii="Arial" w:hAnsi="Arial" w:cs="Arial"/>
+            <w:sz w:val="22"/>
+            <w:szCs w:val="22"/>
+          </w:rPr>
+          <w:t>&lt;[</w:t>
+        </w:r>
+        <w:proofErr w:type="gramEnd"/>
+        <w:r>
+          <w:rPr>
+            <w:rFonts w:ascii="Arial" w:hAnsi="Arial" w:cs="Arial"/>
+            <w:sz w:val="22"/>
+            <w:szCs w:val="22"/>
+          </w:rPr>
+          <w:t xml:space="preserve">In the case where Christopher </w:t>
+        </w:r>
+      </w:ins>
+      <w:ins w:id="8" w:author="Spencer Smith" w:date="2026-06-12T12:02:00Z" w16du:dateUtc="2026-06-12T16:02:00Z">
+        <w:r>
+          <w:rPr>
+            <w:rFonts w:ascii="Arial" w:hAnsi="Arial" w:cs="Arial"/>
+            <w:sz w:val="22"/>
+            <w:szCs w:val="22"/>
+          </w:rPr>
+          <w:t>would like to</w:t>
+        </w:r>
+      </w:ins>
+      <w:ins w:id="9" w:author="Spencer Smith" w:date="2026-06-12T11:59:00Z" w16du:dateUtc="2026-06-12T15:59:00Z">
+        <w:r>
+          <w:rPr>
+            <w:rFonts w:ascii="Arial" w:hAnsi="Arial" w:cs="Arial"/>
+            <w:sz w:val="22"/>
+            <w:szCs w:val="22"/>
+          </w:rPr>
+          <w:t xml:space="preserve"> ask</w:t>
+        </w:r>
+      </w:ins>
+      <w:ins w:id="10" w:author="Spencer Smith" w:date="2026-06-12T12:02:00Z" w16du:dateUtc="2026-06-12T16:02:00Z">
+        <w:r>
+          <w:rPr>
+            <w:rFonts w:ascii="Arial" w:hAnsi="Arial" w:cs="Arial"/>
+            <w:sz w:val="22"/>
+            <w:szCs w:val="22"/>
+          </w:rPr>
+          <w:t xml:space="preserve"> </w:t>
+        </w:r>
+      </w:ins>
+      <w:ins w:id="11" w:author="Spencer Smith" w:date="2026-06-12T11:59:00Z" w16du:dateUtc="2026-06-12T15:59:00Z">
+        <w:r>
+          <w:rPr>
+            <w:rFonts w:ascii="Arial" w:hAnsi="Arial" w:cs="Arial"/>
+            <w:sz w:val="22"/>
+            <w:szCs w:val="22"/>
+          </w:rPr>
+          <w:t>Ziyang to join for training purpo</w:t>
+        </w:r>
+      </w:ins>
+      <w:ins w:id="12" w:author="Spencer Smith" w:date="2026-06-12T12:00:00Z" w16du:dateUtc="2026-06-12T16:00:00Z">
+        <w:r>
+          <w:rPr>
+            <w:rFonts w:ascii="Arial" w:hAnsi="Arial" w:cs="Arial"/>
+            <w:sz w:val="22"/>
+            <w:szCs w:val="22"/>
+          </w:rPr>
+          <w:t>ses.]  I</w:t>
+        </w:r>
+      </w:ins>
+      <w:ins w:id="13" w:author="Spencer Smith" w:date="2026-06-12T12:01:00Z" w16du:dateUtc="2026-06-12T16:01:00Z">
+        <w:r>
+          <w:rPr>
+            <w:rFonts w:ascii="Arial" w:hAnsi="Arial" w:cs="Arial"/>
+            <w:sz w:val="22"/>
+            <w:szCs w:val="22"/>
+          </w:rPr>
+          <w:t xml:space="preserve">f you are agreeable, I would like to ask my colleague </w:t>
+        </w:r>
+      </w:ins>
+      <w:ins w:id="14" w:author="Spencer Smith" w:date="2026-06-12T12:00:00Z" w16du:dateUtc="2026-06-12T16:00:00Z">
+        <w:r>
+          <w:rPr>
+            <w:rFonts w:ascii="Arial" w:hAnsi="Arial" w:cs="Arial"/>
+            <w:sz w:val="22"/>
+            <w:szCs w:val="22"/>
+          </w:rPr>
+          <w:t>Ziyang Fang</w:t>
+        </w:r>
+      </w:ins>
+      <w:ins w:id="15" w:author="Spencer Smith" w:date="2026-06-12T12:05:00Z" w16du:dateUtc="2026-06-12T16:05:00Z">
+        <w:r>
+          <w:rPr>
+            <w:rFonts w:ascii="Arial" w:hAnsi="Arial" w:cs="Arial"/>
+            <w:sz w:val="22"/>
+            <w:szCs w:val="22"/>
+          </w:rPr>
+          <w:t>, another Student Investigator,</w:t>
+        </w:r>
+      </w:ins>
+      <w:ins w:id="16" w:author="Spencer Smith" w:date="2026-06-12T12:01:00Z" w16du:dateUtc="2026-06-12T16:01:00Z">
+        <w:r>
+          <w:rPr>
+            <w:rFonts w:ascii="Arial" w:hAnsi="Arial" w:cs="Arial"/>
+            <w:sz w:val="22"/>
+            <w:szCs w:val="22"/>
+          </w:rPr>
+          <w:t xml:space="preserve"> to join us</w:t>
+        </w:r>
+      </w:ins>
+      <w:ins w:id="17" w:author="Spencer Smith" w:date="2026-06-12T12:00:00Z" w16du:dateUtc="2026-06-12T16:00:00Z">
+        <w:r>
+          <w:rPr>
+            <w:rFonts w:ascii="Arial" w:hAnsi="Arial" w:cs="Arial"/>
+            <w:sz w:val="22"/>
+            <w:szCs w:val="22"/>
+          </w:rPr>
+          <w:t xml:space="preserve">.  </w:t>
+        </w:r>
+      </w:ins>
+      <w:ins w:id="18" w:author="Spencer Smith" w:date="2026-06-12T12:01:00Z" w16du:dateUtc="2026-06-12T16:01:00Z">
+        <w:r>
+          <w:rPr>
+            <w:rFonts w:ascii="Arial" w:hAnsi="Arial" w:cs="Arial"/>
+            <w:sz w:val="22"/>
+            <w:szCs w:val="22"/>
+          </w:rPr>
+          <w:t xml:space="preserve">Ziyang is new to interview techniques and would benefit from observing.  </w:t>
+        </w:r>
+      </w:ins>
+      <w:ins w:id="19" w:author="Spencer Smith" w:date="2026-06-12T12:02:00Z" w16du:dateUtc="2026-06-12T16:02:00Z">
+        <w:r>
+          <w:rPr>
+            <w:rFonts w:ascii="Arial" w:hAnsi="Arial" w:cs="Arial"/>
+            <w:sz w:val="22"/>
+            <w:szCs w:val="22"/>
+          </w:rPr>
+          <w:t>With your consent, I will ask Ziyang to join us. If you prefer</w:t>
+        </w:r>
+      </w:ins>
+      <w:ins w:id="20" w:author="Spencer Smith" w:date="2026-06-12T12:03:00Z" w16du:dateUtc="2026-06-12T16:03:00Z">
+        <w:r>
+          <w:rPr>
+            <w:rFonts w:ascii="Arial" w:hAnsi="Arial" w:cs="Arial"/>
+            <w:sz w:val="22"/>
+            <w:szCs w:val="22"/>
+          </w:rPr>
+          <w:t>, we can proceed</w:t>
+        </w:r>
+      </w:ins>
+      <w:ins w:id="21" w:author="Spencer Smith" w:date="2026-06-12T12:04:00Z" w16du:dateUtc="2026-06-12T16:04:00Z">
+        <w:r>
+          <w:rPr>
+            <w:rFonts w:ascii="Arial" w:hAnsi="Arial" w:cs="Arial"/>
+            <w:sz w:val="22"/>
+            <w:szCs w:val="22"/>
+          </w:rPr>
+          <w:t xml:space="preserve"> without Ziyang. [Pause to invite Ziyang to the call, if oral consent has been granted.</w:t>
+        </w:r>
+      </w:ins>
+      <w:ins w:id="22" w:author="Spencer Smith" w:date="2026-06-12T12:05:00Z" w16du:dateUtc="2026-06-12T16:05:00Z">
+        <w:r>
+          <w:rPr>
+            <w:rFonts w:ascii="Arial" w:hAnsi="Arial" w:cs="Arial"/>
+            <w:sz w:val="22"/>
+            <w:szCs w:val="22"/>
+          </w:rPr>
+          <w:t>]</w:t>
+        </w:r>
+      </w:ins>
+      <w:ins w:id="23" w:author="Spencer Smith" w:date="2026-06-12T12:04:00Z" w16du:dateUtc="2026-06-12T16:04:00Z">
+        <w:r>
+          <w:rPr>
+            <w:rFonts w:ascii="Arial" w:hAnsi="Arial" w:cs="Arial"/>
+            <w:sz w:val="22"/>
+            <w:szCs w:val="22"/>
+          </w:rPr>
+          <w:t>&gt;</w:t>
+        </w:r>
+      </w:ins>
+    </w:p>
+    <w:p>
+      <w:pPr>
+        <w:rPr>
+          <w:rFonts w:ascii="Arial" w:hAnsi="Arial" w:cs="Arial"/>
+          <w:sz w:val="22"/>
+          <w:szCs w:val="22"/>
+        </w:rPr>
+      </w:pPr>
+      <w:ins w:id="24" w:author="Spencer Smith" w:date="2026-06-12T12:00:00Z" w16du:dateUtc="2026-06-12T16:00:00Z">
+        <w:r>
+          <w:rPr>
+            <w:rFonts w:ascii="Arial" w:hAnsi="Arial" w:cs="Arial"/>
+            <w:sz w:val="22"/>
+            <w:szCs w:val="22"/>
+          </w:rPr>
+          <w:t xml:space="preserve"> </w:t>
+        </w:r>
+      </w:ins>
     </w:p>
     <w:p>
       <w:pPr>
@@ -426,6 +668,50 @@
         </w:rPr>
         <w:t xml:space="preserve"> The audio answers to your questions will be temporarily recorded and securely saved on Microsoft Teams.</w:t>
       </w:r>
+      <w:ins w:id="25" w:author="Spencer Smith" w:date="2026-06-12T11:29:00Z" w16du:dateUtc="2026-06-12T15:29:00Z">
+        <w:r>
+          <w:rPr>
+            <w:rFonts w:ascii="Arial" w:hAnsi="Arial" w:cs="Arial"/>
+            <w:sz w:val="22"/>
+            <w:szCs w:val="22"/>
+            <w:shd w:val="clear" w:color="auto" w:fill="CCCCCC"/>
+          </w:rPr>
+          <w:t xml:space="preserve">  The data will be </w:t>
+        </w:r>
+      </w:ins>
+      <w:ins w:id="26" w:author="Spencer Smith" w:date="2026-06-12T11:30:00Z" w16du:dateUtc="2026-06-12T15:30:00Z">
+        <w:r>
+          <w:rPr>
+            <w:rFonts w:ascii="Arial" w:hAnsi="Arial" w:cs="Arial"/>
+            <w:sz w:val="22"/>
+            <w:szCs w:val="22"/>
+            <w:shd w:val="clear" w:color="auto" w:fill="CCCCCC"/>
+          </w:rPr>
+          <w:t>retained</w:t>
+        </w:r>
+      </w:ins>
+      <w:ins w:id="27" w:author="Spencer Smith" w:date="2026-06-12T11:29:00Z" w16du:dateUtc="2026-06-12T15:29:00Z">
+        <w:r>
+          <w:rPr>
+            <w:rFonts w:ascii="Arial" w:hAnsi="Arial" w:cs="Arial"/>
+            <w:sz w:val="22"/>
+            <w:szCs w:val="22"/>
+            <w:shd w:val="clear" w:color="auto" w:fill="CCCCCC"/>
+          </w:rPr>
+          <w:t xml:space="preserve"> for 3 </w:t>
+        </w:r>
+      </w:ins>
+      <w:ins w:id="28" w:author="Spencer Smith" w:date="2026-06-12T11:30:00Z" w16du:dateUtc="2026-06-12T15:30:00Z">
+        <w:r>
+          <w:rPr>
+            <w:rFonts w:ascii="Arial" w:hAnsi="Arial" w:cs="Arial"/>
+            <w:sz w:val="22"/>
+            <w:szCs w:val="22"/>
+            <w:shd w:val="clear" w:color="auto" w:fill="CCCCCC"/>
+          </w:rPr>
+          <w:t>years after the study and then deleted.</w:t>
+        </w:r>
+      </w:ins>
     </w:p>
     <w:p>
       <w:pPr>
@@ -488,8 +774,30 @@
           <w:szCs w:val="22"/>
           <w:lang w:val="en-CA"/>
         </w:rPr>
-        <w:t xml:space="preserve">The risks have been described in the letter of consent that has been signed. To review, there are no physical risks, there is little psychological risk. You may feel that your work is being </w:t>
-      </w:r>
+        <w:t xml:space="preserve">The risks have been described in the letter of consent that </w:t>
+      </w:r>
+      <w:del w:id="29" w:author="Spencer Smith" w:date="2026-06-12T10:30:00Z" w16du:dateUtc="2026-06-12T14:30:00Z">
+        <w:r>
+          <w:rPr>
+            <w:rFonts w:ascii="Arial" w:hAnsi="Arial" w:cs="Arial"/>
+            <w:sz w:val="22"/>
+            <w:szCs w:val="22"/>
+            <w:lang w:val="en-CA"/>
+          </w:rPr>
+          <w:delText>has been signed</w:delText>
+        </w:r>
+      </w:del>
+      <w:ins w:id="30" w:author="Spencer Smith" w:date="2026-06-12T10:30:00Z" w16du:dateUtc="2026-06-12T14:30:00Z">
+        <w:r>
+          <w:rPr>
+            <w:rFonts w:ascii="Arial" w:hAnsi="Arial" w:cs="Arial"/>
+            <w:sz w:val="22"/>
+            <w:szCs w:val="22"/>
+            <w:lang w:val="en-CA"/>
+          </w:rPr>
+          <w:t>your received</w:t>
+        </w:r>
+      </w:ins>
       <w:r>
         <w:rPr>
           <w:rFonts w:ascii="Arial" w:hAnsi="Arial" w:cs="Arial"/>
@@ -497,6 +805,15 @@
           <w:szCs w:val="22"/>
           <w:lang w:val="en-CA"/>
         </w:rPr>
+        <w:t xml:space="preserve">. To review, there are no physical risks, there is little psychological risk. You may feel that your work is being </w:t>
+      </w:r>
+      <w:r>
+        <w:rPr>
+          <w:rFonts w:ascii="Arial" w:hAnsi="Arial" w:cs="Arial"/>
+          <w:sz w:val="22"/>
+          <w:szCs w:val="22"/>
+          <w:lang w:val="en-CA"/>
+        </w:rPr>
         <w:t>scrutinized</w:t>
       </w:r>
       <w:r>
@@ -506,7 +823,54 @@
           <w:szCs w:val="22"/>
           <w:lang w:val="en-CA"/>
         </w:rPr>
-        <w:t xml:space="preserve">. We assure that our questions are objective and technical, and do not suggest a course of action. The social risk associated with this interview is minimal. We will keep your identity private. All personal information will be stored securely on password protected email accounts on password protected computers. </w:t>
+        <w:t xml:space="preserve">. We assure that our questions are objective and technical, and do not suggest a course of action. The social risk associated with this interview is minimal. We will keep your identity private. </w:t>
+      </w:r>
+      <w:ins w:id="31" w:author="Spencer Smith" w:date="2026-06-12T11:20:00Z" w16du:dateUtc="2026-06-12T15:20:00Z">
+        <w:r>
+          <w:rPr>
+            <w:rFonts w:ascii="Arial" w:hAnsi="Arial" w:cs="Arial"/>
+            <w:sz w:val="22"/>
+            <w:szCs w:val="22"/>
+            <w:lang w:val="en-CA"/>
+          </w:rPr>
+          <w:t xml:space="preserve">However, </w:t>
+        </w:r>
+        <w:r>
+          <w:rPr>
+            <w:rFonts w:ascii="Arial" w:hAnsi="Arial" w:cs="Arial"/>
+            <w:sz w:val="22"/>
+            <w:szCs w:val="22"/>
+            <w:lang w:val="en-CA"/>
+          </w:rPr>
+          <w:t xml:space="preserve">maintaining the privacy of interviewed sole developers, or members from a small developer team, may not be possible since their identities can </w:t>
+        </w:r>
+        <w:r>
+          <w:rPr>
+            <w:rFonts w:ascii="Arial" w:hAnsi="Arial" w:cs="Arial"/>
+            <w:sz w:val="22"/>
+            <w:szCs w:val="22"/>
+            <w:lang w:val="en-CA"/>
+          </w:rPr>
+          <w:t xml:space="preserve">potentially </w:t>
+        </w:r>
+        <w:r>
+          <w:rPr>
+            <w:rFonts w:ascii="Arial" w:hAnsi="Arial" w:cs="Arial"/>
+            <w:sz w:val="22"/>
+            <w:szCs w:val="22"/>
+            <w:lang w:val="en-CA"/>
+          </w:rPr>
+          <w:t xml:space="preserve">be inferred. The interviewee will have to accept this risk if they choose to be interviewed. </w:t>
+        </w:r>
+      </w:ins>
+      <w:r>
+        <w:rPr>
+          <w:rFonts w:ascii="Arial" w:hAnsi="Arial" w:cs="Arial"/>
+          <w:sz w:val="22"/>
+          <w:szCs w:val="22"/>
+          <w:lang w:val="en-CA"/>
+        </w:rPr>
+        <w:t xml:space="preserve">All personal information will be stored securely on password protected email accounts on password protected computers. </w:t>
       </w:r>
       <w:r>
         <w:rPr>
@@ -655,6 +1019,7 @@
           <w:sz w:val="22"/>
           <w:szCs w:val="22"/>
         </w:rPr>
+        <w:lastRenderedPageBreak/>
         <w:t xml:space="preserve">Information that could identify you will not be published or shared beyond the research team unless we have your permission.  </w:t>
       </w:r>
     </w:p>
@@ -1132,141 +1497,161 @@
     <w:p>
       <w:pPr>
         <w:rPr>
-          <w:rFonts w:ascii="Arial" w:hAnsi="Arial" w:cs="Arial"/>
-          <w:sz w:val="22"/>
-          <w:szCs w:val="22"/>
-        </w:rPr>
-      </w:pPr>
-      <w:r>
-        <w:rPr>
-          <w:rFonts w:ascii="Arial" w:hAnsi="Arial" w:cs="Arial"/>
-          <w:sz w:val="22"/>
-          <w:szCs w:val="22"/>
-        </w:rPr>
-        <w:t>This study has been reviewed and cleared by the McMaster Research Ethics Board.  If you have concerns or questions about your rights as a participant or about the way the study is conducted, you may contact:</w:t>
-      </w:r>
-    </w:p>
-    <w:p>
-      <w:pPr>
-        <w:rPr>
-          <w:rFonts w:ascii="Arial" w:hAnsi="Arial" w:cs="Arial"/>
-          <w:sz w:val="22"/>
-          <w:szCs w:val="22"/>
-        </w:rPr>
-      </w:pPr>
-    </w:p>
-    <w:p>
-      <w:pPr>
-        <w:rPr>
-          <w:rFonts w:ascii="Arial" w:hAnsi="Arial" w:cs="Arial"/>
-          <w:sz w:val="22"/>
-          <w:szCs w:val="22"/>
-        </w:rPr>
-      </w:pPr>
-      <w:r>
-        <w:rPr>
-          <w:rFonts w:ascii="Arial" w:hAnsi="Arial" w:cs="Arial"/>
-          <w:sz w:val="22"/>
-          <w:szCs w:val="22"/>
-        </w:rPr>
-        <w:tab/>
-      </w:r>
-      <w:r>
-        <w:rPr>
-          <w:rFonts w:ascii="Arial" w:hAnsi="Arial" w:cs="Arial"/>
-          <w:sz w:val="22"/>
-          <w:szCs w:val="22"/>
-        </w:rPr>
-        <w:tab/>
-        <w:t>McMaster Research Ethics Board Secretariat</w:t>
-      </w:r>
-    </w:p>
-    <w:p>
-      <w:pPr>
-        <w:rPr>
-          <w:rFonts w:ascii="Arial" w:hAnsi="Arial" w:cs="Arial"/>
-          <w:sz w:val="22"/>
-          <w:szCs w:val="22"/>
-        </w:rPr>
-      </w:pPr>
-      <w:r>
-        <w:rPr>
-          <w:rFonts w:ascii="Arial" w:hAnsi="Arial" w:cs="Arial"/>
-          <w:sz w:val="22"/>
-          <w:szCs w:val="22"/>
-        </w:rPr>
-        <w:tab/>
-      </w:r>
-      <w:r>
-        <w:rPr>
-          <w:rFonts w:ascii="Arial" w:hAnsi="Arial" w:cs="Arial"/>
-          <w:sz w:val="22"/>
-          <w:szCs w:val="22"/>
-        </w:rPr>
-        <w:tab/>
-        <w:t>Telephone: (905) 525-9140 ext. 23142</w:t>
-      </w:r>
-    </w:p>
-    <w:p>
-      <w:pPr>
-        <w:rPr>
+          <w:del w:id="32" w:author="Spencer Smith" w:date="2026-06-12T11:49:00Z" w16du:dateUtc="2026-06-12T15:49:00Z"/>
+          <w:rFonts w:ascii="Arial" w:hAnsi="Arial" w:cs="Arial"/>
+          <w:sz w:val="22"/>
+          <w:szCs w:val="22"/>
+        </w:rPr>
+      </w:pPr>
+      <w:del w:id="33" w:author="Spencer Smith" w:date="2026-06-12T11:49:00Z" w16du:dateUtc="2026-06-12T15:49:00Z">
+        <w:r>
+          <w:rPr>
+            <w:rFonts w:ascii="Arial" w:hAnsi="Arial" w:cs="Arial"/>
+            <w:sz w:val="22"/>
+            <w:szCs w:val="22"/>
+          </w:rPr>
+          <w:delText>This study has been reviewed and cleared by the McMaster Research Ethics Board.  If you have concerns or questions about your rights as a participant or about the way the study is conducted, you may contact:</w:delText>
+        </w:r>
+      </w:del>
+    </w:p>
+    <w:p>
+      <w:pPr>
+        <w:rPr>
+          <w:del w:id="34" w:author="Spencer Smith" w:date="2026-06-12T11:49:00Z" w16du:dateUtc="2026-06-12T15:49:00Z"/>
+          <w:rFonts w:ascii="Arial" w:hAnsi="Arial" w:cs="Arial"/>
+          <w:sz w:val="22"/>
+          <w:szCs w:val="22"/>
+        </w:rPr>
+      </w:pPr>
+    </w:p>
+    <w:p>
+      <w:pPr>
+        <w:rPr>
+          <w:del w:id="35" w:author="Spencer Smith" w:date="2026-06-12T11:49:00Z" w16du:dateUtc="2026-06-12T15:49:00Z"/>
+          <w:rFonts w:ascii="Arial" w:hAnsi="Arial" w:cs="Arial"/>
+          <w:sz w:val="22"/>
+          <w:szCs w:val="22"/>
+        </w:rPr>
+      </w:pPr>
+      <w:del w:id="36" w:author="Spencer Smith" w:date="2026-06-12T11:49:00Z" w16du:dateUtc="2026-06-12T15:49:00Z">
+        <w:r>
+          <w:rPr>
+            <w:rFonts w:ascii="Arial" w:hAnsi="Arial" w:cs="Arial"/>
+            <w:sz w:val="22"/>
+            <w:szCs w:val="22"/>
+          </w:rPr>
+          <w:tab/>
+        </w:r>
+        <w:r>
+          <w:rPr>
+            <w:rFonts w:ascii="Arial" w:hAnsi="Arial" w:cs="Arial"/>
+            <w:sz w:val="22"/>
+            <w:szCs w:val="22"/>
+          </w:rPr>
+          <w:tab/>
+          <w:delText>McMaster Research Ethics Board Secretariat</w:delText>
+        </w:r>
+      </w:del>
+    </w:p>
+    <w:p>
+      <w:pPr>
+        <w:rPr>
+          <w:del w:id="37" w:author="Spencer Smith" w:date="2026-06-12T11:49:00Z" w16du:dateUtc="2026-06-12T15:49:00Z"/>
+          <w:rFonts w:ascii="Arial" w:hAnsi="Arial" w:cs="Arial"/>
+          <w:sz w:val="22"/>
+          <w:szCs w:val="22"/>
+        </w:rPr>
+      </w:pPr>
+      <w:del w:id="38" w:author="Spencer Smith" w:date="2026-06-12T11:49:00Z" w16du:dateUtc="2026-06-12T15:49:00Z">
+        <w:r>
+          <w:rPr>
+            <w:rFonts w:ascii="Arial" w:hAnsi="Arial" w:cs="Arial"/>
+            <w:sz w:val="22"/>
+            <w:szCs w:val="22"/>
+          </w:rPr>
+          <w:tab/>
+        </w:r>
+        <w:r>
+          <w:rPr>
+            <w:rFonts w:ascii="Arial" w:hAnsi="Arial" w:cs="Arial"/>
+            <w:sz w:val="22"/>
+            <w:szCs w:val="22"/>
+          </w:rPr>
+          <w:tab/>
+          <w:delText>Telephone: (905) 525-9140 ext. 23142</w:delText>
+        </w:r>
+      </w:del>
+    </w:p>
+    <w:p>
+      <w:pPr>
+        <w:rPr>
+          <w:del w:id="39" w:author="Spencer Smith" w:date="2026-06-12T11:49:00Z" w16du:dateUtc="2026-06-12T15:49:00Z"/>
           <w:rFonts w:ascii="Arial" w:hAnsi="Arial" w:cs="Arial"/>
           <w:sz w:val="22"/>
           <w:szCs w:val="22"/>
           <w:lang w:val="fr-FR"/>
         </w:rPr>
       </w:pPr>
-      <w:r>
-        <w:rPr>
-          <w:rFonts w:ascii="Arial" w:hAnsi="Arial" w:cs="Arial"/>
-          <w:sz w:val="22"/>
-          <w:szCs w:val="22"/>
-        </w:rPr>
-        <w:tab/>
-      </w:r>
-      <w:r>
-        <w:rPr>
-          <w:rFonts w:ascii="Arial" w:hAnsi="Arial" w:cs="Arial"/>
-          <w:sz w:val="22"/>
-          <w:szCs w:val="22"/>
-        </w:rPr>
-        <w:tab/>
-        <w:t>c/o Research Office for Administration, Development &amp; Support (ROADS)</w:t>
-      </w:r>
-      <w:r>
-        <w:rPr>
-          <w:rFonts w:ascii="Arial" w:hAnsi="Arial" w:cs="Arial"/>
-          <w:sz w:val="22"/>
-          <w:szCs w:val="22"/>
-        </w:rPr>
-        <w:tab/>
-      </w:r>
-      <w:r>
-        <w:rPr>
-          <w:rFonts w:ascii="Arial" w:hAnsi="Arial" w:cs="Arial"/>
-          <w:sz w:val="22"/>
-          <w:szCs w:val="22"/>
-        </w:rPr>
-        <w:tab/>
-      </w:r>
-      <w:r>
-        <w:rPr>
-          <w:rFonts w:ascii="Arial" w:hAnsi="Arial" w:cs="Arial"/>
-          <w:sz w:val="22"/>
-          <w:szCs w:val="22"/>
-        </w:rPr>
-        <w:tab/>
-      </w:r>
-      <w:r>
-        <w:rPr>
-          <w:rFonts w:ascii="Arial" w:hAnsi="Arial" w:cs="Arial"/>
-          <w:sz w:val="22"/>
-          <w:szCs w:val="22"/>
-          <w:lang w:val="fr-FR"/>
-        </w:rPr>
-        <w:t xml:space="preserve">E-mail: </w:t>
-      </w:r>
-      <w:hyperlink r:id="rId8">
+      <w:del w:id="40" w:author="Spencer Smith" w:date="2026-06-12T11:49:00Z" w16du:dateUtc="2026-06-12T15:49:00Z">
+        <w:r>
+          <w:rPr>
+            <w:rFonts w:ascii="Arial" w:hAnsi="Arial" w:cs="Arial"/>
+            <w:sz w:val="22"/>
+            <w:szCs w:val="22"/>
+          </w:rPr>
+          <w:tab/>
+        </w:r>
+        <w:r>
+          <w:rPr>
+            <w:rFonts w:ascii="Arial" w:hAnsi="Arial" w:cs="Arial"/>
+            <w:sz w:val="22"/>
+            <w:szCs w:val="22"/>
+          </w:rPr>
+          <w:tab/>
+          <w:delText>c/o Research Office for Administration, Development &amp; Support (ROADS)</w:delText>
+        </w:r>
+        <w:r>
+          <w:rPr>
+            <w:rFonts w:ascii="Arial" w:hAnsi="Arial" w:cs="Arial"/>
+            <w:sz w:val="22"/>
+            <w:szCs w:val="22"/>
+          </w:rPr>
+          <w:tab/>
+        </w:r>
+        <w:r>
+          <w:rPr>
+            <w:rFonts w:ascii="Arial" w:hAnsi="Arial" w:cs="Arial"/>
+            <w:sz w:val="22"/>
+            <w:szCs w:val="22"/>
+          </w:rPr>
+          <w:tab/>
+        </w:r>
+        <w:r>
+          <w:rPr>
+            <w:rFonts w:ascii="Arial" w:hAnsi="Arial" w:cs="Arial"/>
+            <w:sz w:val="22"/>
+            <w:szCs w:val="22"/>
+          </w:rPr>
+          <w:tab/>
+        </w:r>
+        <w:r>
+          <w:rPr>
+            <w:rFonts w:ascii="Arial" w:hAnsi="Arial" w:cs="Arial"/>
+            <w:sz w:val="22"/>
+            <w:szCs w:val="22"/>
+            <w:lang w:val="fr-FR"/>
+          </w:rPr>
+          <w:delText xml:space="preserve">E-mail: </w:delText>
+        </w:r>
+        <w:r>
+          <w:fldChar w:fldCharType="begin"/>
+        </w:r>
+        <w:r>
+          <w:delInstrText>HYPERLINK "mailto:ethicsoffice@mcmaster.ca" \h</w:delInstrText>
+        </w:r>
+        <w:r>
+          <w:fldChar w:fldCharType="separate"/>
+        </w:r>
         <w:r>
           <w:rPr>
             <w:rStyle w:val="Hyperlink"/>
@@ -1275,19 +1660,41 @@
             <w:szCs w:val="22"/>
             <w:lang w:val="fr-FR"/>
           </w:rPr>
-          <w:t>ethicsoffice@mcmaster.ca</w:t>
-        </w:r>
-      </w:hyperlink>
-    </w:p>
-    <w:p>
-      <w:pPr>
-        <w:rPr>
-          <w:rFonts w:ascii="Arial" w:hAnsi="Arial" w:cs="Arial"/>
-          <w:sz w:val="22"/>
-          <w:szCs w:val="22"/>
-          <w:lang w:val="fr-FR"/>
-        </w:rPr>
-      </w:pPr>
+          <w:delText>ethicsoffice@mcmaster.ca</w:delText>
+        </w:r>
+        <w:r>
+          <w:fldChar w:fldCharType="end"/>
+        </w:r>
+      </w:del>
+    </w:p>
+    <w:p>
+      <w:pPr>
+        <w:rPr>
+          <w:rFonts w:ascii="Arial" w:hAnsi="Arial" w:cs="Arial"/>
+          <w:sz w:val="22"/>
+          <w:szCs w:val="22"/>
+          <w:lang w:val="en-CA"/>
+          <w:rPrChange w:id="41" w:author="Spencer Smith" w:date="2026-06-12T11:49:00Z" w16du:dateUtc="2026-06-12T15:49:00Z">
+            <w:rPr>
+              <w:rFonts w:ascii="Arial" w:hAnsi="Arial" w:cs="Arial"/>
+              <w:sz w:val="22"/>
+              <w:szCs w:val="22"/>
+              <w:lang w:val="fr-FR"/>
+            </w:rPr>
+          </w:rPrChange>
+        </w:rPr>
+      </w:pPr>
+      <w:ins w:id="42" w:author="Spencer Smith" w:date="2026-06-12T11:49:00Z">
+        <w:r>
+          <w:rPr>
+            <w:rFonts w:ascii="Arial" w:hAnsi="Arial" w:cs="Arial"/>
+            <w:sz w:val="22"/>
+            <w:szCs w:val="22"/>
+            <w:lang w:val="en-CA"/>
+          </w:rPr>
+          <w:t>This study has been reviewed by the McMaster Research Ethics Board and received ethics clearance under project 8215. If you have concerns or questions about your rights as a participant or about the way the study is conducted, please contact McMaster Research Ethics Office by phone: (905) 525-9140 ext. 23142 or e-mail: mreb@mcmaster.ca.</w:t>
+        </w:r>
+      </w:ins>
     </w:p>
     <w:p>
       <w:pPr>
@@ -1525,6 +1932,7 @@
           <w:sz w:val="22"/>
           <w:szCs w:val="22"/>
         </w:rPr>
+        <w:lastRenderedPageBreak/>
         <w:t>[If yes, ask where the results are to be sent.]</w:t>
       </w:r>
     </w:p>
@@ -1569,17 +1977,16 @@
           <w:sz w:val="22"/>
           <w:szCs w:val="22"/>
         </w:rPr>
-        <w:lastRenderedPageBreak/>
         <w:t>[begin the interview]</w:t>
       </w:r>
     </w:p>
     <w:sectPr>
-      <w:headerReference w:type="even" r:id="rId9"/>
-      <w:headerReference w:type="default" r:id="rId10"/>
-      <w:footerReference w:type="even" r:id="rId11"/>
-      <w:footerReference w:type="default" r:id="rId12"/>
-      <w:headerReference w:type="first" r:id="rId13"/>
-      <w:footerReference w:type="first" r:id="rId14"/>
+      <w:headerReference w:type="even" r:id="rId8"/>
+      <w:headerReference w:type="default" r:id="rId9"/>
+      <w:footerReference w:type="even" r:id="rId10"/>
+      <w:footerReference w:type="default" r:id="rId11"/>
+      <w:headerReference w:type="first" r:id="rId12"/>
+      <w:footerReference w:type="first" r:id="rId13"/>
       <w:pgSz w:w="12240" w:h="15840"/>
       <w:pgMar w:top="1296" w:right="1584" w:bottom="1296" w:left="1584" w:header="0" w:footer="720" w:gutter="0"/>
       <w:cols w:space="720"/>
@@ -2242,6 +2649,14 @@
     <w:abstractNumId w:val="2"/>
   </w:num>
 </w:numbering>
+</file>
+
+<file path=word/people.xml><?xml version="1.0" encoding="utf-8"?>
+<w15:people xmlns:wpc="http://schemas.microsoft.com/office/word/2010/wordprocessingCanvas" xmlns:cx="http://schemas.microsoft.com/office/drawing/2014/chartex" xmlns:cx1="http://schemas.microsoft.com/office/drawing/2015/9/8/chartex" xmlns:cx2="http://schemas.microsoft.com/office/drawing/2015/10/21/chartex" xmlns:cx3="http://schemas.microsoft.com/office/drawing/2016/5/9/chartex" xmlns:cx4="http://schemas.microsoft.com/office/drawing/2016/5/10/chartex" xmlns:cx5="http://schemas.microsoft.com/office/drawing/2016/5/11/chartex" xmlns:cx6="http://schemas.microsoft.com/office/drawing/2016/5/12/chartex" xmlns:cx7="http://schemas.microsoft.com/office/drawing/2016/5/13/chartex" xmlns:cx8="http://schemas.microsoft.com/office/drawing/2016/5/14/chartex" xmlns:mc="http://schemas.openxmlformats.org/markup-compatibility/2006" xmlns:aink="http://schemas.microsoft.com/office/drawing/2016/ink" xmlns:am3d="http://schemas.microsoft.com/office/drawing/2017/model3d" xmlns:o="urn:schemas-microsoft-com:office:office" xmlns:oel="http://schemas.microsoft.com/office/2019/extlst" xmlns:r="http://schemas.openxmlformats.org/officeDocument/2006/relationships" xmlns:m="http://schemas.openxmlformats.org/officeDocument/2006/math" xmlns:v="urn:schemas-microsoft-com:vml" xmlns:wp14="http://schemas.microsoft.com/office/word/2010/wordprocessingDrawing" xmlns:wp="http://schemas.openxmlformats.org/drawingml/2006/wordprocessingDrawing" xmlns:w10="urn:schemas-microsoft-com:office:word" xmlns:w="http://schemas.openxmlformats.org/wordprocessingml/2006/main" xmlns:w14="http://schemas.microsoft.com/office/word/2010/wordml" xmlns:w15="http://schemas.microsoft.com/office/word/2012/wordml" xmlns:w16cex="http://schemas.microsoft.com/office/word/2018/wordml/cex" xmlns:w16cid="http://schemas.microsoft.com/office/word/2016/wordml/cid" xmlns:w16="http://schemas.microsoft.com/office/word/2018/wordml" xmlns:w16du="http://schemas.microsoft.com/office/word/2023/wordml/word16du" xmlns:w16sdtdh="http://schemas.microsoft.com/office/word/2020/wordml/sdtdatahash" xmlns:w16sdtfl="http://schemas.microsoft.com/office/word/2024/wordml/sdtformatlock" xmlns:w16se="http://schemas.microsoft.com/office/word/2015/wordml/symex" xmlns:wpg="http://schemas.microsoft.com/office/word/2010/wordprocessingGroup" xmlns:wpi="http://schemas.microsoft.com/office/word/2010/wordprocessingInk" xmlns:wne="http://schemas.microsoft.com/office/word/2006/wordml" xmlns:wps="http://schemas.microsoft.com/office/word/2010/wordprocessingShape" mc:Ignorable="w14 w15 w16se w16cid w16 w16cex w16sdtdh w16sdtfl w16du wp14">
+  <w15:person w15:author="Spencer Smith">
+    <w15:presenceInfo w15:providerId="AD" w15:userId="S::smiths@mcmaster.ca::80185a1f-9ef1-4a10-a8cf-0d62d99a8080"/>
+  </w15:person>
+</w15:people>
 </file>
 
 <file path=word/styles.xml><?xml version="1.0" encoding="utf-8"?>
@@ -2846,6 +3261,20 @@
       </w:tblBorders>
     </w:tblPr>
   </w:style>
+  <w:style w:type="paragraph" w:styleId="Revision">
+    <w:name w:val="Revision"/>
+    <w:hidden/>
+    <w:uiPriority w:val="99"/>
+    <w:semiHidden/>
+    <w:rsid w:val="00B2296F"/>
+    <w:pPr>
+      <w:suppressAutoHyphens w:val="0"/>
+    </w:pPr>
+    <w:rPr>
+      <w:sz w:val="24"/>
+      <w:szCs w:val="24"/>
+    </w:rPr>
+  </w:style>
 </w:styles>
 </file>
 

--- a/StateOfPractice/MACREM-2026/SupportingDocuments/Oral-Consent-Script.docx
+++ b/StateOfPractice/MACREM-2026/SupportingDocuments/Oral-Consent-Script.docx
@@ -1,6 +1,6 @@
 
 <file path=word/document.xml><?xml version="1.0" encoding="utf-8"?>
-<w:document xmlns:wpc="http://schemas.microsoft.com/office/word/2010/wordprocessingCanvas" xmlns:cx="http://schemas.microsoft.com/office/drawing/2014/chartex" xmlns:cx1="http://schemas.microsoft.com/office/drawing/2015/9/8/chartex" xmlns:cx2="http://schemas.microsoft.com/office/drawing/2015/10/21/chartex" xmlns:cx3="http://schemas.microsoft.com/office/drawing/2016/5/9/chartex" xmlns:cx4="http://schemas.microsoft.com/office/drawing/2016/5/10/chartex" xmlns:cx5="http://schemas.microsoft.com/office/drawing/2016/5/11/chartex" xmlns:cx6="http://schemas.microsoft.com/office/drawing/2016/5/12/chartex" xmlns:cx7="http://schemas.microsoft.com/office/drawing/2016/5/13/chartex" xmlns:cx8="http://schemas.microsoft.com/office/drawing/2016/5/14/chartex" xmlns:mc="http://schemas.openxmlformats.org/markup-compatibility/2006" xmlns:aink="http://schemas.microsoft.com/office/drawing/2016/ink" xmlns:am3d="http://schemas.microsoft.com/office/drawing/2017/model3d" xmlns:o="urn:schemas-microsoft-com:office:office" xmlns:oel="http://schemas.microsoft.com/office/2019/extlst" xmlns:r="http://schemas.openxmlformats.org/officeDocument/2006/relationships" xmlns:m="http://schemas.openxmlformats.org/officeDocument/2006/math" xmlns:v="urn:schemas-microsoft-com:vml" xmlns:wp14="http://schemas.microsoft.com/office/word/2010/wordprocessingDrawing" xmlns:wp="http://schemas.openxmlformats.org/drawingml/2006/wordprocessingDrawing" xmlns:w10="urn:schemas-microsoft-com:office:word" xmlns:w="http://schemas.openxmlformats.org/wordprocessingml/2006/main" xmlns:w14="http://schemas.microsoft.com/office/word/2010/wordml" xmlns:w15="http://schemas.microsoft.com/office/word/2012/wordml" xmlns:w16cex="http://schemas.microsoft.com/office/word/2018/wordml/cex" xmlns:w16cid="http://schemas.microsoft.com/office/word/2016/wordml/cid" xmlns:w16="http://schemas.microsoft.com/office/word/2018/wordml" xmlns:w16du="http://schemas.microsoft.com/office/word/2023/wordml/word16du" xmlns:w16sdtdh="http://schemas.microsoft.com/office/word/2020/wordml/sdtdatahash" xmlns:w16sdtfl="http://schemas.microsoft.com/office/word/2024/wordml/sdtformatlock" xmlns:w16se="http://schemas.microsoft.com/office/word/2015/wordml/symex" xmlns:wpg="http://schemas.microsoft.com/office/word/2010/wordprocessingGroup" xmlns:wpi="http://schemas.microsoft.com/office/word/2010/wordprocessingInk" xmlns:wne="http://schemas.microsoft.com/office/word/2006/wordml" xmlns:wps="http://schemas.microsoft.com/office/word/2010/wordprocessingShape" mc:Ignorable="w14 w15 w16se w16cid w16 w16cex w16sdtdh w16sdtfl w16du wp14">
+<w:document xmlns:wpc="http://schemas.microsoft.com/office/word/2010/wordprocessingCanvas" xmlns:cx="http://schemas.microsoft.com/office/drawing/2014/chartex" xmlns:cx1="http://schemas.microsoft.com/office/drawing/2015/9/8/chartex" xmlns:cx2="http://schemas.microsoft.com/office/drawing/2015/10/21/chartex" xmlns:cx3="http://schemas.microsoft.com/office/drawing/2016/5/9/chartex" xmlns:cx4="http://schemas.microsoft.com/office/drawing/2016/5/10/chartex" xmlns:cx5="http://schemas.microsoft.com/office/drawing/2016/5/11/chartex" xmlns:cx6="http://schemas.microsoft.com/office/drawing/2016/5/12/chartex" xmlns:cx7="http://schemas.microsoft.com/office/drawing/2016/5/13/chartex" xmlns:cx8="http://schemas.microsoft.com/office/drawing/2016/5/14/chartex" xmlns:mc="http://schemas.openxmlformats.org/markup-compatibility/2006" xmlns:m="http://schemas.openxmlformats.org/officeDocument/2006/math" xmlns:aink="http://schemas.microsoft.com/office/drawing/2016/ink" xmlns:am3d="http://schemas.microsoft.com/office/drawing/2017/model3d" xmlns:oel="http://schemas.microsoft.com/office/2019/extlst" xmlns:r="http://schemas.openxmlformats.org/officeDocument/2006/relationships" xmlns:wp14="http://schemas.microsoft.com/office/word/2010/wordprocessingDrawing" xmlns:wp="http://schemas.openxmlformats.org/drawingml/2006/wordprocessingDrawing" xmlns:wpg="http://schemas.microsoft.com/office/word/2010/wordprocessingGroup" xmlns:wpi="http://schemas.microsoft.com/office/word/2010/wordprocessingInk" xmlns:wps="http://schemas.microsoft.com/office/word/2010/wordprocessingShape" xmlns:o="urn:schemas-microsoft-com:office:office" xmlns:v="urn:schemas-microsoft-com:vml" xmlns:w10="urn:schemas-microsoft-com:office:word" xmlns:w="http://schemas.openxmlformats.org/wordprocessingml/2006/main" xmlns:w14="http://schemas.microsoft.com/office/word/2010/wordml" xmlns:w15="http://schemas.microsoft.com/office/word/2012/wordml" xmlns:w16cex="http://schemas.microsoft.com/office/word/2018/wordml/cex" xmlns:w16cid="http://schemas.microsoft.com/office/word/2016/wordml/cid" xmlns:w16="http://schemas.microsoft.com/office/word/2018/wordml" xmlns:w16sdtdh="http://schemas.microsoft.com/office/word/2020/wordml/sdtdatahash" xmlns:w16sdtfl="http://schemas.microsoft.com/office/word/2024/wordml/sdtformatlock" xmlns:w16se="http://schemas.microsoft.com/office/word/2015/wordml/symex" xmlns:w16du="http://schemas.microsoft.com/office/word/2023/wordml/word16du" xmlns:wne="http://schemas.microsoft.com/office/word/2006/wordml" mc:Ignorable="w14 w15 w16se w16cid w16 w16cex w16sdtdh w16sdtfl w16du wp14">
   <w:body>
     <w:p>
       <w:pPr>
@@ -245,46 +245,14 @@
         </w:rPr>
         <w:t xml:space="preserve">Hello.  I’m </w:t>
       </w:r>
-      <w:del w:id="0" w:author="Spencer Smith" w:date="2026-06-12T10:28:00Z" w16du:dateUtc="2026-06-12T14:28:00Z">
-        <w:r>
-          <w:rPr>
-            <w:rFonts w:ascii="Arial" w:hAnsi="Arial" w:cs="Arial"/>
-            <w:sz w:val="22"/>
-            <w:szCs w:val="22"/>
-          </w:rPr>
-          <w:delText>Ryan</w:delText>
-        </w:r>
-      </w:del>
-      <w:ins w:id="1" w:author="Spencer Smith" w:date="2026-06-12T10:29:00Z" w16du:dateUtc="2026-06-12T14:29:00Z">
-        <w:r>
-          <w:rPr>
-            <w:rFonts w:ascii="Arial" w:hAnsi="Arial" w:cs="Arial"/>
-            <w:sz w:val="22"/>
-            <w:szCs w:val="22"/>
-          </w:rPr>
-          <w:t>{</w:t>
-        </w:r>
-      </w:ins>
-      <w:ins w:id="2" w:author="Spencer Smith" w:date="2026-06-12T10:28:00Z" w16du:dateUtc="2026-06-12T14:28:00Z">
-        <w:r>
-          <w:rPr>
-            <w:rFonts w:ascii="Arial" w:hAnsi="Arial" w:cs="Arial"/>
-            <w:sz w:val="22"/>
-            <w:szCs w:val="22"/>
-          </w:rPr>
-          <w:t xml:space="preserve">Student </w:t>
-        </w:r>
-      </w:ins>
-      <w:ins w:id="3" w:author="Spencer Smith" w:date="2026-06-12T10:29:00Z" w16du:dateUtc="2026-06-12T14:29:00Z">
-        <w:r>
-          <w:rPr>
-            <w:rFonts w:ascii="Arial" w:hAnsi="Arial" w:cs="Arial"/>
-            <w:sz w:val="22"/>
-            <w:szCs w:val="22"/>
-          </w:rPr>
-          <w:t>Investigator}</w:t>
-        </w:r>
-      </w:ins>
+      <w:r>
+        <w:rPr>
+          <w:rFonts w:ascii="Arial" w:hAnsi="Arial" w:cs="Arial"/>
+          <w:sz w:val="22"/>
+          <w:szCs w:val="22"/>
+        </w:rPr>
+        <w:t>{Student Investigator}</w:t>
+      </w:r>
       <w:r>
         <w:rPr>
           <w:rFonts w:ascii="Arial" w:hAnsi="Arial" w:cs="Arial"/>
@@ -309,25 +277,7 @@
           <w:sz w:val="22"/>
           <w:szCs w:val="22"/>
         </w:rPr>
-        <w:t xml:space="preserve"> I’m conducting this as part of research for my </w:t>
-      </w:r>
-      <w:del w:id="4" w:author="Spencer Smith" w:date="2026-06-12T10:29:00Z" w16du:dateUtc="2026-06-12T14:29:00Z">
-        <w:r>
-          <w:rPr>
-            <w:rFonts w:ascii="Arial" w:hAnsi="Arial" w:cs="Arial"/>
-            <w:sz w:val="22"/>
-            <w:szCs w:val="22"/>
-          </w:rPr>
-          <w:delText xml:space="preserve">Masters of Engineering </w:delText>
-        </w:r>
-      </w:del>
-      <w:r>
-        <w:rPr>
-          <w:rFonts w:ascii="Arial" w:hAnsi="Arial" w:cs="Arial"/>
-          <w:sz w:val="22"/>
-          <w:szCs w:val="22"/>
-        </w:rPr>
-        <w:t xml:space="preserve">studies at McMaster University’s Department of </w:t>
+        <w:t xml:space="preserve"> I’m conducting this as part of research for my studies at McMaster University’s Department of </w:t>
       </w:r>
       <w:r>
         <w:rPr>
@@ -349,221 +299,55 @@
     <w:p>
       <w:pPr>
         <w:rPr>
-          <w:ins w:id="5" w:author="Spencer Smith" w:date="2026-06-12T11:59:00Z" w16du:dateUtc="2026-06-12T15:59:00Z"/>
-          <w:rFonts w:ascii="Arial" w:hAnsi="Arial" w:cs="Arial"/>
-          <w:sz w:val="22"/>
-          <w:szCs w:val="22"/>
-        </w:rPr>
-      </w:pPr>
-    </w:p>
-    <w:p>
-      <w:pPr>
-        <w:rPr>
-          <w:ins w:id="6" w:author="Spencer Smith" w:date="2026-06-12T12:04:00Z" w16du:dateUtc="2026-06-12T16:04:00Z"/>
+          <w:rFonts w:ascii="Arial" w:hAnsi="Arial" w:cs="Arial"/>
+          <w:sz w:val="22"/>
+          <w:szCs w:val="22"/>
+        </w:rPr>
+      </w:pPr>
+    </w:p>
+    <w:p>
+      <w:pPr>
+        <w:rPr>
           <w:rFonts w:ascii="Arial" w:hAnsi="Arial" w:cs="Arial"/>
           <w:sz w:val="22"/>
           <w:szCs w:val="22"/>
         </w:rPr>
       </w:pPr>
       <w:proofErr w:type="gramStart"/>
-      <w:ins w:id="7" w:author="Spencer Smith" w:date="2026-06-12T11:59:00Z" w16du:dateUtc="2026-06-12T15:59:00Z">
-        <w:r>
-          <w:rPr>
-            <w:rFonts w:ascii="Arial" w:hAnsi="Arial" w:cs="Arial"/>
-            <w:sz w:val="22"/>
-            <w:szCs w:val="22"/>
-          </w:rPr>
-          <w:t>&lt;[</w:t>
-        </w:r>
-        <w:proofErr w:type="gramEnd"/>
-        <w:r>
-          <w:rPr>
-            <w:rFonts w:ascii="Arial" w:hAnsi="Arial" w:cs="Arial"/>
-            <w:sz w:val="22"/>
-            <w:szCs w:val="22"/>
-          </w:rPr>
-          <w:t xml:space="preserve">In the case where Christopher </w:t>
-        </w:r>
-      </w:ins>
-      <w:ins w:id="8" w:author="Spencer Smith" w:date="2026-06-12T12:02:00Z" w16du:dateUtc="2026-06-12T16:02:00Z">
-        <w:r>
-          <w:rPr>
-            <w:rFonts w:ascii="Arial" w:hAnsi="Arial" w:cs="Arial"/>
-            <w:sz w:val="22"/>
-            <w:szCs w:val="22"/>
-          </w:rPr>
-          <w:t>would like to</w:t>
-        </w:r>
-      </w:ins>
-      <w:ins w:id="9" w:author="Spencer Smith" w:date="2026-06-12T11:59:00Z" w16du:dateUtc="2026-06-12T15:59:00Z">
-        <w:r>
-          <w:rPr>
-            <w:rFonts w:ascii="Arial" w:hAnsi="Arial" w:cs="Arial"/>
-            <w:sz w:val="22"/>
-            <w:szCs w:val="22"/>
-          </w:rPr>
-          <w:t xml:space="preserve"> ask</w:t>
-        </w:r>
-      </w:ins>
-      <w:ins w:id="10" w:author="Spencer Smith" w:date="2026-06-12T12:02:00Z" w16du:dateUtc="2026-06-12T16:02:00Z">
-        <w:r>
-          <w:rPr>
-            <w:rFonts w:ascii="Arial" w:hAnsi="Arial" w:cs="Arial"/>
-            <w:sz w:val="22"/>
-            <w:szCs w:val="22"/>
-          </w:rPr>
-          <w:t xml:space="preserve"> </w:t>
-        </w:r>
-      </w:ins>
-      <w:ins w:id="11" w:author="Spencer Smith" w:date="2026-06-12T11:59:00Z" w16du:dateUtc="2026-06-12T15:59:00Z">
-        <w:r>
-          <w:rPr>
-            <w:rFonts w:ascii="Arial" w:hAnsi="Arial" w:cs="Arial"/>
-            <w:sz w:val="22"/>
-            <w:szCs w:val="22"/>
-          </w:rPr>
-          <w:t>Ziyang to join for training purpo</w:t>
-        </w:r>
-      </w:ins>
-      <w:ins w:id="12" w:author="Spencer Smith" w:date="2026-06-12T12:00:00Z" w16du:dateUtc="2026-06-12T16:00:00Z">
-        <w:r>
-          <w:rPr>
-            <w:rFonts w:ascii="Arial" w:hAnsi="Arial" w:cs="Arial"/>
-            <w:sz w:val="22"/>
-            <w:szCs w:val="22"/>
-          </w:rPr>
-          <w:t>ses.]  I</w:t>
-        </w:r>
-      </w:ins>
-      <w:ins w:id="13" w:author="Spencer Smith" w:date="2026-06-12T12:01:00Z" w16du:dateUtc="2026-06-12T16:01:00Z">
-        <w:r>
-          <w:rPr>
-            <w:rFonts w:ascii="Arial" w:hAnsi="Arial" w:cs="Arial"/>
-            <w:sz w:val="22"/>
-            <w:szCs w:val="22"/>
-          </w:rPr>
-          <w:t xml:space="preserve">f you are agreeable, I would like to ask my colleague </w:t>
-        </w:r>
-      </w:ins>
-      <w:ins w:id="14" w:author="Spencer Smith" w:date="2026-06-12T12:00:00Z" w16du:dateUtc="2026-06-12T16:00:00Z">
-        <w:r>
-          <w:rPr>
-            <w:rFonts w:ascii="Arial" w:hAnsi="Arial" w:cs="Arial"/>
-            <w:sz w:val="22"/>
-            <w:szCs w:val="22"/>
-          </w:rPr>
-          <w:t>Ziyang Fang</w:t>
-        </w:r>
-      </w:ins>
-      <w:ins w:id="15" w:author="Spencer Smith" w:date="2026-06-12T12:05:00Z" w16du:dateUtc="2026-06-12T16:05:00Z">
-        <w:r>
-          <w:rPr>
-            <w:rFonts w:ascii="Arial" w:hAnsi="Arial" w:cs="Arial"/>
-            <w:sz w:val="22"/>
-            <w:szCs w:val="22"/>
-          </w:rPr>
-          <w:t>, another Student Investigator,</w:t>
-        </w:r>
-      </w:ins>
-      <w:ins w:id="16" w:author="Spencer Smith" w:date="2026-06-12T12:01:00Z" w16du:dateUtc="2026-06-12T16:01:00Z">
-        <w:r>
-          <w:rPr>
-            <w:rFonts w:ascii="Arial" w:hAnsi="Arial" w:cs="Arial"/>
-            <w:sz w:val="22"/>
-            <w:szCs w:val="22"/>
-          </w:rPr>
-          <w:t xml:space="preserve"> to join us</w:t>
-        </w:r>
-      </w:ins>
-      <w:ins w:id="17" w:author="Spencer Smith" w:date="2026-06-12T12:00:00Z" w16du:dateUtc="2026-06-12T16:00:00Z">
-        <w:r>
-          <w:rPr>
-            <w:rFonts w:ascii="Arial" w:hAnsi="Arial" w:cs="Arial"/>
-            <w:sz w:val="22"/>
-            <w:szCs w:val="22"/>
-          </w:rPr>
-          <w:t xml:space="preserve">.  </w:t>
-        </w:r>
-      </w:ins>
-      <w:ins w:id="18" w:author="Spencer Smith" w:date="2026-06-12T12:01:00Z" w16du:dateUtc="2026-06-12T16:01:00Z">
-        <w:r>
-          <w:rPr>
-            <w:rFonts w:ascii="Arial" w:hAnsi="Arial" w:cs="Arial"/>
-            <w:sz w:val="22"/>
-            <w:szCs w:val="22"/>
-          </w:rPr>
-          <w:t xml:space="preserve">Ziyang is new to interview techniques and would benefit from observing.  </w:t>
-        </w:r>
-      </w:ins>
-      <w:ins w:id="19" w:author="Spencer Smith" w:date="2026-06-12T12:02:00Z" w16du:dateUtc="2026-06-12T16:02:00Z">
-        <w:r>
-          <w:rPr>
-            <w:rFonts w:ascii="Arial" w:hAnsi="Arial" w:cs="Arial"/>
-            <w:sz w:val="22"/>
-            <w:szCs w:val="22"/>
-          </w:rPr>
-          <w:t>With your consent, I will ask Ziyang to join us. If you prefer</w:t>
-        </w:r>
-      </w:ins>
-      <w:ins w:id="20" w:author="Spencer Smith" w:date="2026-06-12T12:03:00Z" w16du:dateUtc="2026-06-12T16:03:00Z">
-        <w:r>
-          <w:rPr>
-            <w:rFonts w:ascii="Arial" w:hAnsi="Arial" w:cs="Arial"/>
-            <w:sz w:val="22"/>
-            <w:szCs w:val="22"/>
-          </w:rPr>
-          <w:t>, we can proceed</w:t>
-        </w:r>
-      </w:ins>
-      <w:ins w:id="21" w:author="Spencer Smith" w:date="2026-06-12T12:04:00Z" w16du:dateUtc="2026-06-12T16:04:00Z">
-        <w:r>
-          <w:rPr>
-            <w:rFonts w:ascii="Arial" w:hAnsi="Arial" w:cs="Arial"/>
-            <w:sz w:val="22"/>
-            <w:szCs w:val="22"/>
-          </w:rPr>
-          <w:t xml:space="preserve"> without Ziyang. [Pause to invite Ziyang to the call, if oral consent has been granted.</w:t>
-        </w:r>
-      </w:ins>
-      <w:ins w:id="22" w:author="Spencer Smith" w:date="2026-06-12T12:05:00Z" w16du:dateUtc="2026-06-12T16:05:00Z">
-        <w:r>
-          <w:rPr>
-            <w:rFonts w:ascii="Arial" w:hAnsi="Arial" w:cs="Arial"/>
-            <w:sz w:val="22"/>
-            <w:szCs w:val="22"/>
-          </w:rPr>
-          <w:t>]</w:t>
-        </w:r>
-      </w:ins>
-      <w:ins w:id="23" w:author="Spencer Smith" w:date="2026-06-12T12:04:00Z" w16du:dateUtc="2026-06-12T16:04:00Z">
-        <w:r>
-          <w:rPr>
-            <w:rFonts w:ascii="Arial" w:hAnsi="Arial" w:cs="Arial"/>
-            <w:sz w:val="22"/>
-            <w:szCs w:val="22"/>
-          </w:rPr>
-          <w:t>&gt;</w:t>
-        </w:r>
-      </w:ins>
-    </w:p>
-    <w:p>
-      <w:pPr>
-        <w:rPr>
-          <w:rFonts w:ascii="Arial" w:hAnsi="Arial" w:cs="Arial"/>
-          <w:sz w:val="22"/>
-          <w:szCs w:val="22"/>
-        </w:rPr>
-      </w:pPr>
-      <w:ins w:id="24" w:author="Spencer Smith" w:date="2026-06-12T12:00:00Z" w16du:dateUtc="2026-06-12T16:00:00Z">
-        <w:r>
-          <w:rPr>
-            <w:rFonts w:ascii="Arial" w:hAnsi="Arial" w:cs="Arial"/>
-            <w:sz w:val="22"/>
-            <w:szCs w:val="22"/>
-          </w:rPr>
-          <w:t xml:space="preserve"> </w:t>
-        </w:r>
-      </w:ins>
+      <w:r>
+        <w:rPr>
+          <w:rFonts w:ascii="Arial" w:hAnsi="Arial" w:cs="Arial"/>
+          <w:sz w:val="22"/>
+          <w:szCs w:val="22"/>
+        </w:rPr>
+        <w:t>&lt;[</w:t>
+      </w:r>
+      <w:proofErr w:type="gramEnd"/>
+      <w:r>
+        <w:rPr>
+          <w:rFonts w:ascii="Arial" w:hAnsi="Arial" w:cs="Arial"/>
+          <w:sz w:val="22"/>
+          <w:szCs w:val="22"/>
+        </w:rPr>
+        <w:t>In the case where Christopher would like to ask Ziyang to join for training purposes.]  If you are agreeable, I would like to ask my colleague Ziyang Fang, another Student Investigator, to join us.  Ziyang is new to interview techniques and would benefit from observing.  With your consent, I will ask Ziyang to join us. If you prefer, we can proceed without Ziyang. [Pause to invite Ziyang to the call, if oral consent has been granted.]&gt;</w:t>
+      </w:r>
+    </w:p>
+    <w:p>
+      <w:pPr>
+        <w:rPr>
+          <w:rFonts w:ascii="Arial" w:hAnsi="Arial" w:cs="Arial"/>
+          <w:sz w:val="22"/>
+          <w:szCs w:val="22"/>
+        </w:rPr>
+      </w:pPr>
+      <w:r>
+        <w:rPr>
+          <w:rFonts w:ascii="Arial" w:hAnsi="Arial" w:cs="Arial"/>
+          <w:sz w:val="22"/>
+          <w:szCs w:val="22"/>
+        </w:rPr>
+        <w:t xml:space="preserve"> </w:t>
+      </w:r>
     </w:p>
     <w:p>
       <w:pPr>
@@ -668,50 +452,15 @@
         </w:rPr>
         <w:t xml:space="preserve"> The audio answers to your questions will be temporarily recorded and securely saved on Microsoft Teams.</w:t>
       </w:r>
-      <w:ins w:id="25" w:author="Spencer Smith" w:date="2026-06-12T11:29:00Z" w16du:dateUtc="2026-06-12T15:29:00Z">
-        <w:r>
-          <w:rPr>
-            <w:rFonts w:ascii="Arial" w:hAnsi="Arial" w:cs="Arial"/>
-            <w:sz w:val="22"/>
-            <w:szCs w:val="22"/>
-            <w:shd w:val="clear" w:color="auto" w:fill="CCCCCC"/>
-          </w:rPr>
-          <w:t xml:space="preserve">  The data will be </w:t>
-        </w:r>
-      </w:ins>
-      <w:ins w:id="26" w:author="Spencer Smith" w:date="2026-06-12T11:30:00Z" w16du:dateUtc="2026-06-12T15:30:00Z">
-        <w:r>
-          <w:rPr>
-            <w:rFonts w:ascii="Arial" w:hAnsi="Arial" w:cs="Arial"/>
-            <w:sz w:val="22"/>
-            <w:szCs w:val="22"/>
-            <w:shd w:val="clear" w:color="auto" w:fill="CCCCCC"/>
-          </w:rPr>
-          <w:t>retained</w:t>
-        </w:r>
-      </w:ins>
-      <w:ins w:id="27" w:author="Spencer Smith" w:date="2026-06-12T11:29:00Z" w16du:dateUtc="2026-06-12T15:29:00Z">
-        <w:r>
-          <w:rPr>
-            <w:rFonts w:ascii="Arial" w:hAnsi="Arial" w:cs="Arial"/>
-            <w:sz w:val="22"/>
-            <w:szCs w:val="22"/>
-            <w:shd w:val="clear" w:color="auto" w:fill="CCCCCC"/>
-          </w:rPr>
-          <w:t xml:space="preserve"> for 3 </w:t>
-        </w:r>
-      </w:ins>
-      <w:ins w:id="28" w:author="Spencer Smith" w:date="2026-06-12T11:30:00Z" w16du:dateUtc="2026-06-12T15:30:00Z">
-        <w:r>
-          <w:rPr>
-            <w:rFonts w:ascii="Arial" w:hAnsi="Arial" w:cs="Arial"/>
-            <w:sz w:val="22"/>
-            <w:szCs w:val="22"/>
-            <w:shd w:val="clear" w:color="auto" w:fill="CCCCCC"/>
-          </w:rPr>
-          <w:t>years after the study and then deleted.</w:t>
-        </w:r>
-      </w:ins>
+      <w:r>
+        <w:rPr>
+          <w:rFonts w:ascii="Arial" w:hAnsi="Arial" w:cs="Arial"/>
+          <w:sz w:val="22"/>
+          <w:szCs w:val="22"/>
+          <w:shd w:val="clear" w:color="auto" w:fill="CCCCCC"/>
+        </w:rPr>
+        <w:t xml:space="preserve">  The data will be retained for 3 years after the study and then deleted.</w:t>
+      </w:r>
     </w:p>
     <w:p>
       <w:pPr>
@@ -776,28 +525,15 @@
         </w:rPr>
         <w:t xml:space="preserve">The risks have been described in the letter of consent that </w:t>
       </w:r>
-      <w:del w:id="29" w:author="Spencer Smith" w:date="2026-06-12T10:30:00Z" w16du:dateUtc="2026-06-12T14:30:00Z">
-        <w:r>
-          <w:rPr>
-            <w:rFonts w:ascii="Arial" w:hAnsi="Arial" w:cs="Arial"/>
-            <w:sz w:val="22"/>
-            <w:szCs w:val="22"/>
-            <w:lang w:val="en-CA"/>
-          </w:rPr>
-          <w:delText>has been signed</w:delText>
-        </w:r>
-      </w:del>
-      <w:ins w:id="30" w:author="Spencer Smith" w:date="2026-06-12T10:30:00Z" w16du:dateUtc="2026-06-12T14:30:00Z">
-        <w:r>
-          <w:rPr>
-            <w:rFonts w:ascii="Arial" w:hAnsi="Arial" w:cs="Arial"/>
-            <w:sz w:val="22"/>
-            <w:szCs w:val="22"/>
-            <w:lang w:val="en-CA"/>
-          </w:rPr>
-          <w:t>your received</w:t>
-        </w:r>
-      </w:ins>
+      <w:r>
+        <w:rPr>
+          <w:rFonts w:ascii="Arial" w:hAnsi="Arial" w:cs="Arial"/>
+          <w:sz w:val="22"/>
+          <w:szCs w:val="22"/>
+          <w:lang w:val="en-CA"/>
+        </w:rPr>
+        <w:t>your received</w:t>
+      </w:r>
       <w:r>
         <w:rPr>
           <w:rFonts w:ascii="Arial" w:hAnsi="Arial" w:cs="Arial"/>
@@ -825,44 +561,42 @@
         </w:rPr>
         <w:t xml:space="preserve">. We assure that our questions are objective and technical, and do not suggest a course of action. The social risk associated with this interview is minimal. We will keep your identity private. </w:t>
       </w:r>
-      <w:ins w:id="31" w:author="Spencer Smith" w:date="2026-06-12T11:20:00Z" w16du:dateUtc="2026-06-12T15:20:00Z">
-        <w:r>
-          <w:rPr>
-            <w:rFonts w:ascii="Arial" w:hAnsi="Arial" w:cs="Arial"/>
-            <w:sz w:val="22"/>
-            <w:szCs w:val="22"/>
-            <w:lang w:val="en-CA"/>
-          </w:rPr>
-          <w:t xml:space="preserve">However, </w:t>
-        </w:r>
-        <w:r>
-          <w:rPr>
-            <w:rFonts w:ascii="Arial" w:hAnsi="Arial" w:cs="Arial"/>
-            <w:sz w:val="22"/>
-            <w:szCs w:val="22"/>
-            <w:lang w:val="en-CA"/>
-          </w:rPr>
-          <w:t xml:space="preserve">maintaining the privacy of interviewed sole developers, or members from a small developer team, may not be possible since their identities can </w:t>
-        </w:r>
-        <w:r>
-          <w:rPr>
-            <w:rFonts w:ascii="Arial" w:hAnsi="Arial" w:cs="Arial"/>
-            <w:sz w:val="22"/>
-            <w:szCs w:val="22"/>
-            <w:lang w:val="en-CA"/>
-          </w:rPr>
-          <w:t xml:space="preserve">potentially </w:t>
-        </w:r>
-        <w:r>
-          <w:rPr>
-            <w:rFonts w:ascii="Arial" w:hAnsi="Arial" w:cs="Arial"/>
-            <w:sz w:val="22"/>
-            <w:szCs w:val="22"/>
-            <w:lang w:val="en-CA"/>
-          </w:rPr>
-          <w:t xml:space="preserve">be inferred. The interviewee will have to accept this risk if they choose to be interviewed. </w:t>
-        </w:r>
-      </w:ins>
+      <w:r>
+        <w:rPr>
+          <w:rFonts w:ascii="Arial" w:hAnsi="Arial" w:cs="Arial"/>
+          <w:sz w:val="22"/>
+          <w:szCs w:val="22"/>
+          <w:lang w:val="en-CA"/>
+        </w:rPr>
+        <w:t xml:space="preserve">However, </w:t>
+      </w:r>
+      <w:r>
+        <w:rPr>
+          <w:rFonts w:ascii="Arial" w:hAnsi="Arial" w:cs="Arial"/>
+          <w:sz w:val="22"/>
+          <w:szCs w:val="22"/>
+          <w:lang w:val="en-CA"/>
+        </w:rPr>
+        <w:t xml:space="preserve">maintaining the privacy of interviewed sole developers, or members from a small developer team, may not be possible since their identities can </w:t>
+      </w:r>
+      <w:r>
+        <w:rPr>
+          <w:rFonts w:ascii="Arial" w:hAnsi="Arial" w:cs="Arial"/>
+          <w:sz w:val="22"/>
+          <w:szCs w:val="22"/>
+          <w:lang w:val="en-CA"/>
+        </w:rPr>
+        <w:t xml:space="preserve">potentially </w:t>
+      </w:r>
+      <w:r>
+        <w:rPr>
+          <w:rFonts w:ascii="Arial" w:hAnsi="Arial" w:cs="Arial"/>
+          <w:sz w:val="22"/>
+          <w:szCs w:val="22"/>
+          <w:lang w:val="en-CA"/>
+        </w:rPr>
+        <w:t xml:space="preserve">be inferred. The interviewee will have to accept this risk if they choose to be interviewed. </w:t>
+      </w:r>
       <w:r>
         <w:rPr>
           <w:rFonts w:ascii="Arial" w:hAnsi="Arial" w:cs="Arial"/>
@@ -1497,204 +1231,21 @@
     <w:p>
       <w:pPr>
         <w:rPr>
-          <w:del w:id="32" w:author="Spencer Smith" w:date="2026-06-12T11:49:00Z" w16du:dateUtc="2026-06-12T15:49:00Z"/>
-          <w:rFonts w:ascii="Arial" w:hAnsi="Arial" w:cs="Arial"/>
-          <w:sz w:val="22"/>
-          <w:szCs w:val="22"/>
-        </w:rPr>
-      </w:pPr>
-      <w:del w:id="33" w:author="Spencer Smith" w:date="2026-06-12T11:49:00Z" w16du:dateUtc="2026-06-12T15:49:00Z">
-        <w:r>
-          <w:rPr>
-            <w:rFonts w:ascii="Arial" w:hAnsi="Arial" w:cs="Arial"/>
-            <w:sz w:val="22"/>
-            <w:szCs w:val="22"/>
-          </w:rPr>
-          <w:delText>This study has been reviewed and cleared by the McMaster Research Ethics Board.  If you have concerns or questions about your rights as a participant or about the way the study is conducted, you may contact:</w:delText>
-        </w:r>
-      </w:del>
-    </w:p>
-    <w:p>
-      <w:pPr>
-        <w:rPr>
-          <w:del w:id="34" w:author="Spencer Smith" w:date="2026-06-12T11:49:00Z" w16du:dateUtc="2026-06-12T15:49:00Z"/>
-          <w:rFonts w:ascii="Arial" w:hAnsi="Arial" w:cs="Arial"/>
-          <w:sz w:val="22"/>
-          <w:szCs w:val="22"/>
-        </w:rPr>
-      </w:pPr>
-    </w:p>
-    <w:p>
-      <w:pPr>
-        <w:rPr>
-          <w:del w:id="35" w:author="Spencer Smith" w:date="2026-06-12T11:49:00Z" w16du:dateUtc="2026-06-12T15:49:00Z"/>
-          <w:rFonts w:ascii="Arial" w:hAnsi="Arial" w:cs="Arial"/>
-          <w:sz w:val="22"/>
-          <w:szCs w:val="22"/>
-        </w:rPr>
-      </w:pPr>
-      <w:del w:id="36" w:author="Spencer Smith" w:date="2026-06-12T11:49:00Z" w16du:dateUtc="2026-06-12T15:49:00Z">
-        <w:r>
-          <w:rPr>
-            <w:rFonts w:ascii="Arial" w:hAnsi="Arial" w:cs="Arial"/>
-            <w:sz w:val="22"/>
-            <w:szCs w:val="22"/>
-          </w:rPr>
-          <w:tab/>
-        </w:r>
-        <w:r>
-          <w:rPr>
-            <w:rFonts w:ascii="Arial" w:hAnsi="Arial" w:cs="Arial"/>
-            <w:sz w:val="22"/>
-            <w:szCs w:val="22"/>
-          </w:rPr>
-          <w:tab/>
-          <w:delText>McMaster Research Ethics Board Secretariat</w:delText>
-        </w:r>
-      </w:del>
-    </w:p>
-    <w:p>
-      <w:pPr>
-        <w:rPr>
-          <w:del w:id="37" w:author="Spencer Smith" w:date="2026-06-12T11:49:00Z" w16du:dateUtc="2026-06-12T15:49:00Z"/>
-          <w:rFonts w:ascii="Arial" w:hAnsi="Arial" w:cs="Arial"/>
-          <w:sz w:val="22"/>
-          <w:szCs w:val="22"/>
-        </w:rPr>
-      </w:pPr>
-      <w:del w:id="38" w:author="Spencer Smith" w:date="2026-06-12T11:49:00Z" w16du:dateUtc="2026-06-12T15:49:00Z">
-        <w:r>
-          <w:rPr>
-            <w:rFonts w:ascii="Arial" w:hAnsi="Arial" w:cs="Arial"/>
-            <w:sz w:val="22"/>
-            <w:szCs w:val="22"/>
-          </w:rPr>
-          <w:tab/>
-        </w:r>
-        <w:r>
-          <w:rPr>
-            <w:rFonts w:ascii="Arial" w:hAnsi="Arial" w:cs="Arial"/>
-            <w:sz w:val="22"/>
-            <w:szCs w:val="22"/>
-          </w:rPr>
-          <w:tab/>
-          <w:delText>Telephone: (905) 525-9140 ext. 23142</w:delText>
-        </w:r>
-      </w:del>
-    </w:p>
-    <w:p>
-      <w:pPr>
-        <w:rPr>
-          <w:del w:id="39" w:author="Spencer Smith" w:date="2026-06-12T11:49:00Z" w16du:dateUtc="2026-06-12T15:49:00Z"/>
-          <w:rFonts w:ascii="Arial" w:hAnsi="Arial" w:cs="Arial"/>
-          <w:sz w:val="22"/>
-          <w:szCs w:val="22"/>
-          <w:lang w:val="fr-FR"/>
-        </w:rPr>
-      </w:pPr>
-      <w:del w:id="40" w:author="Spencer Smith" w:date="2026-06-12T11:49:00Z" w16du:dateUtc="2026-06-12T15:49:00Z">
-        <w:r>
-          <w:rPr>
-            <w:rFonts w:ascii="Arial" w:hAnsi="Arial" w:cs="Arial"/>
-            <w:sz w:val="22"/>
-            <w:szCs w:val="22"/>
-          </w:rPr>
-          <w:tab/>
-        </w:r>
-        <w:r>
-          <w:rPr>
-            <w:rFonts w:ascii="Arial" w:hAnsi="Arial" w:cs="Arial"/>
-            <w:sz w:val="22"/>
-            <w:szCs w:val="22"/>
-          </w:rPr>
-          <w:tab/>
-          <w:delText>c/o Research Office for Administration, Development &amp; Support (ROADS)</w:delText>
-        </w:r>
-        <w:r>
-          <w:rPr>
-            <w:rFonts w:ascii="Arial" w:hAnsi="Arial" w:cs="Arial"/>
-            <w:sz w:val="22"/>
-            <w:szCs w:val="22"/>
-          </w:rPr>
-          <w:tab/>
-        </w:r>
-        <w:r>
-          <w:rPr>
-            <w:rFonts w:ascii="Arial" w:hAnsi="Arial" w:cs="Arial"/>
-            <w:sz w:val="22"/>
-            <w:szCs w:val="22"/>
-          </w:rPr>
-          <w:tab/>
-        </w:r>
-        <w:r>
-          <w:rPr>
-            <w:rFonts w:ascii="Arial" w:hAnsi="Arial" w:cs="Arial"/>
-            <w:sz w:val="22"/>
-            <w:szCs w:val="22"/>
-          </w:rPr>
-          <w:tab/>
-        </w:r>
-        <w:r>
-          <w:rPr>
-            <w:rFonts w:ascii="Arial" w:hAnsi="Arial" w:cs="Arial"/>
-            <w:sz w:val="22"/>
-            <w:szCs w:val="22"/>
-            <w:lang w:val="fr-FR"/>
-          </w:rPr>
-          <w:delText xml:space="preserve">E-mail: </w:delText>
-        </w:r>
-        <w:r>
-          <w:fldChar w:fldCharType="begin"/>
-        </w:r>
-        <w:r>
-          <w:delInstrText>HYPERLINK "mailto:ethicsoffice@mcmaster.ca" \h</w:delInstrText>
-        </w:r>
-        <w:r>
-          <w:fldChar w:fldCharType="separate"/>
-        </w:r>
-        <w:r>
-          <w:rPr>
-            <w:rStyle w:val="Hyperlink"/>
-            <w:rFonts w:ascii="Arial" w:hAnsi="Arial" w:cs="Arial"/>
-            <w:sz w:val="22"/>
-            <w:szCs w:val="22"/>
-            <w:lang w:val="fr-FR"/>
-          </w:rPr>
-          <w:delText>ethicsoffice@mcmaster.ca</w:delText>
-        </w:r>
-        <w:r>
-          <w:fldChar w:fldCharType="end"/>
-        </w:r>
-      </w:del>
-    </w:p>
-    <w:p>
-      <w:pPr>
-        <w:rPr>
-          <w:rFonts w:ascii="Arial" w:hAnsi="Arial" w:cs="Arial"/>
-          <w:sz w:val="22"/>
-          <w:szCs w:val="22"/>
-          <w:lang w:val="en-CA"/>
-          <w:rPrChange w:id="41" w:author="Spencer Smith" w:date="2026-06-12T11:49:00Z" w16du:dateUtc="2026-06-12T15:49:00Z">
-            <w:rPr>
-              <w:rFonts w:ascii="Arial" w:hAnsi="Arial" w:cs="Arial"/>
-              <w:sz w:val="22"/>
-              <w:szCs w:val="22"/>
-              <w:lang w:val="fr-FR"/>
-            </w:rPr>
-          </w:rPrChange>
-        </w:rPr>
-      </w:pPr>
-      <w:ins w:id="42" w:author="Spencer Smith" w:date="2026-06-12T11:49:00Z">
-        <w:r>
-          <w:rPr>
-            <w:rFonts w:ascii="Arial" w:hAnsi="Arial" w:cs="Arial"/>
-            <w:sz w:val="22"/>
-            <w:szCs w:val="22"/>
-            <w:lang w:val="en-CA"/>
-          </w:rPr>
-          <w:t>This study has been reviewed by the McMaster Research Ethics Board and received ethics clearance under project 8215. If you have concerns or questions about your rights as a participant or about the way the study is conducted, please contact McMaster Research Ethics Office by phone: (905) 525-9140 ext. 23142 or e-mail: mreb@mcmaster.ca.</w:t>
-        </w:r>
-      </w:ins>
+          <w:rFonts w:ascii="Arial" w:hAnsi="Arial" w:cs="Arial"/>
+          <w:sz w:val="22"/>
+          <w:szCs w:val="22"/>
+          <w:lang w:val="en-CA"/>
+        </w:rPr>
+      </w:pPr>
+      <w:r>
+        <w:rPr>
+          <w:rFonts w:ascii="Arial" w:hAnsi="Arial" w:cs="Arial"/>
+          <w:sz w:val="22"/>
+          <w:szCs w:val="22"/>
+          <w:lang w:val="en-CA"/>
+        </w:rPr>
+        <w:t>This study has been reviewed by the McMaster Research Ethics Board and received ethics clearance under project 8215. If you have concerns or questions about your rights as a participant or about the way the study is conducted, please contact McMaster Research Ethics Office by phone: (905) 525-9140 ext. 23142 or e-mail: mreb@mcmaster.ca.</w:t>
+      </w:r>
     </w:p>
     <w:p>
       <w:pPr>
@@ -1998,7 +1549,7 @@
 </file>
 
 <file path=word/endnotes.xml><?xml version="1.0" encoding="utf-8"?>
-<w:endnotes xmlns:wpc="http://schemas.microsoft.com/office/word/2010/wordprocessingCanvas" xmlns:cx="http://schemas.microsoft.com/office/drawing/2014/chartex" xmlns:cx1="http://schemas.microsoft.com/office/drawing/2015/9/8/chartex" xmlns:cx2="http://schemas.microsoft.com/office/drawing/2015/10/21/chartex" xmlns:cx3="http://schemas.microsoft.com/office/drawing/2016/5/9/chartex" xmlns:cx4="http://schemas.microsoft.com/office/drawing/2016/5/10/chartex" xmlns:cx5="http://schemas.microsoft.com/office/drawing/2016/5/11/chartex" xmlns:cx6="http://schemas.microsoft.com/office/drawing/2016/5/12/chartex" xmlns:cx7="http://schemas.microsoft.com/office/drawing/2016/5/13/chartex" xmlns:cx8="http://schemas.microsoft.com/office/drawing/2016/5/14/chartex" xmlns:mc="http://schemas.openxmlformats.org/markup-compatibility/2006" xmlns:aink="http://schemas.microsoft.com/office/drawing/2016/ink" xmlns:am3d="http://schemas.microsoft.com/office/drawing/2017/model3d" xmlns:o="urn:schemas-microsoft-com:office:office" xmlns:oel="http://schemas.microsoft.com/office/2019/extlst" xmlns:r="http://schemas.openxmlformats.org/officeDocument/2006/relationships" xmlns:m="http://schemas.openxmlformats.org/officeDocument/2006/math" xmlns:v="urn:schemas-microsoft-com:vml" xmlns:wp14="http://schemas.microsoft.com/office/word/2010/wordprocessingDrawing" xmlns:wp="http://schemas.openxmlformats.org/drawingml/2006/wordprocessingDrawing" xmlns:w10="urn:schemas-microsoft-com:office:word" xmlns:w="http://schemas.openxmlformats.org/wordprocessingml/2006/main" xmlns:w14="http://schemas.microsoft.com/office/word/2010/wordml" xmlns:w15="http://schemas.microsoft.com/office/word/2012/wordml" xmlns:w16cex="http://schemas.microsoft.com/office/word/2018/wordml/cex" xmlns:w16cid="http://schemas.microsoft.com/office/word/2016/wordml/cid" xmlns:w16="http://schemas.microsoft.com/office/word/2018/wordml" xmlns:w16du="http://schemas.microsoft.com/office/word/2023/wordml/word16du" xmlns:w16sdtdh="http://schemas.microsoft.com/office/word/2020/wordml/sdtdatahash" xmlns:w16sdtfl="http://schemas.microsoft.com/office/word/2024/wordml/sdtformatlock" xmlns:w16se="http://schemas.microsoft.com/office/word/2015/wordml/symex" xmlns:wpg="http://schemas.microsoft.com/office/word/2010/wordprocessingGroup" xmlns:wpi="http://schemas.microsoft.com/office/word/2010/wordprocessingInk" xmlns:wne="http://schemas.microsoft.com/office/word/2006/wordml" xmlns:wps="http://schemas.microsoft.com/office/word/2010/wordprocessingShape" mc:Ignorable="w14 w15 w16se w16cid w16 w16cex w16sdtdh w16sdtfl w16du wp14">
+<w:endnotes xmlns:wpc="http://schemas.microsoft.com/office/word/2010/wordprocessingCanvas" xmlns:cx="http://schemas.microsoft.com/office/drawing/2014/chartex" xmlns:cx1="http://schemas.microsoft.com/office/drawing/2015/9/8/chartex" xmlns:cx2="http://schemas.microsoft.com/office/drawing/2015/10/21/chartex" xmlns:cx3="http://schemas.microsoft.com/office/drawing/2016/5/9/chartex" xmlns:cx4="http://schemas.microsoft.com/office/drawing/2016/5/10/chartex" xmlns:cx5="http://schemas.microsoft.com/office/drawing/2016/5/11/chartex" xmlns:cx6="http://schemas.microsoft.com/office/drawing/2016/5/12/chartex" xmlns:cx7="http://schemas.microsoft.com/office/drawing/2016/5/13/chartex" xmlns:cx8="http://schemas.microsoft.com/office/drawing/2016/5/14/chartex" xmlns:mc="http://schemas.openxmlformats.org/markup-compatibility/2006" xmlns:m="http://schemas.openxmlformats.org/officeDocument/2006/math" xmlns:aink="http://schemas.microsoft.com/office/drawing/2016/ink" xmlns:am3d="http://schemas.microsoft.com/office/drawing/2017/model3d" xmlns:oel="http://schemas.microsoft.com/office/2019/extlst" xmlns:r="http://schemas.openxmlformats.org/officeDocument/2006/relationships" xmlns:wp14="http://schemas.microsoft.com/office/word/2010/wordprocessingDrawing" xmlns:wp="http://schemas.openxmlformats.org/drawingml/2006/wordprocessingDrawing" xmlns:wpg="http://schemas.microsoft.com/office/word/2010/wordprocessingGroup" xmlns:wpi="http://schemas.microsoft.com/office/word/2010/wordprocessingInk" xmlns:wps="http://schemas.microsoft.com/office/word/2010/wordprocessingShape" xmlns:o="urn:schemas-microsoft-com:office:office" xmlns:v="urn:schemas-microsoft-com:vml" xmlns:w10="urn:schemas-microsoft-com:office:word" xmlns:w="http://schemas.openxmlformats.org/wordprocessingml/2006/main" xmlns:w14="http://schemas.microsoft.com/office/word/2010/wordml" xmlns:w15="http://schemas.microsoft.com/office/word/2012/wordml" xmlns:w16cex="http://schemas.microsoft.com/office/word/2018/wordml/cex" xmlns:w16cid="http://schemas.microsoft.com/office/word/2016/wordml/cid" xmlns:w16="http://schemas.microsoft.com/office/word/2018/wordml" xmlns:w16sdtdh="http://schemas.microsoft.com/office/word/2020/wordml/sdtdatahash" xmlns:w16sdtfl="http://schemas.microsoft.com/office/word/2024/wordml/sdtformatlock" xmlns:w16se="http://schemas.microsoft.com/office/word/2015/wordml/symex" xmlns:w16du="http://schemas.microsoft.com/office/word/2023/wordml/word16du" xmlns:wne="http://schemas.microsoft.com/office/word/2006/wordml" mc:Ignorable="w14 w15 w16se w16cid w16 w16cex w16sdtdh w16sdtfl w16du wp14">
   <w:endnote w:type="separator" w:id="-1">
     <w:p>
       <w:r>
@@ -2017,7 +1568,7 @@
 </file>
 
 <file path=word/footer1.xml><?xml version="1.0" encoding="utf-8"?>
-<w:ftr xmlns:wpc="http://schemas.microsoft.com/office/word/2010/wordprocessingCanvas" xmlns:cx="http://schemas.microsoft.com/office/drawing/2014/chartex" xmlns:cx1="http://schemas.microsoft.com/office/drawing/2015/9/8/chartex" xmlns:cx2="http://schemas.microsoft.com/office/drawing/2015/10/21/chartex" xmlns:cx3="http://schemas.microsoft.com/office/drawing/2016/5/9/chartex" xmlns:cx4="http://schemas.microsoft.com/office/drawing/2016/5/10/chartex" xmlns:cx5="http://schemas.microsoft.com/office/drawing/2016/5/11/chartex" xmlns:cx6="http://schemas.microsoft.com/office/drawing/2016/5/12/chartex" xmlns:cx7="http://schemas.microsoft.com/office/drawing/2016/5/13/chartex" xmlns:cx8="http://schemas.microsoft.com/office/drawing/2016/5/14/chartex" xmlns:mc="http://schemas.openxmlformats.org/markup-compatibility/2006" xmlns:aink="http://schemas.microsoft.com/office/drawing/2016/ink" xmlns:am3d="http://schemas.microsoft.com/office/drawing/2017/model3d" xmlns:o="urn:schemas-microsoft-com:office:office" xmlns:oel="http://schemas.microsoft.com/office/2019/extlst" xmlns:r="http://schemas.openxmlformats.org/officeDocument/2006/relationships" xmlns:m="http://schemas.openxmlformats.org/officeDocument/2006/math" xmlns:v="urn:schemas-microsoft-com:vml" xmlns:wp14="http://schemas.microsoft.com/office/word/2010/wordprocessingDrawing" xmlns:wp="http://schemas.openxmlformats.org/drawingml/2006/wordprocessingDrawing" xmlns:w10="urn:schemas-microsoft-com:office:word" xmlns:w="http://schemas.openxmlformats.org/wordprocessingml/2006/main" xmlns:w14="http://schemas.microsoft.com/office/word/2010/wordml" xmlns:w15="http://schemas.microsoft.com/office/word/2012/wordml" xmlns:w16cex="http://schemas.microsoft.com/office/word/2018/wordml/cex" xmlns:w16cid="http://schemas.microsoft.com/office/word/2016/wordml/cid" xmlns:w16="http://schemas.microsoft.com/office/word/2018/wordml" xmlns:w16du="http://schemas.microsoft.com/office/word/2023/wordml/word16du" xmlns:w16sdtdh="http://schemas.microsoft.com/office/word/2020/wordml/sdtdatahash" xmlns:w16sdtfl="http://schemas.microsoft.com/office/word/2024/wordml/sdtformatlock" xmlns:w16se="http://schemas.microsoft.com/office/word/2015/wordml/symex" xmlns:wpg="http://schemas.microsoft.com/office/word/2010/wordprocessingGroup" xmlns:wpi="http://schemas.microsoft.com/office/word/2010/wordprocessingInk" xmlns:wne="http://schemas.microsoft.com/office/word/2006/wordml" xmlns:wps="http://schemas.microsoft.com/office/word/2010/wordprocessingShape" mc:Ignorable="w14 w15 w16se w16cid w16 w16cex w16sdtdh w16sdtfl w16du wp14">
+<w:ftr xmlns:wpc="http://schemas.microsoft.com/office/word/2010/wordprocessingCanvas" xmlns:cx="http://schemas.microsoft.com/office/drawing/2014/chartex" xmlns:cx1="http://schemas.microsoft.com/office/drawing/2015/9/8/chartex" xmlns:cx2="http://schemas.microsoft.com/office/drawing/2015/10/21/chartex" xmlns:cx3="http://schemas.microsoft.com/office/drawing/2016/5/9/chartex" xmlns:cx4="http://schemas.microsoft.com/office/drawing/2016/5/10/chartex" xmlns:cx5="http://schemas.microsoft.com/office/drawing/2016/5/11/chartex" xmlns:cx6="http://schemas.microsoft.com/office/drawing/2016/5/12/chartex" xmlns:cx7="http://schemas.microsoft.com/office/drawing/2016/5/13/chartex" xmlns:cx8="http://schemas.microsoft.com/office/drawing/2016/5/14/chartex" xmlns:mc="http://schemas.openxmlformats.org/markup-compatibility/2006" xmlns:m="http://schemas.openxmlformats.org/officeDocument/2006/math" xmlns:aink="http://schemas.microsoft.com/office/drawing/2016/ink" xmlns:am3d="http://schemas.microsoft.com/office/drawing/2017/model3d" xmlns:oel="http://schemas.microsoft.com/office/2019/extlst" xmlns:r="http://schemas.openxmlformats.org/officeDocument/2006/relationships" xmlns:wp14="http://schemas.microsoft.com/office/word/2010/wordprocessingDrawing" xmlns:wp="http://schemas.openxmlformats.org/drawingml/2006/wordprocessingDrawing" xmlns:wpg="http://schemas.microsoft.com/office/word/2010/wordprocessingGroup" xmlns:wpi="http://schemas.microsoft.com/office/word/2010/wordprocessingInk" xmlns:wps="http://schemas.microsoft.com/office/word/2010/wordprocessingShape" xmlns:o="urn:schemas-microsoft-com:office:office" xmlns:v="urn:schemas-microsoft-com:vml" xmlns:w10="urn:schemas-microsoft-com:office:word" xmlns:w="http://schemas.openxmlformats.org/wordprocessingml/2006/main" xmlns:w14="http://schemas.microsoft.com/office/word/2010/wordml" xmlns:w15="http://schemas.microsoft.com/office/word/2012/wordml" xmlns:w16cex="http://schemas.microsoft.com/office/word/2018/wordml/cex" xmlns:w16cid="http://schemas.microsoft.com/office/word/2016/wordml/cid" xmlns:w16="http://schemas.microsoft.com/office/word/2018/wordml" xmlns:w16sdtdh="http://schemas.microsoft.com/office/word/2020/wordml/sdtdatahash" xmlns:w16sdtfl="http://schemas.microsoft.com/office/word/2024/wordml/sdtformatlock" xmlns:w16se="http://schemas.microsoft.com/office/word/2015/wordml/symex" xmlns:w16du="http://schemas.microsoft.com/office/word/2023/wordml/word16du" xmlns:wne="http://schemas.microsoft.com/office/word/2006/wordml" mc:Ignorable="w14 w15 w16se w16cid w16 w16cex w16sdtdh w16sdtfl w16du wp14">
   <w:p>
     <w:pPr>
       <w:pStyle w:val="Footer"/>
@@ -2027,7 +1578,7 @@
 </file>
 
 <file path=word/footer2.xml><?xml version="1.0" encoding="utf-8"?>
-<w:ftr xmlns:wpc="http://schemas.microsoft.com/office/word/2010/wordprocessingCanvas" xmlns:cx="http://schemas.microsoft.com/office/drawing/2014/chartex" xmlns:cx1="http://schemas.microsoft.com/office/drawing/2015/9/8/chartex" xmlns:cx2="http://schemas.microsoft.com/office/drawing/2015/10/21/chartex" xmlns:cx3="http://schemas.microsoft.com/office/drawing/2016/5/9/chartex" xmlns:cx4="http://schemas.microsoft.com/office/drawing/2016/5/10/chartex" xmlns:cx5="http://schemas.microsoft.com/office/drawing/2016/5/11/chartex" xmlns:cx6="http://schemas.microsoft.com/office/drawing/2016/5/12/chartex" xmlns:cx7="http://schemas.microsoft.com/office/drawing/2016/5/13/chartex" xmlns:cx8="http://schemas.microsoft.com/office/drawing/2016/5/14/chartex" xmlns:mc="http://schemas.openxmlformats.org/markup-compatibility/2006" xmlns:aink="http://schemas.microsoft.com/office/drawing/2016/ink" xmlns:am3d="http://schemas.microsoft.com/office/drawing/2017/model3d" xmlns:o="urn:schemas-microsoft-com:office:office" xmlns:oel="http://schemas.microsoft.com/office/2019/extlst" xmlns:r="http://schemas.openxmlformats.org/officeDocument/2006/relationships" xmlns:m="http://schemas.openxmlformats.org/officeDocument/2006/math" xmlns:v="urn:schemas-microsoft-com:vml" xmlns:wp14="http://schemas.microsoft.com/office/word/2010/wordprocessingDrawing" xmlns:wp="http://schemas.openxmlformats.org/drawingml/2006/wordprocessingDrawing" xmlns:w10="urn:schemas-microsoft-com:office:word" xmlns:w="http://schemas.openxmlformats.org/wordprocessingml/2006/main" xmlns:w14="http://schemas.microsoft.com/office/word/2010/wordml" xmlns:w15="http://schemas.microsoft.com/office/word/2012/wordml" xmlns:w16cex="http://schemas.microsoft.com/office/word/2018/wordml/cex" xmlns:w16cid="http://schemas.microsoft.com/office/word/2016/wordml/cid" xmlns:w16="http://schemas.microsoft.com/office/word/2018/wordml" xmlns:w16du="http://schemas.microsoft.com/office/word/2023/wordml/word16du" xmlns:w16sdtdh="http://schemas.microsoft.com/office/word/2020/wordml/sdtdatahash" xmlns:w16sdtfl="http://schemas.microsoft.com/office/word/2024/wordml/sdtformatlock" xmlns:w16se="http://schemas.microsoft.com/office/word/2015/wordml/symex" xmlns:wpg="http://schemas.microsoft.com/office/word/2010/wordprocessingGroup" xmlns:wpi="http://schemas.microsoft.com/office/word/2010/wordprocessingInk" xmlns:wne="http://schemas.microsoft.com/office/word/2006/wordml" xmlns:wps="http://schemas.microsoft.com/office/word/2010/wordprocessingShape" mc:Ignorable="w14 w15 w16se w16cid w16 w16cex w16sdtdh w16sdtfl w16du wp14">
+<w:ftr xmlns:wpc="http://schemas.microsoft.com/office/word/2010/wordprocessingCanvas" xmlns:cx="http://schemas.microsoft.com/office/drawing/2014/chartex" xmlns:cx1="http://schemas.microsoft.com/office/drawing/2015/9/8/chartex" xmlns:cx2="http://schemas.microsoft.com/office/drawing/2015/10/21/chartex" xmlns:cx3="http://schemas.microsoft.com/office/drawing/2016/5/9/chartex" xmlns:cx4="http://schemas.microsoft.com/office/drawing/2016/5/10/chartex" xmlns:cx5="http://schemas.microsoft.com/office/drawing/2016/5/11/chartex" xmlns:cx6="http://schemas.microsoft.com/office/drawing/2016/5/12/chartex" xmlns:cx7="http://schemas.microsoft.com/office/drawing/2016/5/13/chartex" xmlns:cx8="http://schemas.microsoft.com/office/drawing/2016/5/14/chartex" xmlns:mc="http://schemas.openxmlformats.org/markup-compatibility/2006" xmlns:m="http://schemas.openxmlformats.org/officeDocument/2006/math" xmlns:aink="http://schemas.microsoft.com/office/drawing/2016/ink" xmlns:am3d="http://schemas.microsoft.com/office/drawing/2017/model3d" xmlns:oel="http://schemas.microsoft.com/office/2019/extlst" xmlns:r="http://schemas.openxmlformats.org/officeDocument/2006/relationships" xmlns:wp14="http://schemas.microsoft.com/office/word/2010/wordprocessingDrawing" xmlns:wp="http://schemas.openxmlformats.org/drawingml/2006/wordprocessingDrawing" xmlns:wpg="http://schemas.microsoft.com/office/word/2010/wordprocessingGroup" xmlns:wpi="http://schemas.microsoft.com/office/word/2010/wordprocessingInk" xmlns:wps="http://schemas.microsoft.com/office/word/2010/wordprocessingShape" xmlns:o="urn:schemas-microsoft-com:office:office" xmlns:v="urn:schemas-microsoft-com:vml" xmlns:w10="urn:schemas-microsoft-com:office:word" xmlns:w="http://schemas.openxmlformats.org/wordprocessingml/2006/main" xmlns:w14="http://schemas.microsoft.com/office/word/2010/wordml" xmlns:w15="http://schemas.microsoft.com/office/word/2012/wordml" xmlns:w16cex="http://schemas.microsoft.com/office/word/2018/wordml/cex" xmlns:w16cid="http://schemas.microsoft.com/office/word/2016/wordml/cid" xmlns:w16="http://schemas.microsoft.com/office/word/2018/wordml" xmlns:w16sdtdh="http://schemas.microsoft.com/office/word/2020/wordml/sdtdatahash" xmlns:w16sdtfl="http://schemas.microsoft.com/office/word/2024/wordml/sdtformatlock" xmlns:w16se="http://schemas.microsoft.com/office/word/2015/wordml/symex" xmlns:w16du="http://schemas.microsoft.com/office/word/2023/wordml/word16du" xmlns:wne="http://schemas.microsoft.com/office/word/2006/wordml" mc:Ignorable="w14 w15 w16se w16cid w16 w16cex w16sdtdh w16sdtfl w16du wp14">
   <w:p>
     <w:pPr>
       <w:pStyle w:val="Footer"/>
@@ -2177,7 +1728,7 @@
 </file>
 
 <file path=word/footer3.xml><?xml version="1.0" encoding="utf-8"?>
-<w:ftr xmlns:wpc="http://schemas.microsoft.com/office/word/2010/wordprocessingCanvas" xmlns:cx="http://schemas.microsoft.com/office/drawing/2014/chartex" xmlns:cx1="http://schemas.microsoft.com/office/drawing/2015/9/8/chartex" xmlns:cx2="http://schemas.microsoft.com/office/drawing/2015/10/21/chartex" xmlns:cx3="http://schemas.microsoft.com/office/drawing/2016/5/9/chartex" xmlns:cx4="http://schemas.microsoft.com/office/drawing/2016/5/10/chartex" xmlns:cx5="http://schemas.microsoft.com/office/drawing/2016/5/11/chartex" xmlns:cx6="http://schemas.microsoft.com/office/drawing/2016/5/12/chartex" xmlns:cx7="http://schemas.microsoft.com/office/drawing/2016/5/13/chartex" xmlns:cx8="http://schemas.microsoft.com/office/drawing/2016/5/14/chartex" xmlns:mc="http://schemas.openxmlformats.org/markup-compatibility/2006" xmlns:aink="http://schemas.microsoft.com/office/drawing/2016/ink" xmlns:am3d="http://schemas.microsoft.com/office/drawing/2017/model3d" xmlns:o="urn:schemas-microsoft-com:office:office" xmlns:oel="http://schemas.microsoft.com/office/2019/extlst" xmlns:r="http://schemas.openxmlformats.org/officeDocument/2006/relationships" xmlns:m="http://schemas.openxmlformats.org/officeDocument/2006/math" xmlns:v="urn:schemas-microsoft-com:vml" xmlns:wp14="http://schemas.microsoft.com/office/word/2010/wordprocessingDrawing" xmlns:wp="http://schemas.openxmlformats.org/drawingml/2006/wordprocessingDrawing" xmlns:w10="urn:schemas-microsoft-com:office:word" xmlns:w="http://schemas.openxmlformats.org/wordprocessingml/2006/main" xmlns:w14="http://schemas.microsoft.com/office/word/2010/wordml" xmlns:w15="http://schemas.microsoft.com/office/word/2012/wordml" xmlns:w16cex="http://schemas.microsoft.com/office/word/2018/wordml/cex" xmlns:w16cid="http://schemas.microsoft.com/office/word/2016/wordml/cid" xmlns:w16="http://schemas.microsoft.com/office/word/2018/wordml" xmlns:w16du="http://schemas.microsoft.com/office/word/2023/wordml/word16du" xmlns:w16sdtdh="http://schemas.microsoft.com/office/word/2020/wordml/sdtdatahash" xmlns:w16sdtfl="http://schemas.microsoft.com/office/word/2024/wordml/sdtformatlock" xmlns:w16se="http://schemas.microsoft.com/office/word/2015/wordml/symex" xmlns:wpg="http://schemas.microsoft.com/office/word/2010/wordprocessingGroup" xmlns:wpi="http://schemas.microsoft.com/office/word/2010/wordprocessingInk" xmlns:wne="http://schemas.microsoft.com/office/word/2006/wordml" xmlns:wps="http://schemas.microsoft.com/office/word/2010/wordprocessingShape" mc:Ignorable="w14 w15 w16se w16cid w16 w16cex w16sdtdh w16sdtfl w16du wp14">
+<w:ftr xmlns:wpc="http://schemas.microsoft.com/office/word/2010/wordprocessingCanvas" xmlns:cx="http://schemas.microsoft.com/office/drawing/2014/chartex" xmlns:cx1="http://schemas.microsoft.com/office/drawing/2015/9/8/chartex" xmlns:cx2="http://schemas.microsoft.com/office/drawing/2015/10/21/chartex" xmlns:cx3="http://schemas.microsoft.com/office/drawing/2016/5/9/chartex" xmlns:cx4="http://schemas.microsoft.com/office/drawing/2016/5/10/chartex" xmlns:cx5="http://schemas.microsoft.com/office/drawing/2016/5/11/chartex" xmlns:cx6="http://schemas.microsoft.com/office/drawing/2016/5/12/chartex" xmlns:cx7="http://schemas.microsoft.com/office/drawing/2016/5/13/chartex" xmlns:cx8="http://schemas.microsoft.com/office/drawing/2016/5/14/chartex" xmlns:mc="http://schemas.openxmlformats.org/markup-compatibility/2006" xmlns:m="http://schemas.openxmlformats.org/officeDocument/2006/math" xmlns:aink="http://schemas.microsoft.com/office/drawing/2016/ink" xmlns:am3d="http://schemas.microsoft.com/office/drawing/2017/model3d" xmlns:oel="http://schemas.microsoft.com/office/2019/extlst" xmlns:r="http://schemas.openxmlformats.org/officeDocument/2006/relationships" xmlns:wp14="http://schemas.microsoft.com/office/word/2010/wordprocessingDrawing" xmlns:wp="http://schemas.openxmlformats.org/drawingml/2006/wordprocessingDrawing" xmlns:wpg="http://schemas.microsoft.com/office/word/2010/wordprocessingGroup" xmlns:wpi="http://schemas.microsoft.com/office/word/2010/wordprocessingInk" xmlns:wps="http://schemas.microsoft.com/office/word/2010/wordprocessingShape" xmlns:o="urn:schemas-microsoft-com:office:office" xmlns:v="urn:schemas-microsoft-com:vml" xmlns:w10="urn:schemas-microsoft-com:office:word" xmlns:w="http://schemas.openxmlformats.org/wordprocessingml/2006/main" xmlns:w14="http://schemas.microsoft.com/office/word/2010/wordml" xmlns:w15="http://schemas.microsoft.com/office/word/2012/wordml" xmlns:w16cex="http://schemas.microsoft.com/office/word/2018/wordml/cex" xmlns:w16cid="http://schemas.microsoft.com/office/word/2016/wordml/cid" xmlns:w16="http://schemas.microsoft.com/office/word/2018/wordml" xmlns:w16sdtdh="http://schemas.microsoft.com/office/word/2020/wordml/sdtdatahash" xmlns:w16sdtfl="http://schemas.microsoft.com/office/word/2024/wordml/sdtformatlock" xmlns:w16se="http://schemas.microsoft.com/office/word/2015/wordml/symex" xmlns:w16du="http://schemas.microsoft.com/office/word/2023/wordml/word16du" xmlns:wne="http://schemas.microsoft.com/office/word/2006/wordml" mc:Ignorable="w14 w15 w16se w16cid w16 w16cex w16sdtdh w16sdtfl w16du wp14">
   <w:p>
     <w:pPr>
       <w:pStyle w:val="Footer"/>
@@ -2187,7 +1738,7 @@
 </file>
 
 <file path=word/footnotes.xml><?xml version="1.0" encoding="utf-8"?>
-<w:footnotes xmlns:wpc="http://schemas.microsoft.com/office/word/2010/wordprocessingCanvas" xmlns:cx="http://schemas.microsoft.com/office/drawing/2014/chartex" xmlns:cx1="http://schemas.microsoft.com/office/drawing/2015/9/8/chartex" xmlns:cx2="http://schemas.microsoft.com/office/drawing/2015/10/21/chartex" xmlns:cx3="http://schemas.microsoft.com/office/drawing/2016/5/9/chartex" xmlns:cx4="http://schemas.microsoft.com/office/drawing/2016/5/10/chartex" xmlns:cx5="http://schemas.microsoft.com/office/drawing/2016/5/11/chartex" xmlns:cx6="http://schemas.microsoft.com/office/drawing/2016/5/12/chartex" xmlns:cx7="http://schemas.microsoft.com/office/drawing/2016/5/13/chartex" xmlns:cx8="http://schemas.microsoft.com/office/drawing/2016/5/14/chartex" xmlns:mc="http://schemas.openxmlformats.org/markup-compatibility/2006" xmlns:aink="http://schemas.microsoft.com/office/drawing/2016/ink" xmlns:am3d="http://schemas.microsoft.com/office/drawing/2017/model3d" xmlns:o="urn:schemas-microsoft-com:office:office" xmlns:oel="http://schemas.microsoft.com/office/2019/extlst" xmlns:r="http://schemas.openxmlformats.org/officeDocument/2006/relationships" xmlns:m="http://schemas.openxmlformats.org/officeDocument/2006/math" xmlns:v="urn:schemas-microsoft-com:vml" xmlns:wp14="http://schemas.microsoft.com/office/word/2010/wordprocessingDrawing" xmlns:wp="http://schemas.openxmlformats.org/drawingml/2006/wordprocessingDrawing" xmlns:w10="urn:schemas-microsoft-com:office:word" xmlns:w="http://schemas.openxmlformats.org/wordprocessingml/2006/main" xmlns:w14="http://schemas.microsoft.com/office/word/2010/wordml" xmlns:w15="http://schemas.microsoft.com/office/word/2012/wordml" xmlns:w16cex="http://schemas.microsoft.com/office/word/2018/wordml/cex" xmlns:w16cid="http://schemas.microsoft.com/office/word/2016/wordml/cid" xmlns:w16="http://schemas.microsoft.com/office/word/2018/wordml" xmlns:w16du="http://schemas.microsoft.com/office/word/2023/wordml/word16du" xmlns:w16sdtdh="http://schemas.microsoft.com/office/word/2020/wordml/sdtdatahash" xmlns:w16sdtfl="http://schemas.microsoft.com/office/word/2024/wordml/sdtformatlock" xmlns:w16se="http://schemas.microsoft.com/office/word/2015/wordml/symex" xmlns:wpg="http://schemas.microsoft.com/office/word/2010/wordprocessingGroup" xmlns:wpi="http://schemas.microsoft.com/office/word/2010/wordprocessingInk" xmlns:wne="http://schemas.microsoft.com/office/word/2006/wordml" xmlns:wps="http://schemas.microsoft.com/office/word/2010/wordprocessingShape" mc:Ignorable="w14 w15 w16se w16cid w16 w16cex w16sdtdh w16sdtfl w16du wp14">
+<w:footnotes xmlns:wpc="http://schemas.microsoft.com/office/word/2010/wordprocessingCanvas" xmlns:cx="http://schemas.microsoft.com/office/drawing/2014/chartex" xmlns:cx1="http://schemas.microsoft.com/office/drawing/2015/9/8/chartex" xmlns:cx2="http://schemas.microsoft.com/office/drawing/2015/10/21/chartex" xmlns:cx3="http://schemas.microsoft.com/office/drawing/2016/5/9/chartex" xmlns:cx4="http://schemas.microsoft.com/office/drawing/2016/5/10/chartex" xmlns:cx5="http://schemas.microsoft.com/office/drawing/2016/5/11/chartex" xmlns:cx6="http://schemas.microsoft.com/office/drawing/2016/5/12/chartex" xmlns:cx7="http://schemas.microsoft.com/office/drawing/2016/5/13/chartex" xmlns:cx8="http://schemas.microsoft.com/office/drawing/2016/5/14/chartex" xmlns:mc="http://schemas.openxmlformats.org/markup-compatibility/2006" xmlns:m="http://schemas.openxmlformats.org/officeDocument/2006/math" xmlns:aink="http://schemas.microsoft.com/office/drawing/2016/ink" xmlns:am3d="http://schemas.microsoft.com/office/drawing/2017/model3d" xmlns:oel="http://schemas.microsoft.com/office/2019/extlst" xmlns:r="http://schemas.openxmlformats.org/officeDocument/2006/relationships" xmlns:wp14="http://schemas.microsoft.com/office/word/2010/wordprocessingDrawing" xmlns:wp="http://schemas.openxmlformats.org/drawingml/2006/wordprocessingDrawing" xmlns:wpg="http://schemas.microsoft.com/office/word/2010/wordprocessingGroup" xmlns:wpi="http://schemas.microsoft.com/office/word/2010/wordprocessingInk" xmlns:wps="http://schemas.microsoft.com/office/word/2010/wordprocessingShape" xmlns:o="urn:schemas-microsoft-com:office:office" xmlns:v="urn:schemas-microsoft-com:vml" xmlns:w10="urn:schemas-microsoft-com:office:word" xmlns:w="http://schemas.openxmlformats.org/wordprocessingml/2006/main" xmlns:w14="http://schemas.microsoft.com/office/word/2010/wordml" xmlns:w15="http://schemas.microsoft.com/office/word/2012/wordml" xmlns:w16cex="http://schemas.microsoft.com/office/word/2018/wordml/cex" xmlns:w16cid="http://schemas.microsoft.com/office/word/2016/wordml/cid" xmlns:w16="http://schemas.microsoft.com/office/word/2018/wordml" xmlns:w16sdtdh="http://schemas.microsoft.com/office/word/2020/wordml/sdtdatahash" xmlns:w16sdtfl="http://schemas.microsoft.com/office/word/2024/wordml/sdtformatlock" xmlns:w16se="http://schemas.microsoft.com/office/word/2015/wordml/symex" xmlns:w16du="http://schemas.microsoft.com/office/word/2023/wordml/word16du" xmlns:wne="http://schemas.microsoft.com/office/word/2006/wordml" mc:Ignorable="w14 w15 w16se w16cid w16 w16cex w16sdtdh w16sdtfl w16du wp14">
   <w:footnote w:type="separator" w:id="-1">
     <w:p>
       <w:r>
@@ -2206,7 +1757,7 @@
 </file>
 
 <file path=word/header1.xml><?xml version="1.0" encoding="utf-8"?>
-<w:hdr xmlns:wpc="http://schemas.microsoft.com/office/word/2010/wordprocessingCanvas" xmlns:cx="http://schemas.microsoft.com/office/drawing/2014/chartex" xmlns:cx1="http://schemas.microsoft.com/office/drawing/2015/9/8/chartex" xmlns:cx2="http://schemas.microsoft.com/office/drawing/2015/10/21/chartex" xmlns:cx3="http://schemas.microsoft.com/office/drawing/2016/5/9/chartex" xmlns:cx4="http://schemas.microsoft.com/office/drawing/2016/5/10/chartex" xmlns:cx5="http://schemas.microsoft.com/office/drawing/2016/5/11/chartex" xmlns:cx6="http://schemas.microsoft.com/office/drawing/2016/5/12/chartex" xmlns:cx7="http://schemas.microsoft.com/office/drawing/2016/5/13/chartex" xmlns:cx8="http://schemas.microsoft.com/office/drawing/2016/5/14/chartex" xmlns:mc="http://schemas.openxmlformats.org/markup-compatibility/2006" xmlns:aink="http://schemas.microsoft.com/office/drawing/2016/ink" xmlns:am3d="http://schemas.microsoft.com/office/drawing/2017/model3d" xmlns:o="urn:schemas-microsoft-com:office:office" xmlns:oel="http://schemas.microsoft.com/office/2019/extlst" xmlns:r="http://schemas.openxmlformats.org/officeDocument/2006/relationships" xmlns:m="http://schemas.openxmlformats.org/officeDocument/2006/math" xmlns:v="urn:schemas-microsoft-com:vml" xmlns:wp14="http://schemas.microsoft.com/office/word/2010/wordprocessingDrawing" xmlns:wp="http://schemas.openxmlformats.org/drawingml/2006/wordprocessingDrawing" xmlns:w10="urn:schemas-microsoft-com:office:word" xmlns:w="http://schemas.openxmlformats.org/wordprocessingml/2006/main" xmlns:w14="http://schemas.microsoft.com/office/word/2010/wordml" xmlns:w15="http://schemas.microsoft.com/office/word/2012/wordml" xmlns:w16cex="http://schemas.microsoft.com/office/word/2018/wordml/cex" xmlns:w16cid="http://schemas.microsoft.com/office/word/2016/wordml/cid" xmlns:w16="http://schemas.microsoft.com/office/word/2018/wordml" xmlns:w16du="http://schemas.microsoft.com/office/word/2023/wordml/word16du" xmlns:w16sdtdh="http://schemas.microsoft.com/office/word/2020/wordml/sdtdatahash" xmlns:w16sdtfl="http://schemas.microsoft.com/office/word/2024/wordml/sdtformatlock" xmlns:w16se="http://schemas.microsoft.com/office/word/2015/wordml/symex" xmlns:wpg="http://schemas.microsoft.com/office/word/2010/wordprocessingGroup" xmlns:wpi="http://schemas.microsoft.com/office/word/2010/wordprocessingInk" xmlns:wne="http://schemas.microsoft.com/office/word/2006/wordml" xmlns:wps="http://schemas.microsoft.com/office/word/2010/wordprocessingShape" mc:Ignorable="w14 w15 w16se w16cid w16 w16cex w16sdtdh w16sdtfl w16du wp14">
+<w:hdr xmlns:wpc="http://schemas.microsoft.com/office/word/2010/wordprocessingCanvas" xmlns:cx="http://schemas.microsoft.com/office/drawing/2014/chartex" xmlns:cx1="http://schemas.microsoft.com/office/drawing/2015/9/8/chartex" xmlns:cx2="http://schemas.microsoft.com/office/drawing/2015/10/21/chartex" xmlns:cx3="http://schemas.microsoft.com/office/drawing/2016/5/9/chartex" xmlns:cx4="http://schemas.microsoft.com/office/drawing/2016/5/10/chartex" xmlns:cx5="http://schemas.microsoft.com/office/drawing/2016/5/11/chartex" xmlns:cx6="http://schemas.microsoft.com/office/drawing/2016/5/12/chartex" xmlns:cx7="http://schemas.microsoft.com/office/drawing/2016/5/13/chartex" xmlns:cx8="http://schemas.microsoft.com/office/drawing/2016/5/14/chartex" xmlns:mc="http://schemas.openxmlformats.org/markup-compatibility/2006" xmlns:m="http://schemas.openxmlformats.org/officeDocument/2006/math" xmlns:aink="http://schemas.microsoft.com/office/drawing/2016/ink" xmlns:am3d="http://schemas.microsoft.com/office/drawing/2017/model3d" xmlns:oel="http://schemas.microsoft.com/office/2019/extlst" xmlns:r="http://schemas.openxmlformats.org/officeDocument/2006/relationships" xmlns:wp14="http://schemas.microsoft.com/office/word/2010/wordprocessingDrawing" xmlns:wp="http://schemas.openxmlformats.org/drawingml/2006/wordprocessingDrawing" xmlns:wpg="http://schemas.microsoft.com/office/word/2010/wordprocessingGroup" xmlns:wpi="http://schemas.microsoft.com/office/word/2010/wordprocessingInk" xmlns:wps="http://schemas.microsoft.com/office/word/2010/wordprocessingShape" xmlns:o="urn:schemas-microsoft-com:office:office" xmlns:v="urn:schemas-microsoft-com:vml" xmlns:w10="urn:schemas-microsoft-com:office:word" xmlns:w="http://schemas.openxmlformats.org/wordprocessingml/2006/main" xmlns:w14="http://schemas.microsoft.com/office/word/2010/wordml" xmlns:w15="http://schemas.microsoft.com/office/word/2012/wordml" xmlns:w16cex="http://schemas.microsoft.com/office/word/2018/wordml/cex" xmlns:w16cid="http://schemas.microsoft.com/office/word/2016/wordml/cid" xmlns:w16="http://schemas.microsoft.com/office/word/2018/wordml" xmlns:w16sdtdh="http://schemas.microsoft.com/office/word/2020/wordml/sdtdatahash" xmlns:w16sdtfl="http://schemas.microsoft.com/office/word/2024/wordml/sdtformatlock" xmlns:w16se="http://schemas.microsoft.com/office/word/2015/wordml/symex" xmlns:w16du="http://schemas.microsoft.com/office/word/2023/wordml/word16du" xmlns:wne="http://schemas.microsoft.com/office/word/2006/wordml" mc:Ignorable="w14 w15 w16se w16cid w16 w16cex w16sdtdh w16sdtfl w16du wp14">
   <w:p>
     <w:pPr>
       <w:pStyle w:val="Header"/>
@@ -2216,7 +1767,7 @@
 </file>
 
 <file path=word/header2.xml><?xml version="1.0" encoding="utf-8"?>
-<w:hdr xmlns:wpc="http://schemas.microsoft.com/office/word/2010/wordprocessingCanvas" xmlns:cx="http://schemas.microsoft.com/office/drawing/2014/chartex" xmlns:cx1="http://schemas.microsoft.com/office/drawing/2015/9/8/chartex" xmlns:cx2="http://schemas.microsoft.com/office/drawing/2015/10/21/chartex" xmlns:cx3="http://schemas.microsoft.com/office/drawing/2016/5/9/chartex" xmlns:cx4="http://schemas.microsoft.com/office/drawing/2016/5/10/chartex" xmlns:cx5="http://schemas.microsoft.com/office/drawing/2016/5/11/chartex" xmlns:cx6="http://schemas.microsoft.com/office/drawing/2016/5/12/chartex" xmlns:cx7="http://schemas.microsoft.com/office/drawing/2016/5/13/chartex" xmlns:cx8="http://schemas.microsoft.com/office/drawing/2016/5/14/chartex" xmlns:mc="http://schemas.openxmlformats.org/markup-compatibility/2006" xmlns:aink="http://schemas.microsoft.com/office/drawing/2016/ink" xmlns:am3d="http://schemas.microsoft.com/office/drawing/2017/model3d" xmlns:o="urn:schemas-microsoft-com:office:office" xmlns:oel="http://schemas.microsoft.com/office/2019/extlst" xmlns:r="http://schemas.openxmlformats.org/officeDocument/2006/relationships" xmlns:m="http://schemas.openxmlformats.org/officeDocument/2006/math" xmlns:v="urn:schemas-microsoft-com:vml" xmlns:wp14="http://schemas.microsoft.com/office/word/2010/wordprocessingDrawing" xmlns:wp="http://schemas.openxmlformats.org/drawingml/2006/wordprocessingDrawing" xmlns:w10="urn:schemas-microsoft-com:office:word" xmlns:w="http://schemas.openxmlformats.org/wordprocessingml/2006/main" xmlns:w14="http://schemas.microsoft.com/office/word/2010/wordml" xmlns:w15="http://schemas.microsoft.com/office/word/2012/wordml" xmlns:w16cex="http://schemas.microsoft.com/office/word/2018/wordml/cex" xmlns:w16cid="http://schemas.microsoft.com/office/word/2016/wordml/cid" xmlns:w16="http://schemas.microsoft.com/office/word/2018/wordml" xmlns:w16du="http://schemas.microsoft.com/office/word/2023/wordml/word16du" xmlns:w16sdtdh="http://schemas.microsoft.com/office/word/2020/wordml/sdtdatahash" xmlns:w16sdtfl="http://schemas.microsoft.com/office/word/2024/wordml/sdtformatlock" xmlns:w16se="http://schemas.microsoft.com/office/word/2015/wordml/symex" xmlns:wpg="http://schemas.microsoft.com/office/word/2010/wordprocessingGroup" xmlns:wpi="http://schemas.microsoft.com/office/word/2010/wordprocessingInk" xmlns:wne="http://schemas.microsoft.com/office/word/2006/wordml" xmlns:wps="http://schemas.microsoft.com/office/word/2010/wordprocessingShape" mc:Ignorable="w14 w15 w16se w16cid w16 w16cex w16sdtdh w16sdtfl w16du wp14">
+<w:hdr xmlns:wpc="http://schemas.microsoft.com/office/word/2010/wordprocessingCanvas" xmlns:cx="http://schemas.microsoft.com/office/drawing/2014/chartex" xmlns:cx1="http://schemas.microsoft.com/office/drawing/2015/9/8/chartex" xmlns:cx2="http://schemas.microsoft.com/office/drawing/2015/10/21/chartex" xmlns:cx3="http://schemas.microsoft.com/office/drawing/2016/5/9/chartex" xmlns:cx4="http://schemas.microsoft.com/office/drawing/2016/5/10/chartex" xmlns:cx5="http://schemas.microsoft.com/office/drawing/2016/5/11/chartex" xmlns:cx6="http://schemas.microsoft.com/office/drawing/2016/5/12/chartex" xmlns:cx7="http://schemas.microsoft.com/office/drawing/2016/5/13/chartex" xmlns:cx8="http://schemas.microsoft.com/office/drawing/2016/5/14/chartex" xmlns:mc="http://schemas.openxmlformats.org/markup-compatibility/2006" xmlns:m="http://schemas.openxmlformats.org/officeDocument/2006/math" xmlns:aink="http://schemas.microsoft.com/office/drawing/2016/ink" xmlns:am3d="http://schemas.microsoft.com/office/drawing/2017/model3d" xmlns:oel="http://schemas.microsoft.com/office/2019/extlst" xmlns:r="http://schemas.openxmlformats.org/officeDocument/2006/relationships" xmlns:wp14="http://schemas.microsoft.com/office/word/2010/wordprocessingDrawing" xmlns:wp="http://schemas.openxmlformats.org/drawingml/2006/wordprocessingDrawing" xmlns:wpg="http://schemas.microsoft.com/office/word/2010/wordprocessingGroup" xmlns:wpi="http://schemas.microsoft.com/office/word/2010/wordprocessingInk" xmlns:wps="http://schemas.microsoft.com/office/word/2010/wordprocessingShape" xmlns:o="urn:schemas-microsoft-com:office:office" xmlns:v="urn:schemas-microsoft-com:vml" xmlns:w10="urn:schemas-microsoft-com:office:word" xmlns:w="http://schemas.openxmlformats.org/wordprocessingml/2006/main" xmlns:w14="http://schemas.microsoft.com/office/word/2010/wordml" xmlns:w15="http://schemas.microsoft.com/office/word/2012/wordml" xmlns:w16cex="http://schemas.microsoft.com/office/word/2018/wordml/cex" xmlns:w16cid="http://schemas.microsoft.com/office/word/2016/wordml/cid" xmlns:w16="http://schemas.microsoft.com/office/word/2018/wordml" xmlns:w16sdtdh="http://schemas.microsoft.com/office/word/2020/wordml/sdtdatahash" xmlns:w16sdtfl="http://schemas.microsoft.com/office/word/2024/wordml/sdtformatlock" xmlns:w16se="http://schemas.microsoft.com/office/word/2015/wordml/symex" xmlns:w16du="http://schemas.microsoft.com/office/word/2023/wordml/word16du" xmlns:wne="http://schemas.microsoft.com/office/word/2006/wordml" mc:Ignorable="w14 w15 w16se w16cid w16 w16cex w16sdtdh w16sdtfl w16du wp14">
   <w:p>
     <w:pPr>
       <w:pStyle w:val="Header"/>
@@ -2226,7 +1777,7 @@
 </file>
 
 <file path=word/header3.xml><?xml version="1.0" encoding="utf-8"?>
-<w:hdr xmlns:wpc="http://schemas.microsoft.com/office/word/2010/wordprocessingCanvas" xmlns:cx="http://schemas.microsoft.com/office/drawing/2014/chartex" xmlns:cx1="http://schemas.microsoft.com/office/drawing/2015/9/8/chartex" xmlns:cx2="http://schemas.microsoft.com/office/drawing/2015/10/21/chartex" xmlns:cx3="http://schemas.microsoft.com/office/drawing/2016/5/9/chartex" xmlns:cx4="http://schemas.microsoft.com/office/drawing/2016/5/10/chartex" xmlns:cx5="http://schemas.microsoft.com/office/drawing/2016/5/11/chartex" xmlns:cx6="http://schemas.microsoft.com/office/drawing/2016/5/12/chartex" xmlns:cx7="http://schemas.microsoft.com/office/drawing/2016/5/13/chartex" xmlns:cx8="http://schemas.microsoft.com/office/drawing/2016/5/14/chartex" xmlns:mc="http://schemas.openxmlformats.org/markup-compatibility/2006" xmlns:aink="http://schemas.microsoft.com/office/drawing/2016/ink" xmlns:am3d="http://schemas.microsoft.com/office/drawing/2017/model3d" xmlns:o="urn:schemas-microsoft-com:office:office" xmlns:oel="http://schemas.microsoft.com/office/2019/extlst" xmlns:r="http://schemas.openxmlformats.org/officeDocument/2006/relationships" xmlns:m="http://schemas.openxmlformats.org/officeDocument/2006/math" xmlns:v="urn:schemas-microsoft-com:vml" xmlns:wp14="http://schemas.microsoft.com/office/word/2010/wordprocessingDrawing" xmlns:wp="http://schemas.openxmlformats.org/drawingml/2006/wordprocessingDrawing" xmlns:w10="urn:schemas-microsoft-com:office:word" xmlns:w="http://schemas.openxmlformats.org/wordprocessingml/2006/main" xmlns:w14="http://schemas.microsoft.com/office/word/2010/wordml" xmlns:w15="http://schemas.microsoft.com/office/word/2012/wordml" xmlns:w16cex="http://schemas.microsoft.com/office/word/2018/wordml/cex" xmlns:w16cid="http://schemas.microsoft.com/office/word/2016/wordml/cid" xmlns:w16="http://schemas.microsoft.com/office/word/2018/wordml" xmlns:w16du="http://schemas.microsoft.com/office/word/2023/wordml/word16du" xmlns:w16sdtdh="http://schemas.microsoft.com/office/word/2020/wordml/sdtdatahash" xmlns:w16sdtfl="http://schemas.microsoft.com/office/word/2024/wordml/sdtformatlock" xmlns:w16se="http://schemas.microsoft.com/office/word/2015/wordml/symex" xmlns:wpg="http://schemas.microsoft.com/office/word/2010/wordprocessingGroup" xmlns:wpi="http://schemas.microsoft.com/office/word/2010/wordprocessingInk" xmlns:wne="http://schemas.microsoft.com/office/word/2006/wordml" xmlns:wps="http://schemas.microsoft.com/office/word/2010/wordprocessingShape" mc:Ignorable="w14 w15 w16se w16cid w16 w16cex w16sdtdh w16sdtfl w16du wp14">
+<w:hdr xmlns:wpc="http://schemas.microsoft.com/office/word/2010/wordprocessingCanvas" xmlns:cx="http://schemas.microsoft.com/office/drawing/2014/chartex" xmlns:cx1="http://schemas.microsoft.com/office/drawing/2015/9/8/chartex" xmlns:cx2="http://schemas.microsoft.com/office/drawing/2015/10/21/chartex" xmlns:cx3="http://schemas.microsoft.com/office/drawing/2016/5/9/chartex" xmlns:cx4="http://schemas.microsoft.com/office/drawing/2016/5/10/chartex" xmlns:cx5="http://schemas.microsoft.com/office/drawing/2016/5/11/chartex" xmlns:cx6="http://schemas.microsoft.com/office/drawing/2016/5/12/chartex" xmlns:cx7="http://schemas.microsoft.com/office/drawing/2016/5/13/chartex" xmlns:cx8="http://schemas.microsoft.com/office/drawing/2016/5/14/chartex" xmlns:mc="http://schemas.openxmlformats.org/markup-compatibility/2006" xmlns:m="http://schemas.openxmlformats.org/officeDocument/2006/math" xmlns:aink="http://schemas.microsoft.com/office/drawing/2016/ink" xmlns:am3d="http://schemas.microsoft.com/office/drawing/2017/model3d" xmlns:oel="http://schemas.microsoft.com/office/2019/extlst" xmlns:r="http://schemas.openxmlformats.org/officeDocument/2006/relationships" xmlns:wp14="http://schemas.microsoft.com/office/word/2010/wordprocessingDrawing" xmlns:wp="http://schemas.openxmlformats.org/drawingml/2006/wordprocessingDrawing" xmlns:wpg="http://schemas.microsoft.com/office/word/2010/wordprocessingGroup" xmlns:wpi="http://schemas.microsoft.com/office/word/2010/wordprocessingInk" xmlns:wps="http://schemas.microsoft.com/office/word/2010/wordprocessingShape" xmlns:o="urn:schemas-microsoft-com:office:office" xmlns:v="urn:schemas-microsoft-com:vml" xmlns:w10="urn:schemas-microsoft-com:office:word" xmlns:w="http://schemas.openxmlformats.org/wordprocessingml/2006/main" xmlns:w14="http://schemas.microsoft.com/office/word/2010/wordml" xmlns:w15="http://schemas.microsoft.com/office/word/2012/wordml" xmlns:w16cex="http://schemas.microsoft.com/office/word/2018/wordml/cex" xmlns:w16cid="http://schemas.microsoft.com/office/word/2016/wordml/cid" xmlns:w16="http://schemas.microsoft.com/office/word/2018/wordml" xmlns:w16sdtdh="http://schemas.microsoft.com/office/word/2020/wordml/sdtdatahash" xmlns:w16sdtfl="http://schemas.microsoft.com/office/word/2024/wordml/sdtformatlock" xmlns:w16se="http://schemas.microsoft.com/office/word/2015/wordml/symex" xmlns:w16du="http://schemas.microsoft.com/office/word/2023/wordml/word16du" xmlns:wne="http://schemas.microsoft.com/office/word/2006/wordml" mc:Ignorable="w14 w15 w16se w16cid w16 w16cex w16sdtdh w16sdtfl w16du wp14">
   <w:p>
     <w:pPr>
       <w:pStyle w:val="Header"/>
@@ -2236,7 +1787,7 @@
 </file>
 
 <file path=word/numbering.xml><?xml version="1.0" encoding="utf-8"?>
-<w:numbering xmlns:wpc="http://schemas.microsoft.com/office/word/2010/wordprocessingCanvas" xmlns:cx="http://schemas.microsoft.com/office/drawing/2014/chartex" xmlns:cx1="http://schemas.microsoft.com/office/drawing/2015/9/8/chartex" xmlns:cx2="http://schemas.microsoft.com/office/drawing/2015/10/21/chartex" xmlns:cx3="http://schemas.microsoft.com/office/drawing/2016/5/9/chartex" xmlns:cx4="http://schemas.microsoft.com/office/drawing/2016/5/10/chartex" xmlns:cx5="http://schemas.microsoft.com/office/drawing/2016/5/11/chartex" xmlns:cx6="http://schemas.microsoft.com/office/drawing/2016/5/12/chartex" xmlns:cx7="http://schemas.microsoft.com/office/drawing/2016/5/13/chartex" xmlns:cx8="http://schemas.microsoft.com/office/drawing/2016/5/14/chartex" xmlns:mc="http://schemas.openxmlformats.org/markup-compatibility/2006" xmlns:aink="http://schemas.microsoft.com/office/drawing/2016/ink" xmlns:am3d="http://schemas.microsoft.com/office/drawing/2017/model3d" xmlns:o="urn:schemas-microsoft-com:office:office" xmlns:oel="http://schemas.microsoft.com/office/2019/extlst" xmlns:r="http://schemas.openxmlformats.org/officeDocument/2006/relationships" xmlns:m="http://schemas.openxmlformats.org/officeDocument/2006/math" xmlns:v="urn:schemas-microsoft-com:vml" xmlns:wp14="http://schemas.microsoft.com/office/word/2010/wordprocessingDrawing" xmlns:wp="http://schemas.openxmlformats.org/drawingml/2006/wordprocessingDrawing" xmlns:w10="urn:schemas-microsoft-com:office:word" xmlns:w="http://schemas.openxmlformats.org/wordprocessingml/2006/main" xmlns:w14="http://schemas.microsoft.com/office/word/2010/wordml" xmlns:w15="http://schemas.microsoft.com/office/word/2012/wordml" xmlns:w16cex="http://schemas.microsoft.com/office/word/2018/wordml/cex" xmlns:w16cid="http://schemas.microsoft.com/office/word/2016/wordml/cid" xmlns:w16="http://schemas.microsoft.com/office/word/2018/wordml" xmlns:w16du="http://schemas.microsoft.com/office/word/2023/wordml/word16du" xmlns:w16sdtdh="http://schemas.microsoft.com/office/word/2020/wordml/sdtdatahash" xmlns:w16sdtfl="http://schemas.microsoft.com/office/word/2024/wordml/sdtformatlock" xmlns:w16se="http://schemas.microsoft.com/office/word/2015/wordml/symex" xmlns:wpg="http://schemas.microsoft.com/office/word/2010/wordprocessingGroup" xmlns:wpi="http://schemas.microsoft.com/office/word/2010/wordprocessingInk" xmlns:wne="http://schemas.microsoft.com/office/word/2006/wordml" xmlns:wps="http://schemas.microsoft.com/office/word/2010/wordprocessingShape" mc:Ignorable="w14 w15 w16se w16cid w16 w16cex w16sdtdh w16sdtfl w16du wp14">
+<w:numbering xmlns:wpc="http://schemas.microsoft.com/office/word/2010/wordprocessingCanvas" xmlns:cx="http://schemas.microsoft.com/office/drawing/2014/chartex" xmlns:cx1="http://schemas.microsoft.com/office/drawing/2015/9/8/chartex" xmlns:cx2="http://schemas.microsoft.com/office/drawing/2015/10/21/chartex" xmlns:cx3="http://schemas.microsoft.com/office/drawing/2016/5/9/chartex" xmlns:cx4="http://schemas.microsoft.com/office/drawing/2016/5/10/chartex" xmlns:cx5="http://schemas.microsoft.com/office/drawing/2016/5/11/chartex" xmlns:cx6="http://schemas.microsoft.com/office/drawing/2016/5/12/chartex" xmlns:cx7="http://schemas.microsoft.com/office/drawing/2016/5/13/chartex" xmlns:cx8="http://schemas.microsoft.com/office/drawing/2016/5/14/chartex" xmlns:mc="http://schemas.openxmlformats.org/markup-compatibility/2006" xmlns:m="http://schemas.openxmlformats.org/officeDocument/2006/math" xmlns:aink="http://schemas.microsoft.com/office/drawing/2016/ink" xmlns:am3d="http://schemas.microsoft.com/office/drawing/2017/model3d" xmlns:oel="http://schemas.microsoft.com/office/2019/extlst" xmlns:r="http://schemas.openxmlformats.org/officeDocument/2006/relationships" xmlns:wp14="http://schemas.microsoft.com/office/word/2010/wordprocessingDrawing" xmlns:wp="http://schemas.openxmlformats.org/drawingml/2006/wordprocessingDrawing" xmlns:wpg="http://schemas.microsoft.com/office/word/2010/wordprocessingGroup" xmlns:wpi="http://schemas.microsoft.com/office/word/2010/wordprocessingInk" xmlns:wps="http://schemas.microsoft.com/office/word/2010/wordprocessingShape" xmlns:o="urn:schemas-microsoft-com:office:office" xmlns:v="urn:schemas-microsoft-com:vml" xmlns:w10="urn:schemas-microsoft-com:office:word" xmlns:w="http://schemas.openxmlformats.org/wordprocessingml/2006/main" xmlns:w14="http://schemas.microsoft.com/office/word/2010/wordml" xmlns:w15="http://schemas.microsoft.com/office/word/2012/wordml" xmlns:w16cex="http://schemas.microsoft.com/office/word/2018/wordml/cex" xmlns:w16cid="http://schemas.microsoft.com/office/word/2016/wordml/cid" xmlns:w16="http://schemas.microsoft.com/office/word/2018/wordml" xmlns:w16sdtdh="http://schemas.microsoft.com/office/word/2020/wordml/sdtdatahash" xmlns:w16sdtfl="http://schemas.microsoft.com/office/word/2024/wordml/sdtformatlock" xmlns:w16se="http://schemas.microsoft.com/office/word/2015/wordml/symex" xmlns:w16du="http://schemas.microsoft.com/office/word/2023/wordml/word16du" xmlns:wne="http://schemas.microsoft.com/office/word/2006/wordml" mc:Ignorable="w14 w15 w16se w16cid w16 w16cex w16sdtdh w16sdtfl w16du wp14">
   <w:abstractNum w:abstractNumId="0" w15:restartNumberingAfterBreak="0">
     <w:nsid w:val="1C9B2D84"/>
     <w:multiLevelType w:val="multilevel"/>
@@ -2651,16 +2202,8 @@
 </w:numbering>
 </file>
 
-<file path=word/people.xml><?xml version="1.0" encoding="utf-8"?>
-<w15:people xmlns:wpc="http://schemas.microsoft.com/office/word/2010/wordprocessingCanvas" xmlns:cx="http://schemas.microsoft.com/office/drawing/2014/chartex" xmlns:cx1="http://schemas.microsoft.com/office/drawing/2015/9/8/chartex" xmlns:cx2="http://schemas.microsoft.com/office/drawing/2015/10/21/chartex" xmlns:cx3="http://schemas.microsoft.com/office/drawing/2016/5/9/chartex" xmlns:cx4="http://schemas.microsoft.com/office/drawing/2016/5/10/chartex" xmlns:cx5="http://schemas.microsoft.com/office/drawing/2016/5/11/chartex" xmlns:cx6="http://schemas.microsoft.com/office/drawing/2016/5/12/chartex" xmlns:cx7="http://schemas.microsoft.com/office/drawing/2016/5/13/chartex" xmlns:cx8="http://schemas.microsoft.com/office/drawing/2016/5/14/chartex" xmlns:mc="http://schemas.openxmlformats.org/markup-compatibility/2006" xmlns:aink="http://schemas.microsoft.com/office/drawing/2016/ink" xmlns:am3d="http://schemas.microsoft.com/office/drawing/2017/model3d" xmlns:o="urn:schemas-microsoft-com:office:office" xmlns:oel="http://schemas.microsoft.com/office/2019/extlst" xmlns:r="http://schemas.openxmlformats.org/officeDocument/2006/relationships" xmlns:m="http://schemas.openxmlformats.org/officeDocument/2006/math" xmlns:v="urn:schemas-microsoft-com:vml" xmlns:wp14="http://schemas.microsoft.com/office/word/2010/wordprocessingDrawing" xmlns:wp="http://schemas.openxmlformats.org/drawingml/2006/wordprocessingDrawing" xmlns:w10="urn:schemas-microsoft-com:office:word" xmlns:w="http://schemas.openxmlformats.org/wordprocessingml/2006/main" xmlns:w14="http://schemas.microsoft.com/office/word/2010/wordml" xmlns:w15="http://schemas.microsoft.com/office/word/2012/wordml" xmlns:w16cex="http://schemas.microsoft.com/office/word/2018/wordml/cex" xmlns:w16cid="http://schemas.microsoft.com/office/word/2016/wordml/cid" xmlns:w16="http://schemas.microsoft.com/office/word/2018/wordml" xmlns:w16du="http://schemas.microsoft.com/office/word/2023/wordml/word16du" xmlns:w16sdtdh="http://schemas.microsoft.com/office/word/2020/wordml/sdtdatahash" xmlns:w16sdtfl="http://schemas.microsoft.com/office/word/2024/wordml/sdtformatlock" xmlns:w16se="http://schemas.microsoft.com/office/word/2015/wordml/symex" xmlns:wpg="http://schemas.microsoft.com/office/word/2010/wordprocessingGroup" xmlns:wpi="http://schemas.microsoft.com/office/word/2010/wordprocessingInk" xmlns:wne="http://schemas.microsoft.com/office/word/2006/wordml" xmlns:wps="http://schemas.microsoft.com/office/word/2010/wordprocessingShape" mc:Ignorable="w14 w15 w16se w16cid w16 w16cex w16sdtdh w16sdtfl w16du wp14">
-  <w15:person w15:author="Spencer Smith">
-    <w15:presenceInfo w15:providerId="AD" w15:userId="S::smiths@mcmaster.ca::80185a1f-9ef1-4a10-a8cf-0d62d99a8080"/>
-  </w15:person>
-</w15:people>
-</file>
-
 <file path=word/styles.xml><?xml version="1.0" encoding="utf-8"?>
-<w:styles xmlns:mc="http://schemas.openxmlformats.org/markup-compatibility/2006" xmlns:r="http://schemas.openxmlformats.org/officeDocument/2006/relationships" xmlns:w="http://schemas.openxmlformats.org/wordprocessingml/2006/main" xmlns:w14="http://schemas.microsoft.com/office/word/2010/wordml" xmlns:w15="http://schemas.microsoft.com/office/word/2012/wordml" xmlns:w16cex="http://schemas.microsoft.com/office/word/2018/wordml/cex" xmlns:w16cid="http://schemas.microsoft.com/office/word/2016/wordml/cid" xmlns:w16="http://schemas.microsoft.com/office/word/2018/wordml" xmlns:w16du="http://schemas.microsoft.com/office/word/2023/wordml/word16du" xmlns:w16sdtdh="http://schemas.microsoft.com/office/word/2020/wordml/sdtdatahash" xmlns:w16sdtfl="http://schemas.microsoft.com/office/word/2024/wordml/sdtformatlock" xmlns:w16se="http://schemas.microsoft.com/office/word/2015/wordml/symex" mc:Ignorable="w14 w15 w16se w16cid w16 w16cex w16sdtdh w16sdtfl w16du">
+<w:styles xmlns:mc="http://schemas.openxmlformats.org/markup-compatibility/2006" xmlns:r="http://schemas.openxmlformats.org/officeDocument/2006/relationships" xmlns:w="http://schemas.openxmlformats.org/wordprocessingml/2006/main" xmlns:w14="http://schemas.microsoft.com/office/word/2010/wordml" xmlns:w15="http://schemas.microsoft.com/office/word/2012/wordml" xmlns:w16cex="http://schemas.microsoft.com/office/word/2018/wordml/cex" xmlns:w16cid="http://schemas.microsoft.com/office/word/2016/wordml/cid" xmlns:w16="http://schemas.microsoft.com/office/word/2018/wordml" xmlns:w16sdtdh="http://schemas.microsoft.com/office/word/2020/wordml/sdtdatahash" xmlns:w16sdtfl="http://schemas.microsoft.com/office/word/2024/wordml/sdtformatlock" xmlns:w16se="http://schemas.microsoft.com/office/word/2015/wordml/symex" xmlns:w16du="http://schemas.microsoft.com/office/word/2023/wordml/word16du" mc:Ignorable="w14 w15 w16se w16cid w16 w16cex w16sdtdh w16sdtfl w16du">
   <w:docDefaults>
     <w:rPrDefault>
       <w:rPr>

--- a/StateOfPractice/MACREM-2026/SupportingDocuments/Oral-Consent-Script.docx
+++ b/StateOfPractice/MACREM-2026/SupportingDocuments/Oral-Consent-Script.docx
@@ -1,6 +1,6 @@
 
 <file path=word/document.xml><?xml version="1.0" encoding="utf-8"?>
-<w:document xmlns:wpc="http://schemas.microsoft.com/office/word/2010/wordprocessingCanvas" xmlns:cx="http://schemas.microsoft.com/office/drawing/2014/chartex" xmlns:cx1="http://schemas.microsoft.com/office/drawing/2015/9/8/chartex" xmlns:cx2="http://schemas.microsoft.com/office/drawing/2015/10/21/chartex" xmlns:cx3="http://schemas.microsoft.com/office/drawing/2016/5/9/chartex" xmlns:cx4="http://schemas.microsoft.com/office/drawing/2016/5/10/chartex" xmlns:cx5="http://schemas.microsoft.com/office/drawing/2016/5/11/chartex" xmlns:cx6="http://schemas.microsoft.com/office/drawing/2016/5/12/chartex" xmlns:cx7="http://schemas.microsoft.com/office/drawing/2016/5/13/chartex" xmlns:cx8="http://schemas.microsoft.com/office/drawing/2016/5/14/chartex" xmlns:mc="http://schemas.openxmlformats.org/markup-compatibility/2006" xmlns:m="http://schemas.openxmlformats.org/officeDocument/2006/math" xmlns:aink="http://schemas.microsoft.com/office/drawing/2016/ink" xmlns:am3d="http://schemas.microsoft.com/office/drawing/2017/model3d" xmlns:oel="http://schemas.microsoft.com/office/2019/extlst" xmlns:r="http://schemas.openxmlformats.org/officeDocument/2006/relationships" xmlns:wp14="http://schemas.microsoft.com/office/word/2010/wordprocessingDrawing" xmlns:wp="http://schemas.openxmlformats.org/drawingml/2006/wordprocessingDrawing" xmlns:wpg="http://schemas.microsoft.com/office/word/2010/wordprocessingGroup" xmlns:wpi="http://schemas.microsoft.com/office/word/2010/wordprocessingInk" xmlns:wps="http://schemas.microsoft.com/office/word/2010/wordprocessingShape" xmlns:o="urn:schemas-microsoft-com:office:office" xmlns:v="urn:schemas-microsoft-com:vml" xmlns:w10="urn:schemas-microsoft-com:office:word" xmlns:w="http://schemas.openxmlformats.org/wordprocessingml/2006/main" xmlns:w14="http://schemas.microsoft.com/office/word/2010/wordml" xmlns:w15="http://schemas.microsoft.com/office/word/2012/wordml" xmlns:w16cex="http://schemas.microsoft.com/office/word/2018/wordml/cex" xmlns:w16cid="http://schemas.microsoft.com/office/word/2016/wordml/cid" xmlns:w16="http://schemas.microsoft.com/office/word/2018/wordml" xmlns:w16sdtdh="http://schemas.microsoft.com/office/word/2020/wordml/sdtdatahash" xmlns:w16sdtfl="http://schemas.microsoft.com/office/word/2024/wordml/sdtformatlock" xmlns:w16se="http://schemas.microsoft.com/office/word/2015/wordml/symex" xmlns:w16du="http://schemas.microsoft.com/office/word/2023/wordml/word16du" xmlns:wne="http://schemas.microsoft.com/office/word/2006/wordml" mc:Ignorable="w14 w15 w16se w16cid w16 w16cex w16sdtdh w16sdtfl w16du wp14">
+<w:document xmlns:wpc="http://schemas.microsoft.com/office/word/2010/wordprocessingCanvas" xmlns:cx="http://schemas.microsoft.com/office/drawing/2014/chartex" xmlns:cx1="http://schemas.microsoft.com/office/drawing/2015/9/8/chartex" xmlns:cx2="http://schemas.microsoft.com/office/drawing/2015/10/21/chartex" xmlns:cx3="http://schemas.microsoft.com/office/drawing/2016/5/9/chartex" xmlns:cx4="http://schemas.microsoft.com/office/drawing/2016/5/10/chartex" xmlns:cx5="http://schemas.microsoft.com/office/drawing/2016/5/11/chartex" xmlns:cx6="http://schemas.microsoft.com/office/drawing/2016/5/12/chartex" xmlns:cx7="http://schemas.microsoft.com/office/drawing/2016/5/13/chartex" xmlns:cx8="http://schemas.microsoft.com/office/drawing/2016/5/14/chartex" xmlns:mc="http://schemas.openxmlformats.org/markup-compatibility/2006" xmlns:m="http://schemas.openxmlformats.org/officeDocument/2006/math" xmlns:aink="http://schemas.microsoft.com/office/drawing/2016/ink" xmlns:am3d="http://schemas.microsoft.com/office/drawing/2017/model3d" xmlns:oel="http://schemas.microsoft.com/office/2019/extlst" xmlns:r="http://schemas.openxmlformats.org/officeDocument/2006/relationships" xmlns:wp14="http://schemas.microsoft.com/office/word/2010/wordprocessingDrawing" xmlns:wp="http://schemas.openxmlformats.org/drawingml/2006/wordprocessingDrawing" xmlns:wpg="http://schemas.microsoft.com/office/word/2010/wordprocessingGroup" xmlns:wpi="http://schemas.microsoft.com/office/word/2010/wordprocessingInk" xmlns:wps="http://schemas.microsoft.com/office/word/2010/wordprocessingShape" xmlns:o="urn:schemas-microsoft-com:office:office" xmlns:v="urn:schemas-microsoft-com:vml" xmlns:w10="urn:schemas-microsoft-com:office:word" xmlns:w="http://schemas.openxmlformats.org/wordprocessingml/2006/main" xmlns:w14="http://schemas.microsoft.com/office/word/2010/wordml" xmlns:w15="http://schemas.microsoft.com/office/word/2012/wordml" xmlns:w16cei="http://schemas.microsoft.com/office/word/2026/wordml/cei" xmlns:w16cex="http://schemas.microsoft.com/office/word/2018/wordml/cex" xmlns:w16cid="http://schemas.microsoft.com/office/word/2016/wordml/cid" xmlns:w16="http://schemas.microsoft.com/office/word/2018/wordml" xmlns:w16sdtdh="http://schemas.microsoft.com/office/word/2020/wordml/sdtdatahash" xmlns:w16sdtfl="http://schemas.microsoft.com/office/word/2024/wordml/sdtformatlock" xmlns:w16se="http://schemas.microsoft.com/office/word/2015/wordml/symex" xmlns:w16du="http://schemas.microsoft.com/office/word/2023/wordml/word16du" xmlns:wne="http://schemas.microsoft.com/office/word/2006/wordml" mc:Ignorable="w14 w15 w16se w16cid w16 w16cex w16sdtdh w16sdtfl w16du wp14">
   <w:body>
     <w:p>
       <w:pPr>
@@ -672,6 +672,83 @@
         </w:rPr>
         <w:t xml:space="preserve">. You can withdraw up until we analyze all data of this research project on </w:t>
       </w:r>
+      <w:del w:id="0" w:author="Spencer Smith" w:date="2026-07-17T13:55:00Z" w16du:dateUtc="2026-07-17T17:55:00Z">
+        <w:r>
+          <w:rPr>
+            <w:rFonts w:ascii="Arial" w:hAnsi="Arial" w:cs="Arial"/>
+            <w:sz w:val="22"/>
+            <w:szCs w:val="22"/>
+            <w:lang w:val="en-CA"/>
+          </w:rPr>
+          <w:delText xml:space="preserve">July </w:delText>
+        </w:r>
+        <w:r>
+          <w:rPr>
+            <w:rFonts w:ascii="Arial" w:hAnsi="Arial" w:cs="Arial"/>
+            <w:sz w:val="22"/>
+            <w:szCs w:val="22"/>
+            <w:lang w:val="en-CA"/>
+          </w:rPr>
+          <w:delText>31</w:delText>
+        </w:r>
+        <w:r>
+          <w:rPr>
+            <w:rFonts w:ascii="Arial" w:hAnsi="Arial" w:cs="Arial"/>
+            <w:sz w:val="22"/>
+            <w:szCs w:val="22"/>
+            <w:vertAlign w:val="superscript"/>
+            <w:lang w:val="en-CA"/>
+          </w:rPr>
+          <w:delText>st</w:delText>
+        </w:r>
+        <w:r>
+          <w:rPr>
+            <w:rFonts w:ascii="Arial" w:hAnsi="Arial" w:cs="Arial"/>
+            <w:sz w:val="22"/>
+            <w:szCs w:val="22"/>
+            <w:lang w:val="en-CA"/>
+          </w:rPr>
+          <w:delText xml:space="preserve"> </w:delText>
+        </w:r>
+      </w:del>
+      <w:ins w:id="1" w:author="Spencer Smith" w:date="2026-07-17T13:55:00Z" w16du:dateUtc="2026-07-17T17:55:00Z">
+        <w:r>
+          <w:rPr>
+            <w:rFonts w:ascii="Arial" w:hAnsi="Arial" w:cs="Arial"/>
+            <w:sz w:val="22"/>
+            <w:szCs w:val="22"/>
+            <w:lang w:val="en-CA"/>
+          </w:rPr>
+          <w:t>August 8</w:t>
+        </w:r>
+        <w:r>
+          <w:rPr>
+            <w:rFonts w:ascii="Arial" w:hAnsi="Arial" w:cs="Arial"/>
+            <w:sz w:val="22"/>
+            <w:szCs w:val="22"/>
+            <w:vertAlign w:val="superscript"/>
+            <w:lang w:val="en-CA"/>
+            <w:rPrChange w:id="2" w:author="Spencer Smith" w:date="2026-07-17T13:55:00Z" w16du:dateUtc="2026-07-17T17:55:00Z">
+              <w:rPr>
+                <w:rFonts w:ascii="Arial" w:hAnsi="Arial" w:cs="Arial"/>
+                <w:sz w:val="22"/>
+                <w:szCs w:val="22"/>
+                <w:lang w:val="en-CA"/>
+              </w:rPr>
+            </w:rPrChange>
+          </w:rPr>
+          <w:t>th</w:t>
+        </w:r>
+        <w:r>
+          <w:rPr>
+            <w:rFonts w:ascii="Arial" w:hAnsi="Arial" w:cs="Arial"/>
+            <w:sz w:val="22"/>
+            <w:szCs w:val="22"/>
+            <w:lang w:val="en-CA"/>
+          </w:rPr>
+          <w:t xml:space="preserve">, </w:t>
+        </w:r>
+      </w:ins>
       <w:r>
         <w:rPr>
           <w:rFonts w:ascii="Arial" w:hAnsi="Arial" w:cs="Arial"/>
@@ -679,7 +756,7 @@
           <w:szCs w:val="22"/>
           <w:lang w:val="en-CA"/>
         </w:rPr>
-        <w:t xml:space="preserve">July </w:t>
+        <w:t>202</w:t>
       </w:r>
       <w:r>
         <w:rPr>
@@ -688,45 +765,15 @@
           <w:szCs w:val="22"/>
           <w:lang w:val="en-CA"/>
         </w:rPr>
-        <w:t>31</w:t>
-      </w:r>
-      <w:r>
-        <w:rPr>
-          <w:rFonts w:ascii="Arial" w:hAnsi="Arial" w:cs="Arial"/>
-          <w:sz w:val="22"/>
-          <w:szCs w:val="22"/>
-          <w:vertAlign w:val="superscript"/>
+        <w:t>6</w:t>
+      </w:r>
+      <w:r>
+        <w:rPr>
+          <w:rFonts w:ascii="Arial" w:hAnsi="Arial" w:cs="Arial"/>
+          <w:sz w:val="22"/>
+          <w:szCs w:val="22"/>
           <w:lang w:val="en-CA"/>
         </w:rPr>
-        <w:t>st</w:t>
-      </w:r>
-      <w:proofErr w:type="gramStart"/>
-      <w:r>
-        <w:rPr>
-          <w:rFonts w:ascii="Arial" w:hAnsi="Arial" w:cs="Arial"/>
-          <w:sz w:val="22"/>
-          <w:szCs w:val="22"/>
-          <w:lang w:val="en-CA"/>
-        </w:rPr>
-        <w:t xml:space="preserve"> 202</w:t>
-      </w:r>
-      <w:r>
-        <w:rPr>
-          <w:rFonts w:ascii="Arial" w:hAnsi="Arial" w:cs="Arial"/>
-          <w:sz w:val="22"/>
-          <w:szCs w:val="22"/>
-          <w:lang w:val="en-CA"/>
-        </w:rPr>
-        <w:t>6</w:t>
-      </w:r>
-      <w:proofErr w:type="gramEnd"/>
-      <w:r>
-        <w:rPr>
-          <w:rFonts w:ascii="Arial" w:hAnsi="Arial" w:cs="Arial"/>
-          <w:sz w:val="22"/>
-          <w:szCs w:val="22"/>
-          <w:lang w:val="en-CA"/>
-        </w:rPr>
         <w:t>.</w:t>
       </w:r>
     </w:p>
@@ -753,7 +800,6 @@
           <w:sz w:val="22"/>
           <w:szCs w:val="22"/>
         </w:rPr>
-        <w:lastRenderedPageBreak/>
         <w:t xml:space="preserve">Information that could identify you will not be published or shared beyond the research team unless we have your permission.  </w:t>
       </w:r>
     </w:p>
@@ -970,6 +1016,95 @@
         </w:rPr>
         <w:t xml:space="preserve">or up until approximately </w:t>
       </w:r>
+      <w:ins w:id="3" w:author="Spencer Smith" w:date="2026-07-17T13:56:00Z" w16du:dateUtc="2026-07-17T17:56:00Z">
+        <w:r>
+          <w:rPr>
+            <w:rFonts w:ascii="Arial" w:hAnsi="Arial" w:cs="Arial"/>
+            <w:color w:val="000000"/>
+            <w:sz w:val="22"/>
+            <w:szCs w:val="22"/>
+            <w:lang w:val="en-CA"/>
+          </w:rPr>
+          <w:t>August 8</w:t>
+        </w:r>
+        <w:r>
+          <w:rPr>
+            <w:rFonts w:ascii="Arial" w:hAnsi="Arial" w:cs="Arial"/>
+            <w:color w:val="000000"/>
+            <w:sz w:val="22"/>
+            <w:szCs w:val="22"/>
+            <w:vertAlign w:val="superscript"/>
+            <w:lang w:val="en-CA"/>
+            <w:rPrChange w:id="4" w:author="Spencer Smith" w:date="2026-07-17T13:56:00Z" w16du:dateUtc="2026-07-17T17:56:00Z">
+              <w:rPr>
+                <w:rFonts w:ascii="Arial" w:hAnsi="Arial" w:cs="Arial"/>
+                <w:color w:val="000000"/>
+                <w:sz w:val="22"/>
+                <w:szCs w:val="22"/>
+                <w:lang w:val="en-CA"/>
+              </w:rPr>
+            </w:rPrChange>
+          </w:rPr>
+          <w:t>th</w:t>
+        </w:r>
+        <w:r>
+          <w:rPr>
+            <w:rFonts w:ascii="Arial" w:hAnsi="Arial" w:cs="Arial"/>
+            <w:color w:val="000000"/>
+            <w:sz w:val="22"/>
+            <w:szCs w:val="22"/>
+            <w:lang w:val="en-CA"/>
+          </w:rPr>
+          <w:t xml:space="preserve">, </w:t>
+        </w:r>
+      </w:ins>
+      <w:del w:id="5" w:author="Spencer Smith" w:date="2026-07-17T13:56:00Z" w16du:dateUtc="2026-07-17T17:56:00Z">
+        <w:r>
+          <w:rPr>
+            <w:rFonts w:ascii="Arial" w:hAnsi="Arial" w:cs="Arial"/>
+            <w:b/>
+            <w:color w:val="000000"/>
+            <w:sz w:val="22"/>
+            <w:szCs w:val="22"/>
+            <w:lang w:val="en-CA"/>
+          </w:rPr>
+          <w:delText>July</w:delText>
+        </w:r>
+        <w:r>
+          <w:rPr>
+            <w:rFonts w:ascii="Arial" w:hAnsi="Arial" w:cs="Arial"/>
+            <w:b/>
+            <w:color w:val="000000"/>
+            <w:sz w:val="22"/>
+            <w:szCs w:val="22"/>
+            <w:lang w:val="en-CA"/>
+          </w:rPr>
+          <w:delText xml:space="preserve"> 31</w:delText>
+        </w:r>
+        <w:r>
+          <w:rPr>
+            <w:rFonts w:ascii="Arial" w:hAnsi="Arial" w:cs="Arial"/>
+            <w:b/>
+            <w:color w:val="000000"/>
+            <w:sz w:val="22"/>
+            <w:szCs w:val="22"/>
+            <w:vertAlign w:val="superscript"/>
+            <w:lang w:val="en-CA"/>
+          </w:rPr>
+          <w:delText>st</w:delText>
+        </w:r>
+        <w:r>
+          <w:rPr>
+            <w:rFonts w:ascii="Arial" w:hAnsi="Arial" w:cs="Arial"/>
+            <w:b/>
+            <w:color w:val="000000"/>
+            <w:sz w:val="22"/>
+            <w:szCs w:val="22"/>
+            <w:lang w:val="en-CA"/>
+          </w:rPr>
+          <w:delText xml:space="preserve"> </w:delText>
+        </w:r>
+      </w:del>
       <w:r>
         <w:rPr>
           <w:rFonts w:ascii="Arial" w:hAnsi="Arial" w:cs="Arial"/>
@@ -979,7 +1114,7 @@
           <w:szCs w:val="22"/>
           <w:lang w:val="en-CA"/>
         </w:rPr>
-        <w:t>July</w:t>
+        <w:t>202</w:t>
       </w:r>
       <w:r>
         <w:rPr>
@@ -990,44 +1125,8 @@
           <w:szCs w:val="22"/>
           <w:lang w:val="en-CA"/>
         </w:rPr>
-        <w:t xml:space="preserve"> 31</w:t>
-      </w:r>
-      <w:r>
-        <w:rPr>
-          <w:rFonts w:ascii="Arial" w:hAnsi="Arial" w:cs="Arial"/>
-          <w:b/>
-          <w:color w:val="000000"/>
-          <w:sz w:val="22"/>
-          <w:szCs w:val="22"/>
-          <w:vertAlign w:val="superscript"/>
-          <w:lang w:val="en-CA"/>
-        </w:rPr>
-        <w:t>st</w:t>
-      </w:r>
-      <w:proofErr w:type="gramStart"/>
-      <w:r>
-        <w:rPr>
-          <w:rFonts w:ascii="Arial" w:hAnsi="Arial" w:cs="Arial"/>
-          <w:b/>
-          <w:color w:val="000000"/>
-          <w:sz w:val="22"/>
-          <w:szCs w:val="22"/>
-          <w:lang w:val="en-CA"/>
-        </w:rPr>
-        <w:t xml:space="preserve"> 202</w:t>
-      </w:r>
-      <w:r>
-        <w:rPr>
-          <w:rFonts w:ascii="Arial" w:hAnsi="Arial" w:cs="Arial"/>
-          <w:b/>
-          <w:color w:val="000000"/>
-          <w:sz w:val="22"/>
-          <w:szCs w:val="22"/>
-          <w:lang w:val="en-CA"/>
-        </w:rPr>
         <w:t>6</w:t>
       </w:r>
-      <w:proofErr w:type="gramEnd"/>
     </w:p>
     <w:p>
       <w:pPr>
@@ -1483,7 +1582,6 @@
           <w:sz w:val="22"/>
           <w:szCs w:val="22"/>
         </w:rPr>
-        <w:lastRenderedPageBreak/>
         <w:t>[If yes, ask where the results are to be sent.]</w:t>
       </w:r>
     </w:p>
@@ -1549,7 +1647,7 @@
 </file>
 
 <file path=word/endnotes.xml><?xml version="1.0" encoding="utf-8"?>
-<w:endnotes xmlns:wpc="http://schemas.microsoft.com/office/word/2010/wordprocessingCanvas" xmlns:cx="http://schemas.microsoft.com/office/drawing/2014/chartex" xmlns:cx1="http://schemas.microsoft.com/office/drawing/2015/9/8/chartex" xmlns:cx2="http://schemas.microsoft.com/office/drawing/2015/10/21/chartex" xmlns:cx3="http://schemas.microsoft.com/office/drawing/2016/5/9/chartex" xmlns:cx4="http://schemas.microsoft.com/office/drawing/2016/5/10/chartex" xmlns:cx5="http://schemas.microsoft.com/office/drawing/2016/5/11/chartex" xmlns:cx6="http://schemas.microsoft.com/office/drawing/2016/5/12/chartex" xmlns:cx7="http://schemas.microsoft.com/office/drawing/2016/5/13/chartex" xmlns:cx8="http://schemas.microsoft.com/office/drawing/2016/5/14/chartex" xmlns:mc="http://schemas.openxmlformats.org/markup-compatibility/2006" xmlns:m="http://schemas.openxmlformats.org/officeDocument/2006/math" xmlns:aink="http://schemas.microsoft.com/office/drawing/2016/ink" xmlns:am3d="http://schemas.microsoft.com/office/drawing/2017/model3d" xmlns:oel="http://schemas.microsoft.com/office/2019/extlst" xmlns:r="http://schemas.openxmlformats.org/officeDocument/2006/relationships" xmlns:wp14="http://schemas.microsoft.com/office/word/2010/wordprocessingDrawing" xmlns:wp="http://schemas.openxmlformats.org/drawingml/2006/wordprocessingDrawing" xmlns:wpg="http://schemas.microsoft.com/office/word/2010/wordprocessingGroup" xmlns:wpi="http://schemas.microsoft.com/office/word/2010/wordprocessingInk" xmlns:wps="http://schemas.microsoft.com/office/word/2010/wordprocessingShape" xmlns:o="urn:schemas-microsoft-com:office:office" xmlns:v="urn:schemas-microsoft-com:vml" xmlns:w10="urn:schemas-microsoft-com:office:word" xmlns:w="http://schemas.openxmlformats.org/wordprocessingml/2006/main" xmlns:w14="http://schemas.microsoft.com/office/word/2010/wordml" xmlns:w15="http://schemas.microsoft.com/office/word/2012/wordml" xmlns:w16cex="http://schemas.microsoft.com/office/word/2018/wordml/cex" xmlns:w16cid="http://schemas.microsoft.com/office/word/2016/wordml/cid" xmlns:w16="http://schemas.microsoft.com/office/word/2018/wordml" xmlns:w16sdtdh="http://schemas.microsoft.com/office/word/2020/wordml/sdtdatahash" xmlns:w16sdtfl="http://schemas.microsoft.com/office/word/2024/wordml/sdtformatlock" xmlns:w16se="http://schemas.microsoft.com/office/word/2015/wordml/symex" xmlns:w16du="http://schemas.microsoft.com/office/word/2023/wordml/word16du" xmlns:wne="http://schemas.microsoft.com/office/word/2006/wordml" mc:Ignorable="w14 w15 w16se w16cid w16 w16cex w16sdtdh w16sdtfl w16du wp14">
+<w:endnotes xmlns:wpc="http://schemas.microsoft.com/office/word/2010/wordprocessingCanvas" xmlns:cx="http://schemas.microsoft.com/office/drawing/2014/chartex" xmlns:cx1="http://schemas.microsoft.com/office/drawing/2015/9/8/chartex" xmlns:cx2="http://schemas.microsoft.com/office/drawing/2015/10/21/chartex" xmlns:cx3="http://schemas.microsoft.com/office/drawing/2016/5/9/chartex" xmlns:cx4="http://schemas.microsoft.com/office/drawing/2016/5/10/chartex" xmlns:cx5="http://schemas.microsoft.com/office/drawing/2016/5/11/chartex" xmlns:cx6="http://schemas.microsoft.com/office/drawing/2016/5/12/chartex" xmlns:cx7="http://schemas.microsoft.com/office/drawing/2016/5/13/chartex" xmlns:cx8="http://schemas.microsoft.com/office/drawing/2016/5/14/chartex" xmlns:mc="http://schemas.openxmlformats.org/markup-compatibility/2006" xmlns:m="http://schemas.openxmlformats.org/officeDocument/2006/math" xmlns:aink="http://schemas.microsoft.com/office/drawing/2016/ink" xmlns:am3d="http://schemas.microsoft.com/office/drawing/2017/model3d" xmlns:oel="http://schemas.microsoft.com/office/2019/extlst" xmlns:r="http://schemas.openxmlformats.org/officeDocument/2006/relationships" xmlns:wp14="http://schemas.microsoft.com/office/word/2010/wordprocessingDrawing" xmlns:wp="http://schemas.openxmlformats.org/drawingml/2006/wordprocessingDrawing" xmlns:wpg="http://schemas.microsoft.com/office/word/2010/wordprocessingGroup" xmlns:wpi="http://schemas.microsoft.com/office/word/2010/wordprocessingInk" xmlns:wps="http://schemas.microsoft.com/office/word/2010/wordprocessingShape" xmlns:o="urn:schemas-microsoft-com:office:office" xmlns:v="urn:schemas-microsoft-com:vml" xmlns:w10="urn:schemas-microsoft-com:office:word" xmlns:w="http://schemas.openxmlformats.org/wordprocessingml/2006/main" xmlns:w14="http://schemas.microsoft.com/office/word/2010/wordml" xmlns:w15="http://schemas.microsoft.com/office/word/2012/wordml" xmlns:w16cei="http://schemas.microsoft.com/office/word/2026/wordml/cei" xmlns:w16cex="http://schemas.microsoft.com/office/word/2018/wordml/cex" xmlns:w16cid="http://schemas.microsoft.com/office/word/2016/wordml/cid" xmlns:w16="http://schemas.microsoft.com/office/word/2018/wordml" xmlns:w16sdtdh="http://schemas.microsoft.com/office/word/2020/wordml/sdtdatahash" xmlns:w16sdtfl="http://schemas.microsoft.com/office/word/2024/wordml/sdtformatlock" xmlns:w16se="http://schemas.microsoft.com/office/word/2015/wordml/symex" xmlns:w16du="http://schemas.microsoft.com/office/word/2023/wordml/word16du" xmlns:wne="http://schemas.microsoft.com/office/word/2006/wordml" mc:Ignorable="w14 w15 w16se w16cid w16 w16cex w16sdtdh w16sdtfl w16du wp14">
   <w:endnote w:type="separator" w:id="-1">
     <w:p>
       <w:r>
@@ -1568,7 +1666,7 @@
 </file>
 
 <file path=word/footer1.xml><?xml version="1.0" encoding="utf-8"?>
-<w:ftr xmlns:wpc="http://schemas.microsoft.com/office/word/2010/wordprocessingCanvas" xmlns:cx="http://schemas.microsoft.com/office/drawing/2014/chartex" xmlns:cx1="http://schemas.microsoft.com/office/drawing/2015/9/8/chartex" xmlns:cx2="http://schemas.microsoft.com/office/drawing/2015/10/21/chartex" xmlns:cx3="http://schemas.microsoft.com/office/drawing/2016/5/9/chartex" xmlns:cx4="http://schemas.microsoft.com/office/drawing/2016/5/10/chartex" xmlns:cx5="http://schemas.microsoft.com/office/drawing/2016/5/11/chartex" xmlns:cx6="http://schemas.microsoft.com/office/drawing/2016/5/12/chartex" xmlns:cx7="http://schemas.microsoft.com/office/drawing/2016/5/13/chartex" xmlns:cx8="http://schemas.microsoft.com/office/drawing/2016/5/14/chartex" xmlns:mc="http://schemas.openxmlformats.org/markup-compatibility/2006" xmlns:m="http://schemas.openxmlformats.org/officeDocument/2006/math" xmlns:aink="http://schemas.microsoft.com/office/drawing/2016/ink" xmlns:am3d="http://schemas.microsoft.com/office/drawing/2017/model3d" xmlns:oel="http://schemas.microsoft.com/office/2019/extlst" xmlns:r="http://schemas.openxmlformats.org/officeDocument/2006/relationships" xmlns:wp14="http://schemas.microsoft.com/office/word/2010/wordprocessingDrawing" xmlns:wp="http://schemas.openxmlformats.org/drawingml/2006/wordprocessingDrawing" xmlns:wpg="http://schemas.microsoft.com/office/word/2010/wordprocessingGroup" xmlns:wpi="http://schemas.microsoft.com/office/word/2010/wordprocessingInk" xmlns:wps="http://schemas.microsoft.com/office/word/2010/wordprocessingShape" xmlns:o="urn:schemas-microsoft-com:office:office" xmlns:v="urn:schemas-microsoft-com:vml" xmlns:w10="urn:schemas-microsoft-com:office:word" xmlns:w="http://schemas.openxmlformats.org/wordprocessingml/2006/main" xmlns:w14="http://schemas.microsoft.com/office/word/2010/wordml" xmlns:w15="http://schemas.microsoft.com/office/word/2012/wordml" xmlns:w16cex="http://schemas.microsoft.com/office/word/2018/wordml/cex" xmlns:w16cid="http://schemas.microsoft.com/office/word/2016/wordml/cid" xmlns:w16="http://schemas.microsoft.com/office/word/2018/wordml" xmlns:w16sdtdh="http://schemas.microsoft.com/office/word/2020/wordml/sdtdatahash" xmlns:w16sdtfl="http://schemas.microsoft.com/office/word/2024/wordml/sdtformatlock" xmlns:w16se="http://schemas.microsoft.com/office/word/2015/wordml/symex" xmlns:w16du="http://schemas.microsoft.com/office/word/2023/wordml/word16du" xmlns:wne="http://schemas.microsoft.com/office/word/2006/wordml" mc:Ignorable="w14 w15 w16se w16cid w16 w16cex w16sdtdh w16sdtfl w16du wp14">
+<w:ftr xmlns:wpc="http://schemas.microsoft.com/office/word/2010/wordprocessingCanvas" xmlns:cx="http://schemas.microsoft.com/office/drawing/2014/chartex" xmlns:cx1="http://schemas.microsoft.com/office/drawing/2015/9/8/chartex" xmlns:cx2="http://schemas.microsoft.com/office/drawing/2015/10/21/chartex" xmlns:cx3="http://schemas.microsoft.com/office/drawing/2016/5/9/chartex" xmlns:cx4="http://schemas.microsoft.com/office/drawing/2016/5/10/chartex" xmlns:cx5="http://schemas.microsoft.com/office/drawing/2016/5/11/chartex" xmlns:cx6="http://schemas.microsoft.com/office/drawing/2016/5/12/chartex" xmlns:cx7="http://schemas.microsoft.com/office/drawing/2016/5/13/chartex" xmlns:cx8="http://schemas.microsoft.com/office/drawing/2016/5/14/chartex" xmlns:mc="http://schemas.openxmlformats.org/markup-compatibility/2006" xmlns:m="http://schemas.openxmlformats.org/officeDocument/2006/math" xmlns:aink="http://schemas.microsoft.com/office/drawing/2016/ink" xmlns:am3d="http://schemas.microsoft.com/office/drawing/2017/model3d" xmlns:oel="http://schemas.microsoft.com/office/2019/extlst" xmlns:r="http://schemas.openxmlformats.org/officeDocument/2006/relationships" xmlns:wp14="http://schemas.microsoft.com/office/word/2010/wordprocessingDrawing" xmlns:wp="http://schemas.openxmlformats.org/drawingml/2006/wordprocessingDrawing" xmlns:wpg="http://schemas.microsoft.com/office/word/2010/wordprocessingGroup" xmlns:wpi="http://schemas.microsoft.com/office/word/2010/wordprocessingInk" xmlns:wps="http://schemas.microsoft.com/office/word/2010/wordprocessingShape" xmlns:o="urn:schemas-microsoft-com:office:office" xmlns:v="urn:schemas-microsoft-com:vml" xmlns:w10="urn:schemas-microsoft-com:office:word" xmlns:w="http://schemas.openxmlformats.org/wordprocessingml/2006/main" xmlns:w14="http://schemas.microsoft.com/office/word/2010/wordml" xmlns:w15="http://schemas.microsoft.com/office/word/2012/wordml" xmlns:w16cei="http://schemas.microsoft.com/office/word/2026/wordml/cei" xmlns:w16cex="http://schemas.microsoft.com/office/word/2018/wordml/cex" xmlns:w16cid="http://schemas.microsoft.com/office/word/2016/wordml/cid" xmlns:w16="http://schemas.microsoft.com/office/word/2018/wordml" xmlns:w16sdtdh="http://schemas.microsoft.com/office/word/2020/wordml/sdtdatahash" xmlns:w16sdtfl="http://schemas.microsoft.com/office/word/2024/wordml/sdtformatlock" xmlns:w16se="http://schemas.microsoft.com/office/word/2015/wordml/symex" xmlns:w16du="http://schemas.microsoft.com/office/word/2023/wordml/word16du" xmlns:wne="http://schemas.microsoft.com/office/word/2006/wordml" mc:Ignorable="w14 w15 w16se w16cid w16 w16cex w16sdtdh w16sdtfl w16du wp14">
   <w:p>
     <w:pPr>
       <w:pStyle w:val="Footer"/>
@@ -1578,7 +1676,7 @@
 </file>
 
 <file path=word/footer2.xml><?xml version="1.0" encoding="utf-8"?>
-<w:ftr xmlns:wpc="http://schemas.microsoft.com/office/word/2010/wordprocessingCanvas" xmlns:cx="http://schemas.microsoft.com/office/drawing/2014/chartex" xmlns:cx1="http://schemas.microsoft.com/office/drawing/2015/9/8/chartex" xmlns:cx2="http://schemas.microsoft.com/office/drawing/2015/10/21/chartex" xmlns:cx3="http://schemas.microsoft.com/office/drawing/2016/5/9/chartex" xmlns:cx4="http://schemas.microsoft.com/office/drawing/2016/5/10/chartex" xmlns:cx5="http://schemas.microsoft.com/office/drawing/2016/5/11/chartex" xmlns:cx6="http://schemas.microsoft.com/office/drawing/2016/5/12/chartex" xmlns:cx7="http://schemas.microsoft.com/office/drawing/2016/5/13/chartex" xmlns:cx8="http://schemas.microsoft.com/office/drawing/2016/5/14/chartex" xmlns:mc="http://schemas.openxmlformats.org/markup-compatibility/2006" xmlns:m="http://schemas.openxmlformats.org/officeDocument/2006/math" xmlns:aink="http://schemas.microsoft.com/office/drawing/2016/ink" xmlns:am3d="http://schemas.microsoft.com/office/drawing/2017/model3d" xmlns:oel="http://schemas.microsoft.com/office/2019/extlst" xmlns:r="http://schemas.openxmlformats.org/officeDocument/2006/relationships" xmlns:wp14="http://schemas.microsoft.com/office/word/2010/wordprocessingDrawing" xmlns:wp="http://schemas.openxmlformats.org/drawingml/2006/wordprocessingDrawing" xmlns:wpg="http://schemas.microsoft.com/office/word/2010/wordprocessingGroup" xmlns:wpi="http://schemas.microsoft.com/office/word/2010/wordprocessingInk" xmlns:wps="http://schemas.microsoft.com/office/word/2010/wordprocessingShape" xmlns:o="urn:schemas-microsoft-com:office:office" xmlns:v="urn:schemas-microsoft-com:vml" xmlns:w10="urn:schemas-microsoft-com:office:word" xmlns:w="http://schemas.openxmlformats.org/wordprocessingml/2006/main" xmlns:w14="http://schemas.microsoft.com/office/word/2010/wordml" xmlns:w15="http://schemas.microsoft.com/office/word/2012/wordml" xmlns:w16cex="http://schemas.microsoft.com/office/word/2018/wordml/cex" xmlns:w16cid="http://schemas.microsoft.com/office/word/2016/wordml/cid" xmlns:w16="http://schemas.microsoft.com/office/word/2018/wordml" xmlns:w16sdtdh="http://schemas.microsoft.com/office/word/2020/wordml/sdtdatahash" xmlns:w16sdtfl="http://schemas.microsoft.com/office/word/2024/wordml/sdtformatlock" xmlns:w16se="http://schemas.microsoft.com/office/word/2015/wordml/symex" xmlns:w16du="http://schemas.microsoft.com/office/word/2023/wordml/word16du" xmlns:wne="http://schemas.microsoft.com/office/word/2006/wordml" mc:Ignorable="w14 w15 w16se w16cid w16 w16cex w16sdtdh w16sdtfl w16du wp14">
+<w:ftr xmlns:wpc="http://schemas.microsoft.com/office/word/2010/wordprocessingCanvas" xmlns:cx="http://schemas.microsoft.com/office/drawing/2014/chartex" xmlns:cx1="http://schemas.microsoft.com/office/drawing/2015/9/8/chartex" xmlns:cx2="http://schemas.microsoft.com/office/drawing/2015/10/21/chartex" xmlns:cx3="http://schemas.microsoft.com/office/drawing/2016/5/9/chartex" xmlns:cx4="http://schemas.microsoft.com/office/drawing/2016/5/10/chartex" xmlns:cx5="http://schemas.microsoft.com/office/drawing/2016/5/11/chartex" xmlns:cx6="http://schemas.microsoft.com/office/drawing/2016/5/12/chartex" xmlns:cx7="http://schemas.microsoft.com/office/drawing/2016/5/13/chartex" xmlns:cx8="http://schemas.microsoft.com/office/drawing/2016/5/14/chartex" xmlns:mc="http://schemas.openxmlformats.org/markup-compatibility/2006" xmlns:m="http://schemas.openxmlformats.org/officeDocument/2006/math" xmlns:aink="http://schemas.microsoft.com/office/drawing/2016/ink" xmlns:am3d="http://schemas.microsoft.com/office/drawing/2017/model3d" xmlns:oel="http://schemas.microsoft.com/office/2019/extlst" xmlns:r="http://schemas.openxmlformats.org/officeDocument/2006/relationships" xmlns:wp14="http://schemas.microsoft.com/office/word/2010/wordprocessingDrawing" xmlns:wp="http://schemas.openxmlformats.org/drawingml/2006/wordprocessingDrawing" xmlns:wpg="http://schemas.microsoft.com/office/word/2010/wordprocessingGroup" xmlns:wpi="http://schemas.microsoft.com/office/word/2010/wordprocessingInk" xmlns:wps="http://schemas.microsoft.com/office/word/2010/wordprocessingShape" xmlns:o="urn:schemas-microsoft-com:office:office" xmlns:v="urn:schemas-microsoft-com:vml" xmlns:w10="urn:schemas-microsoft-com:office:word" xmlns:w="http://schemas.openxmlformats.org/wordprocessingml/2006/main" xmlns:w14="http://schemas.microsoft.com/office/word/2010/wordml" xmlns:w15="http://schemas.microsoft.com/office/word/2012/wordml" xmlns:w16cei="http://schemas.microsoft.com/office/word/2026/wordml/cei" xmlns:w16cex="http://schemas.microsoft.com/office/word/2018/wordml/cex" xmlns:w16cid="http://schemas.microsoft.com/office/word/2016/wordml/cid" xmlns:w16="http://schemas.microsoft.com/office/word/2018/wordml" xmlns:w16sdtdh="http://schemas.microsoft.com/office/word/2020/wordml/sdtdatahash" xmlns:w16sdtfl="http://schemas.microsoft.com/office/word/2024/wordml/sdtformatlock" xmlns:w16se="http://schemas.microsoft.com/office/word/2015/wordml/symex" xmlns:w16du="http://schemas.microsoft.com/office/word/2023/wordml/word16du" xmlns:wne="http://schemas.microsoft.com/office/word/2006/wordml" mc:Ignorable="w14 w15 w16se w16cid w16 w16cex w16sdtdh w16sdtfl w16du wp14">
   <w:p>
     <w:pPr>
       <w:pStyle w:val="Footer"/>
@@ -1728,7 +1826,7 @@
 </file>
 
 <file path=word/footer3.xml><?xml version="1.0" encoding="utf-8"?>
-<w:ftr xmlns:wpc="http://schemas.microsoft.com/office/word/2010/wordprocessingCanvas" xmlns:cx="http://schemas.microsoft.com/office/drawing/2014/chartex" xmlns:cx1="http://schemas.microsoft.com/office/drawing/2015/9/8/chartex" xmlns:cx2="http://schemas.microsoft.com/office/drawing/2015/10/21/chartex" xmlns:cx3="http://schemas.microsoft.com/office/drawing/2016/5/9/chartex" xmlns:cx4="http://schemas.microsoft.com/office/drawing/2016/5/10/chartex" xmlns:cx5="http://schemas.microsoft.com/office/drawing/2016/5/11/chartex" xmlns:cx6="http://schemas.microsoft.com/office/drawing/2016/5/12/chartex" xmlns:cx7="http://schemas.microsoft.com/office/drawing/2016/5/13/chartex" xmlns:cx8="http://schemas.microsoft.com/office/drawing/2016/5/14/chartex" xmlns:mc="http://schemas.openxmlformats.org/markup-compatibility/2006" xmlns:m="http://schemas.openxmlformats.org/officeDocument/2006/math" xmlns:aink="http://schemas.microsoft.com/office/drawing/2016/ink" xmlns:am3d="http://schemas.microsoft.com/office/drawing/2017/model3d" xmlns:oel="http://schemas.microsoft.com/office/2019/extlst" xmlns:r="http://schemas.openxmlformats.org/officeDocument/2006/relationships" xmlns:wp14="http://schemas.microsoft.com/office/word/2010/wordprocessingDrawing" xmlns:wp="http://schemas.openxmlformats.org/drawingml/2006/wordprocessingDrawing" xmlns:wpg="http://schemas.microsoft.com/office/word/2010/wordprocessingGroup" xmlns:wpi="http://schemas.microsoft.com/office/word/2010/wordprocessingInk" xmlns:wps="http://schemas.microsoft.com/office/word/2010/wordprocessingShape" xmlns:o="urn:schemas-microsoft-com:office:office" xmlns:v="urn:schemas-microsoft-com:vml" xmlns:w10="urn:schemas-microsoft-com:office:word" xmlns:w="http://schemas.openxmlformats.org/wordprocessingml/2006/main" xmlns:w14="http://schemas.microsoft.com/office/word/2010/wordml" xmlns:w15="http://schemas.microsoft.com/office/word/2012/wordml" xmlns:w16cex="http://schemas.microsoft.com/office/word/2018/wordml/cex" xmlns:w16cid="http://schemas.microsoft.com/office/word/2016/wordml/cid" xmlns:w16="http://schemas.microsoft.com/office/word/2018/wordml" xmlns:w16sdtdh="http://schemas.microsoft.com/office/word/2020/wordml/sdtdatahash" xmlns:w16sdtfl="http://schemas.microsoft.com/office/word/2024/wordml/sdtformatlock" xmlns:w16se="http://schemas.microsoft.com/office/word/2015/wordml/symex" xmlns:w16du="http://schemas.microsoft.com/office/word/2023/wordml/word16du" xmlns:wne="http://schemas.microsoft.com/office/word/2006/wordml" mc:Ignorable="w14 w15 w16se w16cid w16 w16cex w16sdtdh w16sdtfl w16du wp14">
+<w:ftr xmlns:wpc="http://schemas.microsoft.com/office/word/2010/wordprocessingCanvas" xmlns:cx="http://schemas.microsoft.com/office/drawing/2014/chartex" xmlns:cx1="http://schemas.microsoft.com/office/drawing/2015/9/8/chartex" xmlns:cx2="http://schemas.microsoft.com/office/drawing/2015/10/21/chartex" xmlns:cx3="http://schemas.microsoft.com/office/drawing/2016/5/9/chartex" xmlns:cx4="http://schemas.microsoft.com/office/drawing/2016/5/10/chartex" xmlns:cx5="http://schemas.microsoft.com/office/drawing/2016/5/11/chartex" xmlns:cx6="http://schemas.microsoft.com/office/drawing/2016/5/12/chartex" xmlns:cx7="http://schemas.microsoft.com/office/drawing/2016/5/13/chartex" xmlns:cx8="http://schemas.microsoft.com/office/drawing/2016/5/14/chartex" xmlns:mc="http://schemas.openxmlformats.org/markup-compatibility/2006" xmlns:m="http://schemas.openxmlformats.org/officeDocument/2006/math" xmlns:aink="http://schemas.microsoft.com/office/drawing/2016/ink" xmlns:am3d="http://schemas.microsoft.com/office/drawing/2017/model3d" xmlns:oel="http://schemas.microsoft.com/office/2019/extlst" xmlns:r="http://schemas.openxmlformats.org/officeDocument/2006/relationships" xmlns:wp14="http://schemas.microsoft.com/office/word/2010/wordprocessingDrawing" xmlns:wp="http://schemas.openxmlformats.org/drawingml/2006/wordprocessingDrawing" xmlns:wpg="http://schemas.microsoft.com/office/word/2010/wordprocessingGroup" xmlns:wpi="http://schemas.microsoft.com/office/word/2010/wordprocessingInk" xmlns:wps="http://schemas.microsoft.com/office/word/2010/wordprocessingShape" xmlns:o="urn:schemas-microsoft-com:office:office" xmlns:v="urn:schemas-microsoft-com:vml" xmlns:w10="urn:schemas-microsoft-com:office:word" xmlns:w="http://schemas.openxmlformats.org/wordprocessingml/2006/main" xmlns:w14="http://schemas.microsoft.com/office/word/2010/wordml" xmlns:w15="http://schemas.microsoft.com/office/word/2012/wordml" xmlns:w16cei="http://schemas.microsoft.com/office/word/2026/wordml/cei" xmlns:w16cex="http://schemas.microsoft.com/office/word/2018/wordml/cex" xmlns:w16cid="http://schemas.microsoft.com/office/word/2016/wordml/cid" xmlns:w16="http://schemas.microsoft.com/office/word/2018/wordml" xmlns:w16sdtdh="http://schemas.microsoft.com/office/word/2020/wordml/sdtdatahash" xmlns:w16sdtfl="http://schemas.microsoft.com/office/word/2024/wordml/sdtformatlock" xmlns:w16se="http://schemas.microsoft.com/office/word/2015/wordml/symex" xmlns:w16du="http://schemas.microsoft.com/office/word/2023/wordml/word16du" xmlns:wne="http://schemas.microsoft.com/office/word/2006/wordml" mc:Ignorable="w14 w15 w16se w16cid w16 w16cex w16sdtdh w16sdtfl w16du wp14">
   <w:p>
     <w:pPr>
       <w:pStyle w:val="Footer"/>
@@ -1738,7 +1836,7 @@
 </file>
 
 <file path=word/footnotes.xml><?xml version="1.0" encoding="utf-8"?>
-<w:footnotes xmlns:wpc="http://schemas.microsoft.com/office/word/2010/wordprocessingCanvas" xmlns:cx="http://schemas.microsoft.com/office/drawing/2014/chartex" xmlns:cx1="http://schemas.microsoft.com/office/drawing/2015/9/8/chartex" xmlns:cx2="http://schemas.microsoft.com/office/drawing/2015/10/21/chartex" xmlns:cx3="http://schemas.microsoft.com/office/drawing/2016/5/9/chartex" xmlns:cx4="http://schemas.microsoft.com/office/drawing/2016/5/10/chartex" xmlns:cx5="http://schemas.microsoft.com/office/drawing/2016/5/11/chartex" xmlns:cx6="http://schemas.microsoft.com/office/drawing/2016/5/12/chartex" xmlns:cx7="http://schemas.microsoft.com/office/drawing/2016/5/13/chartex" xmlns:cx8="http://schemas.microsoft.com/office/drawing/2016/5/14/chartex" xmlns:mc="http://schemas.openxmlformats.org/markup-compatibility/2006" xmlns:m="http://schemas.openxmlformats.org/officeDocument/2006/math" xmlns:aink="http://schemas.microsoft.com/office/drawing/2016/ink" xmlns:am3d="http://schemas.microsoft.com/office/drawing/2017/model3d" xmlns:oel="http://schemas.microsoft.com/office/2019/extlst" xmlns:r="http://schemas.openxmlformats.org/officeDocument/2006/relationships" xmlns:wp14="http://schemas.microsoft.com/office/word/2010/wordprocessingDrawing" xmlns:wp="http://schemas.openxmlformats.org/drawingml/2006/wordprocessingDrawing" xmlns:wpg="http://schemas.microsoft.com/office/word/2010/wordprocessingGroup" xmlns:wpi="http://schemas.microsoft.com/office/word/2010/wordprocessingInk" xmlns:wps="http://schemas.microsoft.com/office/word/2010/wordprocessingShape" xmlns:o="urn:schemas-microsoft-com:office:office" xmlns:v="urn:schemas-microsoft-com:vml" xmlns:w10="urn:schemas-microsoft-com:office:word" xmlns:w="http://schemas.openxmlformats.org/wordprocessingml/2006/main" xmlns:w14="http://schemas.microsoft.com/office/word/2010/wordml" xmlns:w15="http://schemas.microsoft.com/office/word/2012/wordml" xmlns:w16cex="http://schemas.microsoft.com/office/word/2018/wordml/cex" xmlns:w16cid="http://schemas.microsoft.com/office/word/2016/wordml/cid" xmlns:w16="http://schemas.microsoft.com/office/word/2018/wordml" xmlns:w16sdtdh="http://schemas.microsoft.com/office/word/2020/wordml/sdtdatahash" xmlns:w16sdtfl="http://schemas.microsoft.com/office/word/2024/wordml/sdtformatlock" xmlns:w16se="http://schemas.microsoft.com/office/word/2015/wordml/symex" xmlns:w16du="http://schemas.microsoft.com/office/word/2023/wordml/word16du" xmlns:wne="http://schemas.microsoft.com/office/word/2006/wordml" mc:Ignorable="w14 w15 w16se w16cid w16 w16cex w16sdtdh w16sdtfl w16du wp14">
+<w:footnotes xmlns:wpc="http://schemas.microsoft.com/office/word/2010/wordprocessingCanvas" xmlns:cx="http://schemas.microsoft.com/office/drawing/2014/chartex" xmlns:cx1="http://schemas.microsoft.com/office/drawing/2015/9/8/chartex" xmlns:cx2="http://schemas.microsoft.com/office/drawing/2015/10/21/chartex" xmlns:cx3="http://schemas.microsoft.com/office/drawing/2016/5/9/chartex" xmlns:cx4="http://schemas.microsoft.com/office/drawing/2016/5/10/chartex" xmlns:cx5="http://schemas.microsoft.com/office/drawing/2016/5/11/chartex" xmlns:cx6="http://schemas.microsoft.com/office/drawing/2016/5/12/chartex" xmlns:cx7="http://schemas.microsoft.com/office/drawing/2016/5/13/chartex" xmlns:cx8="http://schemas.microsoft.com/office/drawing/2016/5/14/chartex" xmlns:mc="http://schemas.openxmlformats.org/markup-compatibility/2006" xmlns:m="http://schemas.openxmlformats.org/officeDocument/2006/math" xmlns:aink="http://schemas.microsoft.com/office/drawing/2016/ink" xmlns:am3d="http://schemas.microsoft.com/office/drawing/2017/model3d" xmlns:oel="http://schemas.microsoft.com/office/2019/extlst" xmlns:r="http://schemas.openxmlformats.org/officeDocument/2006/relationships" xmlns:wp14="http://schemas.microsoft.com/office/word/2010/wordprocessingDrawing" xmlns:wp="http://schemas.openxmlformats.org/drawingml/2006/wordprocessingDrawing" xmlns:wpg="http://schemas.microsoft.com/office/word/2010/wordprocessingGroup" xmlns:wpi="http://schemas.microsoft.com/office/word/2010/wordprocessingInk" xmlns:wps="http://schemas.microsoft.com/office/word/2010/wordprocessingShape" xmlns:o="urn:schemas-microsoft-com:office:office" xmlns:v="urn:schemas-microsoft-com:vml" xmlns:w10="urn:schemas-microsoft-com:office:word" xmlns:w="http://schemas.openxmlformats.org/wordprocessingml/2006/main" xmlns:w14="http://schemas.microsoft.com/office/word/2010/wordml" xmlns:w15="http://schemas.microsoft.com/office/word/2012/wordml" xmlns:w16cei="http://schemas.microsoft.com/office/word/2026/wordml/cei" xmlns:w16cex="http://schemas.microsoft.com/office/word/2018/wordml/cex" xmlns:w16cid="http://schemas.microsoft.com/office/word/2016/wordml/cid" xmlns:w16="http://schemas.microsoft.com/office/word/2018/wordml" xmlns:w16sdtdh="http://schemas.microsoft.com/office/word/2020/wordml/sdtdatahash" xmlns:w16sdtfl="http://schemas.microsoft.com/office/word/2024/wordml/sdtformatlock" xmlns:w16se="http://schemas.microsoft.com/office/word/2015/wordml/symex" xmlns:w16du="http://schemas.microsoft.com/office/word/2023/wordml/word16du" xmlns:wne="http://schemas.microsoft.com/office/word/2006/wordml" mc:Ignorable="w14 w15 w16se w16cid w16 w16cex w16sdtdh w16sdtfl w16du wp14">
   <w:footnote w:type="separator" w:id="-1">
     <w:p>
       <w:r>
@@ -1757,7 +1855,7 @@
 </file>
 
 <file path=word/header1.xml><?xml version="1.0" encoding="utf-8"?>
-<w:hdr xmlns:wpc="http://schemas.microsoft.com/office/word/2010/wordprocessingCanvas" xmlns:cx="http://schemas.microsoft.com/office/drawing/2014/chartex" xmlns:cx1="http://schemas.microsoft.com/office/drawing/2015/9/8/chartex" xmlns:cx2="http://schemas.microsoft.com/office/drawing/2015/10/21/chartex" xmlns:cx3="http://schemas.microsoft.com/office/drawing/2016/5/9/chartex" xmlns:cx4="http://schemas.microsoft.com/office/drawing/2016/5/10/chartex" xmlns:cx5="http://schemas.microsoft.com/office/drawing/2016/5/11/chartex" xmlns:cx6="http://schemas.microsoft.com/office/drawing/2016/5/12/chartex" xmlns:cx7="http://schemas.microsoft.com/office/drawing/2016/5/13/chartex" xmlns:cx8="http://schemas.microsoft.com/office/drawing/2016/5/14/chartex" xmlns:mc="http://schemas.openxmlformats.org/markup-compatibility/2006" xmlns:m="http://schemas.openxmlformats.org/officeDocument/2006/math" xmlns:aink="http://schemas.microsoft.com/office/drawing/2016/ink" xmlns:am3d="http://schemas.microsoft.com/office/drawing/2017/model3d" xmlns:oel="http://schemas.microsoft.com/office/2019/extlst" xmlns:r="http://schemas.openxmlformats.org/officeDocument/2006/relationships" xmlns:wp14="http://schemas.microsoft.com/office/word/2010/wordprocessingDrawing" xmlns:wp="http://schemas.openxmlformats.org/drawingml/2006/wordprocessingDrawing" xmlns:wpg="http://schemas.microsoft.com/office/word/2010/wordprocessingGroup" xmlns:wpi="http://schemas.microsoft.com/office/word/2010/wordprocessingInk" xmlns:wps="http://schemas.microsoft.com/office/word/2010/wordprocessingShape" xmlns:o="urn:schemas-microsoft-com:office:office" xmlns:v="urn:schemas-microsoft-com:vml" xmlns:w10="urn:schemas-microsoft-com:office:word" xmlns:w="http://schemas.openxmlformats.org/wordprocessingml/2006/main" xmlns:w14="http://schemas.microsoft.com/office/word/2010/wordml" xmlns:w15="http://schemas.microsoft.com/office/word/2012/wordml" xmlns:w16cex="http://schemas.microsoft.com/office/word/2018/wordml/cex" xmlns:w16cid="http://schemas.microsoft.com/office/word/2016/wordml/cid" xmlns:w16="http://schemas.microsoft.com/office/word/2018/wordml" xmlns:w16sdtdh="http://schemas.microsoft.com/office/word/2020/wordml/sdtdatahash" xmlns:w16sdtfl="http://schemas.microsoft.com/office/word/2024/wordml/sdtformatlock" xmlns:w16se="http://schemas.microsoft.com/office/word/2015/wordml/symex" xmlns:w16du="http://schemas.microsoft.com/office/word/2023/wordml/word16du" xmlns:wne="http://schemas.microsoft.com/office/word/2006/wordml" mc:Ignorable="w14 w15 w16se w16cid w16 w16cex w16sdtdh w16sdtfl w16du wp14">
+<w:hdr xmlns:wpc="http://schemas.microsoft.com/office/word/2010/wordprocessingCanvas" xmlns:cx="http://schemas.microsoft.com/office/drawing/2014/chartex" xmlns:cx1="http://schemas.microsoft.com/office/drawing/2015/9/8/chartex" xmlns:cx2="http://schemas.microsoft.com/office/drawing/2015/10/21/chartex" xmlns:cx3="http://schemas.microsoft.com/office/drawing/2016/5/9/chartex" xmlns:cx4="http://schemas.microsoft.com/office/drawing/2016/5/10/chartex" xmlns:cx5="http://schemas.microsoft.com/office/drawing/2016/5/11/chartex" xmlns:cx6="http://schemas.microsoft.com/office/drawing/2016/5/12/chartex" xmlns:cx7="http://schemas.microsoft.com/office/drawing/2016/5/13/chartex" xmlns:cx8="http://schemas.microsoft.com/office/drawing/2016/5/14/chartex" xmlns:mc="http://schemas.openxmlformats.org/markup-compatibility/2006" xmlns:m="http://schemas.openxmlformats.org/officeDocument/2006/math" xmlns:aink="http://schemas.microsoft.com/office/drawing/2016/ink" xmlns:am3d="http://schemas.microsoft.com/office/drawing/2017/model3d" xmlns:oel="http://schemas.microsoft.com/office/2019/extlst" xmlns:r="http://schemas.openxmlformats.org/officeDocument/2006/relationships" xmlns:wp14="http://schemas.microsoft.com/office/word/2010/wordprocessingDrawing" xmlns:wp="http://schemas.openxmlformats.org/drawingml/2006/wordprocessingDrawing" xmlns:wpg="http://schemas.microsoft.com/office/word/2010/wordprocessingGroup" xmlns:wpi="http://schemas.microsoft.com/office/word/2010/wordprocessingInk" xmlns:wps="http://schemas.microsoft.com/office/word/2010/wordprocessingShape" xmlns:o="urn:schemas-microsoft-com:office:office" xmlns:v="urn:schemas-microsoft-com:vml" xmlns:w10="urn:schemas-microsoft-com:office:word" xmlns:w="http://schemas.openxmlformats.org/wordprocessingml/2006/main" xmlns:w14="http://schemas.microsoft.com/office/word/2010/wordml" xmlns:w15="http://schemas.microsoft.com/office/word/2012/wordml" xmlns:w16cei="http://schemas.microsoft.com/office/word/2026/wordml/cei" xmlns:w16cex="http://schemas.microsoft.com/office/word/2018/wordml/cex" xmlns:w16cid="http://schemas.microsoft.com/office/word/2016/wordml/cid" xmlns:w16="http://schemas.microsoft.com/office/word/2018/wordml" xmlns:w16sdtdh="http://schemas.microsoft.com/office/word/2020/wordml/sdtdatahash" xmlns:w16sdtfl="http://schemas.microsoft.com/office/word/2024/wordml/sdtformatlock" xmlns:w16se="http://schemas.microsoft.com/office/word/2015/wordml/symex" xmlns:w16du="http://schemas.microsoft.com/office/word/2023/wordml/word16du" xmlns:wne="http://schemas.microsoft.com/office/word/2006/wordml" mc:Ignorable="w14 w15 w16se w16cid w16 w16cex w16sdtdh w16sdtfl w16du wp14">
   <w:p>
     <w:pPr>
       <w:pStyle w:val="Header"/>
@@ -1767,7 +1865,7 @@
 </file>
 
 <file path=word/header2.xml><?xml version="1.0" encoding="utf-8"?>
-<w:hdr xmlns:wpc="http://schemas.microsoft.com/office/word/2010/wordprocessingCanvas" xmlns:cx="http://schemas.microsoft.com/office/drawing/2014/chartex" xmlns:cx1="http://schemas.microsoft.com/office/drawing/2015/9/8/chartex" xmlns:cx2="http://schemas.microsoft.com/office/drawing/2015/10/21/chartex" xmlns:cx3="http://schemas.microsoft.com/office/drawing/2016/5/9/chartex" xmlns:cx4="http://schemas.microsoft.com/office/drawing/2016/5/10/chartex" xmlns:cx5="http://schemas.microsoft.com/office/drawing/2016/5/11/chartex" xmlns:cx6="http://schemas.microsoft.com/office/drawing/2016/5/12/chartex" xmlns:cx7="http://schemas.microsoft.com/office/drawing/2016/5/13/chartex" xmlns:cx8="http://schemas.microsoft.com/office/drawing/2016/5/14/chartex" xmlns:mc="http://schemas.openxmlformats.org/markup-compatibility/2006" xmlns:m="http://schemas.openxmlformats.org/officeDocument/2006/math" xmlns:aink="http://schemas.microsoft.com/office/drawing/2016/ink" xmlns:am3d="http://schemas.microsoft.com/office/drawing/2017/model3d" xmlns:oel="http://schemas.microsoft.com/office/2019/extlst" xmlns:r="http://schemas.openxmlformats.org/officeDocument/2006/relationships" xmlns:wp14="http://schemas.microsoft.com/office/word/2010/wordprocessingDrawing" xmlns:wp="http://schemas.openxmlformats.org/drawingml/2006/wordprocessingDrawing" xmlns:wpg="http://schemas.microsoft.com/office/word/2010/wordprocessingGroup" xmlns:wpi="http://schemas.microsoft.com/office/word/2010/wordprocessingInk" xmlns:wps="http://schemas.microsoft.com/office/word/2010/wordprocessingShape" xmlns:o="urn:schemas-microsoft-com:office:office" xmlns:v="urn:schemas-microsoft-com:vml" xmlns:w10="urn:schemas-microsoft-com:office:word" xmlns:w="http://schemas.openxmlformats.org/wordprocessingml/2006/main" xmlns:w14="http://schemas.microsoft.com/office/word/2010/wordml" xmlns:w15="http://schemas.microsoft.com/office/word/2012/wordml" xmlns:w16cex="http://schemas.microsoft.com/office/word/2018/wordml/cex" xmlns:w16cid="http://schemas.microsoft.com/office/word/2016/wordml/cid" xmlns:w16="http://schemas.microsoft.com/office/word/2018/wordml" xmlns:w16sdtdh="http://schemas.microsoft.com/office/word/2020/wordml/sdtdatahash" xmlns:w16sdtfl="http://schemas.microsoft.com/office/word/2024/wordml/sdtformatlock" xmlns:w16se="http://schemas.microsoft.com/office/word/2015/wordml/symex" xmlns:w16du="http://schemas.microsoft.com/office/word/2023/wordml/word16du" xmlns:wne="http://schemas.microsoft.com/office/word/2006/wordml" mc:Ignorable="w14 w15 w16se w16cid w16 w16cex w16sdtdh w16sdtfl w16du wp14">
+<w:hdr xmlns:wpc="http://schemas.microsoft.com/office/word/2010/wordprocessingCanvas" xmlns:cx="http://schemas.microsoft.com/office/drawing/2014/chartex" xmlns:cx1="http://schemas.microsoft.com/office/drawing/2015/9/8/chartex" xmlns:cx2="http://schemas.microsoft.com/office/drawing/2015/10/21/chartex" xmlns:cx3="http://schemas.microsoft.com/office/drawing/2016/5/9/chartex" xmlns:cx4="http://schemas.microsoft.com/office/drawing/2016/5/10/chartex" xmlns:cx5="http://schemas.microsoft.com/office/drawing/2016/5/11/chartex" xmlns:cx6="http://schemas.microsoft.com/office/drawing/2016/5/12/chartex" xmlns:cx7="http://schemas.microsoft.com/office/drawing/2016/5/13/chartex" xmlns:cx8="http://schemas.microsoft.com/office/drawing/2016/5/14/chartex" xmlns:mc="http://schemas.openxmlformats.org/markup-compatibility/2006" xmlns:m="http://schemas.openxmlformats.org/officeDocument/2006/math" xmlns:aink="http://schemas.microsoft.com/office/drawing/2016/ink" xmlns:am3d="http://schemas.microsoft.com/office/drawing/2017/model3d" xmlns:oel="http://schemas.microsoft.com/office/2019/extlst" xmlns:r="http://schemas.openxmlformats.org/officeDocument/2006/relationships" xmlns:wp14="http://schemas.microsoft.com/office/word/2010/wordprocessingDrawing" xmlns:wp="http://schemas.openxmlformats.org/drawingml/2006/wordprocessingDrawing" xmlns:wpg="http://schemas.microsoft.com/office/word/2010/wordprocessingGroup" xmlns:wpi="http://schemas.microsoft.com/office/word/2010/wordprocessingInk" xmlns:wps="http://schemas.microsoft.com/office/word/2010/wordprocessingShape" xmlns:o="urn:schemas-microsoft-com:office:office" xmlns:v="urn:schemas-microsoft-com:vml" xmlns:w10="urn:schemas-microsoft-com:office:word" xmlns:w="http://schemas.openxmlformats.org/wordprocessingml/2006/main" xmlns:w14="http://schemas.microsoft.com/office/word/2010/wordml" xmlns:w15="http://schemas.microsoft.com/office/word/2012/wordml" xmlns:w16cei="http://schemas.microsoft.com/office/word/2026/wordml/cei" xmlns:w16cex="http://schemas.microsoft.com/office/word/2018/wordml/cex" xmlns:w16cid="http://schemas.microsoft.com/office/word/2016/wordml/cid" xmlns:w16="http://schemas.microsoft.com/office/word/2018/wordml" xmlns:w16sdtdh="http://schemas.microsoft.com/office/word/2020/wordml/sdtdatahash" xmlns:w16sdtfl="http://schemas.microsoft.com/office/word/2024/wordml/sdtformatlock" xmlns:w16se="http://schemas.microsoft.com/office/word/2015/wordml/symex" xmlns:w16du="http://schemas.microsoft.com/office/word/2023/wordml/word16du" xmlns:wne="http://schemas.microsoft.com/office/word/2006/wordml" mc:Ignorable="w14 w15 w16se w16cid w16 w16cex w16sdtdh w16sdtfl w16du wp14">
   <w:p>
     <w:pPr>
       <w:pStyle w:val="Header"/>
@@ -1777,7 +1875,7 @@
 </file>
 
 <file path=word/header3.xml><?xml version="1.0" encoding="utf-8"?>
-<w:hdr xmlns:wpc="http://schemas.microsoft.com/office/word/2010/wordprocessingCanvas" xmlns:cx="http://schemas.microsoft.com/office/drawing/2014/chartex" xmlns:cx1="http://schemas.microsoft.com/office/drawing/2015/9/8/chartex" xmlns:cx2="http://schemas.microsoft.com/office/drawing/2015/10/21/chartex" xmlns:cx3="http://schemas.microsoft.com/office/drawing/2016/5/9/chartex" xmlns:cx4="http://schemas.microsoft.com/office/drawing/2016/5/10/chartex" xmlns:cx5="http://schemas.microsoft.com/office/drawing/2016/5/11/chartex" xmlns:cx6="http://schemas.microsoft.com/office/drawing/2016/5/12/chartex" xmlns:cx7="http://schemas.microsoft.com/office/drawing/2016/5/13/chartex" xmlns:cx8="http://schemas.microsoft.com/office/drawing/2016/5/14/chartex" xmlns:mc="http://schemas.openxmlformats.org/markup-compatibility/2006" xmlns:m="http://schemas.openxmlformats.org/officeDocument/2006/math" xmlns:aink="http://schemas.microsoft.com/office/drawing/2016/ink" xmlns:am3d="http://schemas.microsoft.com/office/drawing/2017/model3d" xmlns:oel="http://schemas.microsoft.com/office/2019/extlst" xmlns:r="http://schemas.openxmlformats.org/officeDocument/2006/relationships" xmlns:wp14="http://schemas.microsoft.com/office/word/2010/wordprocessingDrawing" xmlns:wp="http://schemas.openxmlformats.org/drawingml/2006/wordprocessingDrawing" xmlns:wpg="http://schemas.microsoft.com/office/word/2010/wordprocessingGroup" xmlns:wpi="http://schemas.microsoft.com/office/word/2010/wordprocessingInk" xmlns:wps="http://schemas.microsoft.com/office/word/2010/wordprocessingShape" xmlns:o="urn:schemas-microsoft-com:office:office" xmlns:v="urn:schemas-microsoft-com:vml" xmlns:w10="urn:schemas-microsoft-com:office:word" xmlns:w="http://schemas.openxmlformats.org/wordprocessingml/2006/main" xmlns:w14="http://schemas.microsoft.com/office/word/2010/wordml" xmlns:w15="http://schemas.microsoft.com/office/word/2012/wordml" xmlns:w16cex="http://schemas.microsoft.com/office/word/2018/wordml/cex" xmlns:w16cid="http://schemas.microsoft.com/office/word/2016/wordml/cid" xmlns:w16="http://schemas.microsoft.com/office/word/2018/wordml" xmlns:w16sdtdh="http://schemas.microsoft.com/office/word/2020/wordml/sdtdatahash" xmlns:w16sdtfl="http://schemas.microsoft.com/office/word/2024/wordml/sdtformatlock" xmlns:w16se="http://schemas.microsoft.com/office/word/2015/wordml/symex" xmlns:w16du="http://schemas.microsoft.com/office/word/2023/wordml/word16du" xmlns:wne="http://schemas.microsoft.com/office/word/2006/wordml" mc:Ignorable="w14 w15 w16se w16cid w16 w16cex w16sdtdh w16sdtfl w16du wp14">
+<w:hdr xmlns:wpc="http://schemas.microsoft.com/office/word/2010/wordprocessingCanvas" xmlns:cx="http://schemas.microsoft.com/office/drawing/2014/chartex" xmlns:cx1="http://schemas.microsoft.com/office/drawing/2015/9/8/chartex" xmlns:cx2="http://schemas.microsoft.com/office/drawing/2015/10/21/chartex" xmlns:cx3="http://schemas.microsoft.com/office/drawing/2016/5/9/chartex" xmlns:cx4="http://schemas.microsoft.com/office/drawing/2016/5/10/chartex" xmlns:cx5="http://schemas.microsoft.com/office/drawing/2016/5/11/chartex" xmlns:cx6="http://schemas.microsoft.com/office/drawing/2016/5/12/chartex" xmlns:cx7="http://schemas.microsoft.com/office/drawing/2016/5/13/chartex" xmlns:cx8="http://schemas.microsoft.com/office/drawing/2016/5/14/chartex" xmlns:mc="http://schemas.openxmlformats.org/markup-compatibility/2006" xmlns:m="http://schemas.openxmlformats.org/officeDocument/2006/math" xmlns:aink="http://schemas.microsoft.com/office/drawing/2016/ink" xmlns:am3d="http://schemas.microsoft.com/office/drawing/2017/model3d" xmlns:oel="http://schemas.microsoft.com/office/2019/extlst" xmlns:r="http://schemas.openxmlformats.org/officeDocument/2006/relationships" xmlns:wp14="http://schemas.microsoft.com/office/word/2010/wordprocessingDrawing" xmlns:wp="http://schemas.openxmlformats.org/drawingml/2006/wordprocessingDrawing" xmlns:wpg="http://schemas.microsoft.com/office/word/2010/wordprocessingGroup" xmlns:wpi="http://schemas.microsoft.com/office/word/2010/wordprocessingInk" xmlns:wps="http://schemas.microsoft.com/office/word/2010/wordprocessingShape" xmlns:o="urn:schemas-microsoft-com:office:office" xmlns:v="urn:schemas-microsoft-com:vml" xmlns:w10="urn:schemas-microsoft-com:office:word" xmlns:w="http://schemas.openxmlformats.org/wordprocessingml/2006/main" xmlns:w14="http://schemas.microsoft.com/office/word/2010/wordml" xmlns:w15="http://schemas.microsoft.com/office/word/2012/wordml" xmlns:w16cei="http://schemas.microsoft.com/office/word/2026/wordml/cei" xmlns:w16cex="http://schemas.microsoft.com/office/word/2018/wordml/cex" xmlns:w16cid="http://schemas.microsoft.com/office/word/2016/wordml/cid" xmlns:w16="http://schemas.microsoft.com/office/word/2018/wordml" xmlns:w16sdtdh="http://schemas.microsoft.com/office/word/2020/wordml/sdtdatahash" xmlns:w16sdtfl="http://schemas.microsoft.com/office/word/2024/wordml/sdtformatlock" xmlns:w16se="http://schemas.microsoft.com/office/word/2015/wordml/symex" xmlns:w16du="http://schemas.microsoft.com/office/word/2023/wordml/word16du" xmlns:wne="http://schemas.microsoft.com/office/word/2006/wordml" mc:Ignorable="w14 w15 w16se w16cid w16 w16cex w16sdtdh w16sdtfl w16du wp14">
   <w:p>
     <w:pPr>
       <w:pStyle w:val="Header"/>
@@ -1787,7 +1885,7 @@
 </file>
 
 <file path=word/numbering.xml><?xml version="1.0" encoding="utf-8"?>
-<w:numbering xmlns:wpc="http://schemas.microsoft.com/office/word/2010/wordprocessingCanvas" xmlns:cx="http://schemas.microsoft.com/office/drawing/2014/chartex" xmlns:cx1="http://schemas.microsoft.com/office/drawing/2015/9/8/chartex" xmlns:cx2="http://schemas.microsoft.com/office/drawing/2015/10/21/chartex" xmlns:cx3="http://schemas.microsoft.com/office/drawing/2016/5/9/chartex" xmlns:cx4="http://schemas.microsoft.com/office/drawing/2016/5/10/chartex" xmlns:cx5="http://schemas.microsoft.com/office/drawing/2016/5/11/chartex" xmlns:cx6="http://schemas.microsoft.com/office/drawing/2016/5/12/chartex" xmlns:cx7="http://schemas.microsoft.com/office/drawing/2016/5/13/chartex" xmlns:cx8="http://schemas.microsoft.com/office/drawing/2016/5/14/chartex" xmlns:mc="http://schemas.openxmlformats.org/markup-compatibility/2006" xmlns:m="http://schemas.openxmlformats.org/officeDocument/2006/math" xmlns:aink="http://schemas.microsoft.com/office/drawing/2016/ink" xmlns:am3d="http://schemas.microsoft.com/office/drawing/2017/model3d" xmlns:oel="http://schemas.microsoft.com/office/2019/extlst" xmlns:r="http://schemas.openxmlformats.org/officeDocument/2006/relationships" xmlns:wp14="http://schemas.microsoft.com/office/word/2010/wordprocessingDrawing" xmlns:wp="http://schemas.openxmlformats.org/drawingml/2006/wordprocessingDrawing" xmlns:wpg="http://schemas.microsoft.com/office/word/2010/wordprocessingGroup" xmlns:wpi="http://schemas.microsoft.com/office/word/2010/wordprocessingInk" xmlns:wps="http://schemas.microsoft.com/office/word/2010/wordprocessingShape" xmlns:o="urn:schemas-microsoft-com:office:office" xmlns:v="urn:schemas-microsoft-com:vml" xmlns:w10="urn:schemas-microsoft-com:office:word" xmlns:w="http://schemas.openxmlformats.org/wordprocessingml/2006/main" xmlns:w14="http://schemas.microsoft.com/office/word/2010/wordml" xmlns:w15="http://schemas.microsoft.com/office/word/2012/wordml" xmlns:w16cex="http://schemas.microsoft.com/office/word/2018/wordml/cex" xmlns:w16cid="http://schemas.microsoft.com/office/word/2016/wordml/cid" xmlns:w16="http://schemas.microsoft.com/office/word/2018/wordml" xmlns:w16sdtdh="http://schemas.microsoft.com/office/word/2020/wordml/sdtdatahash" xmlns:w16sdtfl="http://schemas.microsoft.com/office/word/2024/wordml/sdtformatlock" xmlns:w16se="http://schemas.microsoft.com/office/word/2015/wordml/symex" xmlns:w16du="http://schemas.microsoft.com/office/word/2023/wordml/word16du" xmlns:wne="http://schemas.microsoft.com/office/word/2006/wordml" mc:Ignorable="w14 w15 w16se w16cid w16 w16cex w16sdtdh w16sdtfl w16du wp14">
+<w:numbering xmlns:wpc="http://schemas.microsoft.com/office/word/2010/wordprocessingCanvas" xmlns:cx="http://schemas.microsoft.com/office/drawing/2014/chartex" xmlns:cx1="http://schemas.microsoft.com/office/drawing/2015/9/8/chartex" xmlns:cx2="http://schemas.microsoft.com/office/drawing/2015/10/21/chartex" xmlns:cx3="http://schemas.microsoft.com/office/drawing/2016/5/9/chartex" xmlns:cx4="http://schemas.microsoft.com/office/drawing/2016/5/10/chartex" xmlns:cx5="http://schemas.microsoft.com/office/drawing/2016/5/11/chartex" xmlns:cx6="http://schemas.microsoft.com/office/drawing/2016/5/12/chartex" xmlns:cx7="http://schemas.microsoft.com/office/drawing/2016/5/13/chartex" xmlns:cx8="http://schemas.microsoft.com/office/drawing/2016/5/14/chartex" xmlns:mc="http://schemas.openxmlformats.org/markup-compatibility/2006" xmlns:m="http://schemas.openxmlformats.org/officeDocument/2006/math" xmlns:aink="http://schemas.microsoft.com/office/drawing/2016/ink" xmlns:am3d="http://schemas.microsoft.com/office/drawing/2017/model3d" xmlns:oel="http://schemas.microsoft.com/office/2019/extlst" xmlns:r="http://schemas.openxmlformats.org/officeDocument/2006/relationships" xmlns:wp14="http://schemas.microsoft.com/office/word/2010/wordprocessingDrawing" xmlns:wp="http://schemas.openxmlformats.org/drawingml/2006/wordprocessingDrawing" xmlns:wpg="http://schemas.microsoft.com/office/word/2010/wordprocessingGroup" xmlns:wpi="http://schemas.microsoft.com/office/word/2010/wordprocessingInk" xmlns:wps="http://schemas.microsoft.com/office/word/2010/wordprocessingShape" xmlns:o="urn:schemas-microsoft-com:office:office" xmlns:v="urn:schemas-microsoft-com:vml" xmlns:w10="urn:schemas-microsoft-com:office:word" xmlns:w="http://schemas.openxmlformats.org/wordprocessingml/2006/main" xmlns:w14="http://schemas.microsoft.com/office/word/2010/wordml" xmlns:w15="http://schemas.microsoft.com/office/word/2012/wordml" xmlns:w16cei="http://schemas.microsoft.com/office/word/2026/wordml/cei" xmlns:w16cex="http://schemas.microsoft.com/office/word/2018/wordml/cex" xmlns:w16cid="http://schemas.microsoft.com/office/word/2016/wordml/cid" xmlns:w16="http://schemas.microsoft.com/office/word/2018/wordml" xmlns:w16sdtdh="http://schemas.microsoft.com/office/word/2020/wordml/sdtdatahash" xmlns:w16sdtfl="http://schemas.microsoft.com/office/word/2024/wordml/sdtformatlock" xmlns:w16se="http://schemas.microsoft.com/office/word/2015/wordml/symex" xmlns:w16du="http://schemas.microsoft.com/office/word/2023/wordml/word16du" xmlns:wne="http://schemas.microsoft.com/office/word/2006/wordml" mc:Ignorable="w14 w15 w16se w16cid w16 w16cex w16sdtdh w16sdtfl w16du wp14">
   <w:abstractNum w:abstractNumId="0" w15:restartNumberingAfterBreak="0">
     <w:nsid w:val="1C9B2D84"/>
     <w:multiLevelType w:val="multilevel"/>
@@ -2200,6 +2298,14 @@
     <w:abstractNumId w:val="2"/>
   </w:num>
 </w:numbering>
+</file>
+
+<file path=word/people.xml><?xml version="1.0" encoding="utf-8"?>
+<w15:people xmlns:wpc="http://schemas.microsoft.com/office/word/2010/wordprocessingCanvas" xmlns:cx="http://schemas.microsoft.com/office/drawing/2014/chartex" xmlns:cx1="http://schemas.microsoft.com/office/drawing/2015/9/8/chartex" xmlns:cx2="http://schemas.microsoft.com/office/drawing/2015/10/21/chartex" xmlns:cx3="http://schemas.microsoft.com/office/drawing/2016/5/9/chartex" xmlns:cx4="http://schemas.microsoft.com/office/drawing/2016/5/10/chartex" xmlns:cx5="http://schemas.microsoft.com/office/drawing/2016/5/11/chartex" xmlns:cx6="http://schemas.microsoft.com/office/drawing/2016/5/12/chartex" xmlns:cx7="http://schemas.microsoft.com/office/drawing/2016/5/13/chartex" xmlns:cx8="http://schemas.microsoft.com/office/drawing/2016/5/14/chartex" xmlns:mc="http://schemas.openxmlformats.org/markup-compatibility/2006" xmlns:m="http://schemas.openxmlformats.org/officeDocument/2006/math" xmlns:aink="http://schemas.microsoft.com/office/drawing/2016/ink" xmlns:am3d="http://schemas.microsoft.com/office/drawing/2017/model3d" xmlns:oel="http://schemas.microsoft.com/office/2019/extlst" xmlns:r="http://schemas.openxmlformats.org/officeDocument/2006/relationships" xmlns:wp14="http://schemas.microsoft.com/office/word/2010/wordprocessingDrawing" xmlns:wp="http://schemas.openxmlformats.org/drawingml/2006/wordprocessingDrawing" xmlns:wpg="http://schemas.microsoft.com/office/word/2010/wordprocessingGroup" xmlns:wpi="http://schemas.microsoft.com/office/word/2010/wordprocessingInk" xmlns:wps="http://schemas.microsoft.com/office/word/2010/wordprocessingShape" xmlns:o="urn:schemas-microsoft-com:office:office" xmlns:v="urn:schemas-microsoft-com:vml" xmlns:w10="urn:schemas-microsoft-com:office:word" xmlns:w="http://schemas.openxmlformats.org/wordprocessingml/2006/main" xmlns:w14="http://schemas.microsoft.com/office/word/2010/wordml" xmlns:w15="http://schemas.microsoft.com/office/word/2012/wordml" xmlns:w16cei="http://schemas.microsoft.com/office/word/2026/wordml/cei" xmlns:w16cex="http://schemas.microsoft.com/office/word/2018/wordml/cex" xmlns:w16cid="http://schemas.microsoft.com/office/word/2016/wordml/cid" xmlns:w16="http://schemas.microsoft.com/office/word/2018/wordml" xmlns:w16sdtdh="http://schemas.microsoft.com/office/word/2020/wordml/sdtdatahash" xmlns:w16sdtfl="http://schemas.microsoft.com/office/word/2024/wordml/sdtformatlock" xmlns:w16se="http://schemas.microsoft.com/office/word/2015/wordml/symex" xmlns:w16du="http://schemas.microsoft.com/office/word/2023/wordml/word16du" xmlns:wne="http://schemas.microsoft.com/office/word/2006/wordml" mc:Ignorable="w14 w15 w16se w16cid w16 w16cex w16sdtdh w16sdtfl w16du wp14">
+  <w15:person w15:author="Spencer Smith">
+    <w15:presenceInfo w15:providerId="AD" w15:userId="S::smiths@mcmaster.ca::80185a1f-9ef1-4a10-a8cf-0d62d99a8080"/>
+  </w15:person>
+</w15:people>
 </file>
 
 <file path=word/styles.xml><?xml version="1.0" encoding="utf-8"?>

--- a/StateOfPractice/MACREM-2026/SupportingDocuments/Oral-Consent-Script.docx
+++ b/StateOfPractice/MACREM-2026/SupportingDocuments/Oral-Consent-Script.docx
@@ -672,83 +672,34 @@
         </w:rPr>
         <w:t xml:space="preserve">. You can withdraw up until we analyze all data of this research project on </w:t>
       </w:r>
-      <w:del w:id="0" w:author="Spencer Smith" w:date="2026-07-17T13:55:00Z" w16du:dateUtc="2026-07-17T17:55:00Z">
-        <w:r>
-          <w:rPr>
-            <w:rFonts w:ascii="Arial" w:hAnsi="Arial" w:cs="Arial"/>
-            <w:sz w:val="22"/>
-            <w:szCs w:val="22"/>
-            <w:lang w:val="en-CA"/>
-          </w:rPr>
-          <w:delText xml:space="preserve">July </w:delText>
-        </w:r>
-        <w:r>
-          <w:rPr>
-            <w:rFonts w:ascii="Arial" w:hAnsi="Arial" w:cs="Arial"/>
-            <w:sz w:val="22"/>
-            <w:szCs w:val="22"/>
-            <w:lang w:val="en-CA"/>
-          </w:rPr>
-          <w:delText>31</w:delText>
-        </w:r>
-        <w:r>
-          <w:rPr>
-            <w:rFonts w:ascii="Arial" w:hAnsi="Arial" w:cs="Arial"/>
-            <w:sz w:val="22"/>
-            <w:szCs w:val="22"/>
-            <w:vertAlign w:val="superscript"/>
-            <w:lang w:val="en-CA"/>
-          </w:rPr>
-          <w:delText>st</w:delText>
-        </w:r>
-        <w:r>
-          <w:rPr>
-            <w:rFonts w:ascii="Arial" w:hAnsi="Arial" w:cs="Arial"/>
-            <w:sz w:val="22"/>
-            <w:szCs w:val="22"/>
-            <w:lang w:val="en-CA"/>
-          </w:rPr>
-          <w:delText xml:space="preserve"> </w:delText>
-        </w:r>
-      </w:del>
-      <w:ins w:id="1" w:author="Spencer Smith" w:date="2026-07-17T13:55:00Z" w16du:dateUtc="2026-07-17T17:55:00Z">
-        <w:r>
-          <w:rPr>
-            <w:rFonts w:ascii="Arial" w:hAnsi="Arial" w:cs="Arial"/>
-            <w:sz w:val="22"/>
-            <w:szCs w:val="22"/>
-            <w:lang w:val="en-CA"/>
-          </w:rPr>
-          <w:t>August 8</w:t>
-        </w:r>
-        <w:r>
-          <w:rPr>
-            <w:rFonts w:ascii="Arial" w:hAnsi="Arial" w:cs="Arial"/>
-            <w:sz w:val="22"/>
-            <w:szCs w:val="22"/>
-            <w:vertAlign w:val="superscript"/>
-            <w:lang w:val="en-CA"/>
-            <w:rPrChange w:id="2" w:author="Spencer Smith" w:date="2026-07-17T13:55:00Z" w16du:dateUtc="2026-07-17T17:55:00Z">
-              <w:rPr>
-                <w:rFonts w:ascii="Arial" w:hAnsi="Arial" w:cs="Arial"/>
-                <w:sz w:val="22"/>
-                <w:szCs w:val="22"/>
-                <w:lang w:val="en-CA"/>
-              </w:rPr>
-            </w:rPrChange>
-          </w:rPr>
-          <w:t>th</w:t>
-        </w:r>
-        <w:r>
-          <w:rPr>
-            <w:rFonts w:ascii="Arial" w:hAnsi="Arial" w:cs="Arial"/>
-            <w:sz w:val="22"/>
-            <w:szCs w:val="22"/>
-            <w:lang w:val="en-CA"/>
-          </w:rPr>
-          <w:t xml:space="preserve">, </w:t>
-        </w:r>
-      </w:ins>
+      <w:r>
+        <w:rPr>
+          <w:rFonts w:ascii="Arial" w:hAnsi="Arial" w:cs="Arial"/>
+          <w:sz w:val="22"/>
+          <w:szCs w:val="22"/>
+          <w:lang w:val="en-CA"/>
+        </w:rPr>
+        <w:t>August 8</w:t>
+      </w:r>
+      <w:r>
+        <w:rPr>
+          <w:rFonts w:ascii="Arial" w:hAnsi="Arial" w:cs="Arial"/>
+          <w:sz w:val="22"/>
+          <w:szCs w:val="22"/>
+          <w:vertAlign w:val="superscript"/>
+          <w:lang w:val="en-CA"/>
+        </w:rPr>
+        <w:t>th</w:t>
+      </w:r>
+      <w:r>
+        <w:rPr>
+          <w:rFonts w:ascii="Arial" w:hAnsi="Arial" w:cs="Arial"/>
+          <w:sz w:val="22"/>
+          <w:szCs w:val="22"/>
+          <w:lang w:val="en-CA"/>
+        </w:rPr>
+        <w:t xml:space="preserve">, </w:t>
+      </w:r>
       <w:r>
         <w:rPr>
           <w:rFonts w:ascii="Arial" w:hAnsi="Arial" w:cs="Arial"/>
@@ -800,6 +751,7 @@
           <w:sz w:val="22"/>
           <w:szCs w:val="22"/>
         </w:rPr>
+        <w:lastRenderedPageBreak/>
         <w:t xml:space="preserve">Information that could identify you will not be published or shared beyond the research team unless we have your permission.  </w:t>
       </w:r>
     </w:p>
@@ -1016,7 +968,17 @@
         </w:rPr>
         <w:t xml:space="preserve">or up until approximately </w:t>
       </w:r>
-      <w:ins w:id="3" w:author="Spencer Smith" w:date="2026-07-17T13:56:00Z" w16du:dateUtc="2026-07-17T17:56:00Z">
+      <w:r>
+        <w:rPr>
+          <w:rFonts w:ascii="Arial" w:hAnsi="Arial" w:cs="Arial"/>
+          <w:color w:val="000000"/>
+          <w:sz w:val="22"/>
+          <w:szCs w:val="22"/>
+          <w:lang w:val="en-CA"/>
+        </w:rPr>
+        <w:t xml:space="preserve">August </w:t>
+      </w:r>
+      <w:ins w:id="0" w:author="Spencer Smith" w:date="2026-07-29T19:28:00Z" w16du:dateUtc="2026-07-29T23:28:00Z">
         <w:r>
           <w:rPr>
             <w:rFonts w:ascii="Arial" w:hAnsi="Arial" w:cs="Arial"/>
@@ -1025,28 +987,10 @@
             <w:szCs w:val="22"/>
             <w:lang w:val="en-CA"/>
           </w:rPr>
-          <w:t>August 8</w:t>
+          <w:t>30</w:t>
         </w:r>
-        <w:r>
-          <w:rPr>
-            <w:rFonts w:ascii="Arial" w:hAnsi="Arial" w:cs="Arial"/>
-            <w:color w:val="000000"/>
-            <w:sz w:val="22"/>
-            <w:szCs w:val="22"/>
-            <w:vertAlign w:val="superscript"/>
-            <w:lang w:val="en-CA"/>
-            <w:rPrChange w:id="4" w:author="Spencer Smith" w:date="2026-07-17T13:56:00Z" w16du:dateUtc="2026-07-17T17:56:00Z">
-              <w:rPr>
-                <w:rFonts w:ascii="Arial" w:hAnsi="Arial" w:cs="Arial"/>
-                <w:color w:val="000000"/>
-                <w:sz w:val="22"/>
-                <w:szCs w:val="22"/>
-                <w:lang w:val="en-CA"/>
-              </w:rPr>
-            </w:rPrChange>
-          </w:rPr>
-          <w:t>th</w:t>
-        </w:r>
+      </w:ins>
+      <w:del w:id="1" w:author="Spencer Smith" w:date="2026-07-29T19:28:00Z" w16du:dateUtc="2026-07-29T23:28:00Z">
         <w:r>
           <w:rPr>
             <w:rFonts w:ascii="Arial" w:hAnsi="Arial" w:cs="Arial"/>
@@ -1055,56 +999,30 @@
             <w:szCs w:val="22"/>
             <w:lang w:val="en-CA"/>
           </w:rPr>
-          <w:t xml:space="preserve">, </w:t>
-        </w:r>
-      </w:ins>
-      <w:del w:id="5" w:author="Spencer Smith" w:date="2026-07-17T13:56:00Z" w16du:dateUtc="2026-07-17T17:56:00Z">
-        <w:r>
-          <w:rPr>
-            <w:rFonts w:ascii="Arial" w:hAnsi="Arial" w:cs="Arial"/>
-            <w:b/>
-            <w:color w:val="000000"/>
-            <w:sz w:val="22"/>
-            <w:szCs w:val="22"/>
-            <w:lang w:val="en-CA"/>
-          </w:rPr>
-          <w:delText>July</w:delText>
-        </w:r>
-        <w:r>
-          <w:rPr>
-            <w:rFonts w:ascii="Arial" w:hAnsi="Arial" w:cs="Arial"/>
-            <w:b/>
-            <w:color w:val="000000"/>
-            <w:sz w:val="22"/>
-            <w:szCs w:val="22"/>
-            <w:lang w:val="en-CA"/>
-          </w:rPr>
-          <w:delText xml:space="preserve"> 31</w:delText>
-        </w:r>
-        <w:r>
-          <w:rPr>
-            <w:rFonts w:ascii="Arial" w:hAnsi="Arial" w:cs="Arial"/>
-            <w:b/>
-            <w:color w:val="000000"/>
-            <w:sz w:val="22"/>
-            <w:szCs w:val="22"/>
-            <w:vertAlign w:val="superscript"/>
-            <w:lang w:val="en-CA"/>
-          </w:rPr>
-          <w:delText>st</w:delText>
-        </w:r>
-        <w:r>
-          <w:rPr>
-            <w:rFonts w:ascii="Arial" w:hAnsi="Arial" w:cs="Arial"/>
-            <w:b/>
-            <w:color w:val="000000"/>
-            <w:sz w:val="22"/>
-            <w:szCs w:val="22"/>
-            <w:lang w:val="en-CA"/>
-          </w:rPr>
-          <w:delText xml:space="preserve"> </w:delText>
+          <w:delText>8</w:delText>
         </w:r>
       </w:del>
+      <w:r>
+        <w:rPr>
+          <w:rFonts w:ascii="Arial" w:hAnsi="Arial" w:cs="Arial"/>
+          <w:color w:val="000000"/>
+          <w:sz w:val="22"/>
+          <w:szCs w:val="22"/>
+          <w:vertAlign w:val="superscript"/>
+          <w:lang w:val="en-CA"/>
+        </w:rPr>
+        <w:t>th</w:t>
+      </w:r>
+      <w:r>
+        <w:rPr>
+          <w:rFonts w:ascii="Arial" w:hAnsi="Arial" w:cs="Arial"/>
+          <w:color w:val="000000"/>
+          <w:sz w:val="22"/>
+          <w:szCs w:val="22"/>
+          <w:lang w:val="en-CA"/>
+        </w:rPr>
+        <w:t xml:space="preserve">, </w:t>
+      </w:r>
       <w:r>
         <w:rPr>
           <w:rFonts w:ascii="Arial" w:hAnsi="Arial" w:cs="Arial"/>
@@ -1582,6 +1500,7 @@
           <w:sz w:val="22"/>
           <w:szCs w:val="22"/>
         </w:rPr>
+        <w:lastRenderedPageBreak/>
         <w:t>[If yes, ask where the results are to be sent.]</w:t>
       </w:r>
     </w:p>
